--- a/대본/3부/10화_Second_Source.docx
+++ b/대본/3부/10화_Second_Source.docx
@@ -2,7 +2,7 @@
 <file path=word/document.xml><?xml version="1.0" encoding="utf-8"?>
 <w:document xmlns:w="http://schemas.openxmlformats.org/wordprocessingml/2006/main" xmlns:m="http://schemas.openxmlformats.org/officeDocument/2006/math" xmlns:r="http://schemas.openxmlformats.org/officeDocument/2006/relationships" xmlns:o="urn:schemas-microsoft-com:office:office" xmlns:v="urn:schemas-microsoft-com:vml" xmlns:w10="urn:schemas-microsoft-com:office:word" xmlns:a="http://schemas.openxmlformats.org/drawingml/2006/main" xmlns:pic="http://schemas.openxmlformats.org/drawingml/2006/picture" xmlns:wp="http://schemas.openxmlformats.org/drawingml/2006/wordprocessingDrawing">
   <w:body>
-    <w:bookmarkStart w:id="31" w:name="ship-it-3부-10화"/>
+    <w:bookmarkStart w:id="32" w:name="ship-it-3부-10화"/>
     <w:p>
       <w:pPr>
         <w:pStyle w:val="Heading1"/>
@@ -65,7 +65,7 @@
         <w:t xml:space="preserve"> </w:t>
       </w:r>
       <w:r>
-        <w:t xml:space="preserve">- 규칙: 지문 없음. 전 화 100% 「화자명: 대사」. 1턴 15단어 이내.</w:t>
+        <w:t xml:space="preserve">- 규칙: 지문 없음. 전 화 100% 「화자명: 대사」. 1턴 15단어 이내 + 긴 턴 10~15회(25~35단어).</w:t>
       </w:r>
       <w:r>
         <w:t xml:space="preserve"> </w:t>
@@ -514,40 +514,25 @@
         <w:t xml:space="preserve"> </w:t>
       </w:r>
       <w:r>
-        <w:t xml:space="preserve">“</w:t>
+        <w:t xml:space="preserve">‘</w:t>
       </w:r>
       <w:r>
         <w:t xml:space="preserve">not today.</w:t>
       </w:r>
       <w:r>
-        <w:t xml:space="preserve">”</w:t>
-      </w:r>
-      <w:r>
-        <w:t xml:space="preserve"> </w:t>
-      </w:r>
-      <w:r>
-        <w:t xml:space="preserve">Watch the faces. Not just the words.</w:t>
-      </w:r>
-      <w:r>
-        <w:t xml:space="preserve"> </w:t>
-      </w:r>
-      <w:r>
-        <w:t xml:space="preserve">그레이스: 긍정적이란 건</w:t>
-      </w:r>
-      <w:r>
-        <w:t xml:space="preserve"> </w:t>
-      </w:r>
-      <w:r>
-        <w:t xml:space="preserve">“</w:t>
-      </w:r>
-      <w:r>
-        <w:t xml:space="preserve">오늘은 아니다</w:t>
-      </w:r>
-      <w:r>
-        <w:t xml:space="preserve">”</w:t>
-      </w:r>
-      <w:r>
-        <w:t xml:space="preserve">예요. 말만 보지 말고 표정을 보세요.</w:t>
+        <w:t xml:space="preserve">’</w:t>
+      </w:r>
+      <w:r>
+        <w:t xml:space="preserve"> </w:t>
+      </w:r>
+      <w:r>
+        <w:t xml:space="preserve">Koreans often avoid a direct no, especially with guests, because it can feel rude. So watch the faces, not just the words. The face tells you first.</w:t>
+      </w:r>
+      <w:r>
+        <w:t xml:space="preserve"> </w:t>
+      </w:r>
+      <w:r>
+        <w:t xml:space="preserve">그레이스: 긍정적이란 건 ’오늘은 아니다’예요. 한국 사람들은 특히 손님 앞에선 직접적인 거절을 피하는 경우가 많아요. 무례하게 느껴질 수 있으니까요. 그러니 말만 보지 말고 표정을 보세요. 표정이 먼저 알려 줘요.</w:t>
       </w:r>
     </w:p>
     <w:p>
@@ -765,13 +750,13 @@
         </w:numPr>
       </w:pPr>
       <w:r>
-        <w:t xml:space="preserve">PARK: I will be honest. Many American companies visited. Few came back.</w:t>
-      </w:r>
-      <w:r>
-        <w:t xml:space="preserve"> </w:t>
-      </w:r>
-      <w:r>
-        <w:t xml:space="preserve">박 대표: 솔직히 말씀드리죠. 많은 미국 회사가 방문했습니다. 다시 온 곳은 적었어요.</w:t>
+        <w:t xml:space="preserve">PARK: I will be honest. Many American companies visited us. They toured the factory, took photos, asked for prices. Few came back. So forgive me if I am careful today.</w:t>
+      </w:r>
+      <w:r>
+        <w:t xml:space="preserve"> </w:t>
+      </w:r>
+      <w:r>
+        <w:t xml:space="preserve">박 대표: 솔직히 말씀드리죠. 많은 미국 회사가 방문했습니다. 공장을 둘러보고, 사진을 찍고, 가격을 물었죠. 다시 온 곳은 적었어요. 그러니 오늘 제가 조심스럽더라도 이해해 주십시오.</w:t>
       </w:r>
     </w:p>
     <w:p>
@@ -986,13 +971,13 @@
         </w:numPr>
       </w:pPr>
       <w:r>
-        <w:t xml:space="preserve">SUJIN: If I hide them, you will find them later. Then you won’t trust me.</w:t>
-      </w:r>
-      <w:r>
-        <w:t xml:space="preserve"> </w:t>
-      </w:r>
-      <w:r>
-        <w:t xml:space="preserve">수진: 숨기면 나중에 찾으실 거고. 그럼 절 믿지 않으시겠죠.</w:t>
+        <w:t xml:space="preserve">SUJIN: If I hide them, you will find them later during your audit. Then you won’t trust anything I say, even the good numbers. So I show you everything on day one.</w:t>
+      </w:r>
+      <w:r>
+        <w:t xml:space="preserve"> </w:t>
+      </w:r>
+      <w:r>
+        <w:t xml:space="preserve">수진: 숨기면 실사 중에 나중에 찾으실 거예요. 그럼 제가 하는 말은 좋은 숫자까지 전부 믿지 않으시겠죠. 그래서 첫날 모든 걸 보여 드리는 거예요.</w:t>
       </w:r>
     </w:p>
     <w:p>
@@ -1234,13 +1219,13 @@
         </w:numPr>
       </w:pPr>
       <w:r>
-        <w:t xml:space="preserve">SUJIN: Close. Not identical. Viscosity was nine percent high. We need Priya.</w:t>
-      </w:r>
-      <w:r>
-        <w:t xml:space="preserve"> </w:t>
-      </w:r>
-      <w:r>
-        <w:t xml:space="preserve">수진: 근접해요. 동일하진 않고요. 점도가 9퍼센트 높았어요. 프리야가 필요해요.</w:t>
+        <w:t xml:space="preserve">SUJIN: Close. Not identical. Viscosity was nine percent high, so the gel would feel different in the syringe. I think the second step needs adjusting, but I can’t guess. We need Priya.</w:t>
+      </w:r>
+      <w:r>
+        <w:t xml:space="preserve"> </w:t>
+      </w:r>
+      <w:r>
+        <w:t xml:space="preserve">수진: 근접해요. 동일하진 않고요. 점도가 9퍼센트 높아서 주사기 안에서 젤 느낌이 다를 거예요. 두 번째 단계를 조정해야 할 것 같은데, 추측으로는 못 해요. 프리야가 필요해요.</w:t>
       </w:r>
     </w:p>
     <w:p>
@@ -1414,13 +1399,13 @@
         </w:numPr>
       </w:pPr>
       <w:r>
-        <w:t xml:space="preserve">GRACE: That’s ten months. Then the FDA supplement.</w:t>
-      </w:r>
-      <w:r>
-        <w:t xml:space="preserve"> </w:t>
-      </w:r>
-      <w:r>
-        <w:t xml:space="preserve">그레이스: 10개월이네요. 그다음에 FDA 변경 신청.</w:t>
+        <w:t xml:space="preserve">GRACE: That’s ten months in total. Then we still have to file the FDA supplement and wait for their review, so the real date is later than ten months.</w:t>
+      </w:r>
+      <w:r>
+        <w:t xml:space="preserve"> </w:t>
+      </w:r>
+      <w:r>
+        <w:t xml:space="preserve">그레이스: 전부 합쳐 10개월이네요. 그다음에도 FDA 변경 신청을 내고 심사를 기다려야 하니까, 실제 날짜는 10개월보다 늦어요.</w:t>
       </w:r>
     </w:p>
     <w:p>
@@ -1550,13 +1535,13 @@
         </w:numPr>
       </w:pPr>
       <w:r>
-        <w:t xml:space="preserve">PARK: When Veyra comes to Asia, Seorin wants the first conversation. About distribution.</w:t>
-      </w:r>
-      <w:r>
-        <w:t xml:space="preserve"> </w:t>
-      </w:r>
-      <w:r>
-        <w:t xml:space="preserve">박 대표: 베이라가 아시아에 올 때, 서린이 첫 대화를 원합니다. 유통에 관해.</w:t>
+        <w:t xml:space="preserve">PARK: When Veyra comes to Asia, Seorin wants the first conversation about distribution. We know the Korean market and the hospitals here. And we would like to be a partner, not only a factory.</w:t>
+      </w:r>
+      <w:r>
+        <w:t xml:space="preserve"> </w:t>
+      </w:r>
+      <w:r>
+        <w:t xml:space="preserve">박 대표: 베이라가 아시아에 올 때, 서린이 유통에 관한 첫 대화를 원합니다. 우리는 한국 시장과 이곳 병원들을 압니다. 그리고 단지 공장이 아니라 파트너가 되고 싶습니다.</w:t>
       </w:r>
     </w:p>
     <w:p>
@@ -1652,13 +1637,13 @@
         </w:numPr>
       </w:pPr>
       <w:r>
-        <w:t xml:space="preserve">MARCUS: A right of first negotiation. Not rights. A first conversation. In writing.</w:t>
-      </w:r>
-      <w:r>
-        <w:t xml:space="preserve"> </w:t>
-      </w:r>
-      <w:r>
-        <w:t xml:space="preserve">마커스: 우선 협상권. 판권 말고. 첫 대화. 서면으로.</w:t>
+        <w:t xml:space="preserve">MARCUS: A right of first negotiation. Not rights. When we’re ready for Asia, you get the first conversation before anyone else. It’s smaller than you asked for, but it’s real. In writing.</w:t>
+      </w:r>
+      <w:r>
+        <w:t xml:space="preserve"> </w:t>
+      </w:r>
+      <w:r>
+        <w:t xml:space="preserve">마커스: 우선 협상권. 판권 말고요. 우리가 아시아에 갈 준비가 되면, 다른 누구보다 먼저 첫 대화를 하시는 겁니다. 요청하신 것보다 작지만 진짜예요. 서면으로.</w:t>
       </w:r>
     </w:p>
     <w:p>
@@ -1885,13 +1870,13 @@
         </w:numPr>
       </w:pPr>
       <w:r>
-        <w:t xml:space="preserve">MARCUS: Eight years. Supply officer. I moved things that couldn’t be late.</w:t>
-      </w:r>
-      <w:r>
-        <w:t xml:space="preserve"> </w:t>
-      </w:r>
-      <w:r>
-        <w:t xml:space="preserve">마커스: 8년. 보급 장교. 늦으면 안 되는 물건들을 옮겼죠.</w:t>
+        <w:t xml:space="preserve">MARCUS: Eight years. Supply officer. I moved things that couldn’t be late, like fuel, food, and medicine. If my trucks were late, people went without. That’s why I worry about suppliers.</w:t>
+      </w:r>
+      <w:r>
+        <w:t xml:space="preserve"> </w:t>
+      </w:r>
+      <w:r>
+        <w:t xml:space="preserve">마커스: 8년. 보급 장교. 늦으면 안 되는 물건들을 옮겼죠. 연료, 식량, 의약품 같은 거요. 제 트럭이 늦으면 사람들이 굶거나 버텨야 했어요. 그래서 제가 공급처를 걱정하는 겁니다.</w:t>
       </w:r>
     </w:p>
     <w:p>
@@ -1970,13 +1955,13 @@
         </w:numPr>
       </w:pPr>
       <w:r>
-        <w:t xml:space="preserve">PARK: Five years ago. An audit, six months of work, a handshake. Then silence.</w:t>
-      </w:r>
-      <w:r>
-        <w:t xml:space="preserve"> </w:t>
-      </w:r>
-      <w:r>
-        <w:t xml:space="preserve">박 대표: 5년 전. 실사, 6개월의 작업, 악수. 그리고 침묵.</w:t>
+        <w:t xml:space="preserve">PARK: Five years ago. An audit, six months of work, and a handshake in this room. We worked hard to be ready for them. Then silence. Nothing for weeks.</w:t>
+      </w:r>
+      <w:r>
+        <w:t xml:space="preserve"> </w:t>
+      </w:r>
+      <w:r>
+        <w:t xml:space="preserve">박 대표: 5년 전. 실사, 6개월의 작업, 그리고 이 방에서의 악수. 그들을 맞을 준비를 하려고 열심히 일했죠. 그리고 침묵. 몇 주 동안 아무것도.</w:t>
       </w:r>
     </w:p>
     <w:p>
@@ -2130,13 +2115,13 @@
         </w:numPr>
       </w:pPr>
       <w:r>
-        <w:t xml:space="preserve">MARCUS: CEO Park. I can’t promise Asia. But I can promise a phone call. Always.</w:t>
-      </w:r>
-      <w:r>
-        <w:t xml:space="preserve"> </w:t>
-      </w:r>
-      <w:r>
-        <w:t xml:space="preserve">마커스: 박 대표님. 아시아는 약속 못 해요. 하지만 전화는 약속할 수 있어요. 언제나.</w:t>
+        <w:t xml:space="preserve">MARCUS: CEO Park, I can’t promise Asia. That’s not my decision. But I can promise a phone call, always. If something changes, you’ll hear it from a person, not an inbox.</w:t>
+      </w:r>
+      <w:r>
+        <w:t xml:space="preserve"> </w:t>
+      </w:r>
+      <w:r>
+        <w:t xml:space="preserve">마커스: 박 대표님, 아시아는 약속 못 해요. 제가 결정할 일이 아니거든요. 하지만 전화는 약속할 수 있어요. 언제나. 뭔가 바뀌면, 받은편지함이 아니라 사람에게서 듣게 되실 겁니다.</w:t>
       </w:r>
     </w:p>
     <w:p>
@@ -2475,13 +2460,13 @@
         </w:numPr>
       </w:pPr>
       <w:r>
-        <w:t xml:space="preserve">MARCUS: Maybe four months of buffer. It costs cash. We’ll argue at Go/No-Go.</w:t>
-      </w:r>
-      <w:r>
-        <w:t xml:space="preserve"> </w:t>
-      </w:r>
-      <w:r>
-        <w:t xml:space="preserve">마커스: 4개월치 버퍼 정도. 현금이 들어. Go/No-Go 때 논쟁하자.</w:t>
+        <w:t xml:space="preserve">MARCUS: Maybe four months of buffer. It costs cash, because we pay Meridian now and sell later, and the bank will ask about it. We’ll argue at Go/No-Go.</w:t>
+      </w:r>
+      <w:r>
+        <w:t xml:space="preserve"> </w:t>
+      </w:r>
+      <w:r>
+        <w:t xml:space="preserve">마커스: 4개월치 버퍼 정도. 현금이 들어. 메리디안엔 지금 돈을 내고 판매는 나중에 하니까. 은행도 물어볼 거고. Go/No-Go 때 논쟁하자.</w:t>
       </w:r>
     </w:p>
     <w:p>
@@ -2509,13 +2494,13 @@
         </w:numPr>
       </w:pPr>
       <w:r>
-        <w:t xml:space="preserve">GRACE: One thing. Halvern walked away from them five years ago. With a one-line email.</w:t>
-      </w:r>
-      <w:r>
-        <w:t xml:space="preserve"> </w:t>
-      </w:r>
-      <w:r>
-        <w:t xml:space="preserve">그레이스: 하나요. 할번이 5년 전에 그들을 떠났대요. 한 줄짜리 이메일로.</w:t>
+        <w:t xml:space="preserve">GRACE: One thing. Halvern walked away from them five years ago, with a one-line email. CEO Park hasn’t forgotten, and I think that’s why he trusted Marcus’s promise about phone calls.</w:t>
+      </w:r>
+      <w:r>
+        <w:t xml:space="preserve"> </w:t>
+      </w:r>
+      <w:r>
+        <w:t xml:space="preserve">그레이스: 하나요. 할번이 5년 전에 한 줄짜리 이메일로 그들을 떠났대요. 박 대표님은 잊지 않으셨어요. 그래서 마커스의 전화 약속을 믿으신 것 같아요.</w:t>
       </w:r>
     </w:p>
     <w:p>
@@ -2648,7 +2633,7 @@
     </w:p>
     <w:bookmarkEnd w:id="25"/>
     <w:bookmarkEnd w:id="26"/>
-    <w:bookmarkStart w:id="30" w:name="학습-부록"/>
+    <w:bookmarkStart w:id="31" w:name="학습-부록"/>
     <w:p>
       <w:pPr>
         <w:pStyle w:val="Heading2"/>
@@ -3716,8 +3701,349 @@
       </w:tr>
     </w:tbl>
     <w:bookmarkEnd w:id="29"/>
+    <w:bookmarkStart w:id="30" w:name="긴-발화-분석"/>
+    <w:p>
+      <w:pPr>
+        <w:pStyle w:val="Heading3"/>
+      </w:pPr>
+      <w:r>
+        <w:t xml:space="preserve">④ 긴 발화 분석</w:t>
+      </w:r>
+    </w:p>
+    <w:p>
+      <w:pPr>
+        <w:pStyle w:val="BlockText"/>
+      </w:pPr>
+      <w:r>
+        <w:rPr>
+          <w:bCs/>
+          <w:b/>
+        </w:rPr>
+        <w:t xml:space="preserve">73턴 MARCUS:</w:t>
+      </w:r>
+      <w:r>
+        <w:t xml:space="preserve"> </w:t>
+      </w:r>
+      <w:r>
+        <w:t xml:space="preserve">“</w:t>
+      </w:r>
+      <w:r>
+        <w:t xml:space="preserve">A right of first negotiation. Not rights. When we’re ready for Asia, you get the first conversation before anyone else. It’s smaller than you asked for, but it’s real. In writing.</w:t>
+      </w:r>
+      <w:r>
+        <w:t xml:space="preserve">”</w:t>
+      </w:r>
+    </w:p>
+    <w:tbl>
+      <w:tblPr>
+        <w:tblStyle w:val="Table"/>
+        <w:tblW w:type="pct" w:w="5000"/>
+        <w:tblLook w:firstRow="1" w:lastRow="0" w:firstColumn="0" w:lastColumn="0" w:noHBand="0" w:noVBand="0" w:val="0020"/>
+        <w:jc w:val="start"/>
+      </w:tblPr>
+      <w:tblGrid>
+        <w:gridCol w:w="2640"/>
+        <w:gridCol w:w="2640"/>
+        <w:gridCol w:w="2640"/>
+      </w:tblGrid>
+      <w:tr>
+        <w:trPr>
+          <w:tblHeader w:val="true"/>
+        </w:trPr>
+        <w:tc>
+          <w:tcPr/>
+          <w:p>
+            <w:pPr>
+              <w:pStyle w:val="Compact"/>
+              <w:jc w:val="left"/>
+            </w:pPr>
+            <w:r>
+              <w:t xml:space="preserve">구조</w:t>
+            </w:r>
+          </w:p>
+        </w:tc>
+        <w:tc>
+          <w:tcPr/>
+          <w:p>
+            <w:pPr>
+              <w:pStyle w:val="Compact"/>
+              <w:jc w:val="left"/>
+            </w:pPr>
+            <w:r>
+              <w:t xml:space="preserve">영어</w:t>
+            </w:r>
+          </w:p>
+        </w:tc>
+        <w:tc>
+          <w:tcPr/>
+          <w:p>
+            <w:pPr>
+              <w:pStyle w:val="Compact"/>
+              <w:jc w:val="left"/>
+            </w:pPr>
+            <w:r>
+              <w:t xml:space="preserve">기능</w:t>
+            </w:r>
+          </w:p>
+        </w:tc>
+      </w:tr>
+      <w:tr>
+        <w:tc>
+          <w:tcPr/>
+          <w:p>
+            <w:pPr>
+              <w:pStyle w:val="Compact"/>
+              <w:jc w:val="left"/>
+            </w:pPr>
+            <w:r>
+              <w:t xml:space="preserve">① 대안 제시(이름)</w:t>
+            </w:r>
+          </w:p>
+        </w:tc>
+        <w:tc>
+          <w:tcPr/>
+          <w:p>
+            <w:pPr>
+              <w:pStyle w:val="Compact"/>
+              <w:jc w:val="left"/>
+            </w:pPr>
+            <w:r>
+              <w:t xml:space="preserve">A right of first negotiation. Not rights.</w:t>
+            </w:r>
+          </w:p>
+        </w:tc>
+        <w:tc>
+          <w:tcPr/>
+          <w:p>
+            <w:pPr>
+              <w:pStyle w:val="Compact"/>
+              <w:jc w:val="left"/>
+            </w:pPr>
+            <w:r>
+              <w:t xml:space="preserve">무엇을 주고 무엇을 주지 않는지 먼저 선을 그음</w:t>
+            </w:r>
+          </w:p>
+        </w:tc>
+      </w:tr>
+      <w:tr>
+        <w:tc>
+          <w:tcPr/>
+          <w:p>
+            <w:pPr>
+              <w:pStyle w:val="Compact"/>
+              <w:jc w:val="left"/>
+            </w:pPr>
+            <w:r>
+              <w:t xml:space="preserve">② 내용 설명</w:t>
+            </w:r>
+          </w:p>
+        </w:tc>
+        <w:tc>
+          <w:tcPr/>
+          <w:p>
+            <w:pPr>
+              <w:pStyle w:val="Compact"/>
+              <w:jc w:val="left"/>
+            </w:pPr>
+            <w:r>
+              <w:t xml:space="preserve">When we’re ready for Asia, you get the first conversation before anyone else.</w:t>
+            </w:r>
+          </w:p>
+        </w:tc>
+        <w:tc>
+          <w:tcPr/>
+          <w:p>
+            <w:pPr>
+              <w:pStyle w:val="Compact"/>
+              <w:jc w:val="left"/>
+            </w:pPr>
+            <w:r>
+              <w:t xml:space="preserve">When절로 조건과 시점을 명확히 함</w:t>
+            </w:r>
+          </w:p>
+        </w:tc>
+      </w:tr>
+      <w:tr>
+        <w:tc>
+          <w:tcPr/>
+          <w:p>
+            <w:pPr>
+              <w:pStyle w:val="Compact"/>
+              <w:jc w:val="left"/>
+            </w:pPr>
+            <w:r>
+              <w:t xml:space="preserve">③ 솔직한 인정</w:t>
+            </w:r>
+          </w:p>
+        </w:tc>
+        <w:tc>
+          <w:tcPr/>
+          <w:p>
+            <w:pPr>
+              <w:pStyle w:val="Compact"/>
+              <w:jc w:val="left"/>
+            </w:pPr>
+            <w:r>
+              <w:t xml:space="preserve">It’s smaller than you asked for, but it’s real.</w:t>
+            </w:r>
+          </w:p>
+        </w:tc>
+        <w:tc>
+          <w:tcPr/>
+          <w:p>
+            <w:pPr>
+              <w:pStyle w:val="Compact"/>
+              <w:jc w:val="left"/>
+            </w:pPr>
+            <w:r>
+              <w:t xml:space="preserve">요청보다 작다는 걸 먼저 인정하고 but으로 가치를 강조</w:t>
+            </w:r>
+          </w:p>
+        </w:tc>
+      </w:tr>
+      <w:tr>
+        <w:tc>
+          <w:tcPr/>
+          <w:p>
+            <w:pPr>
+              <w:pStyle w:val="Compact"/>
+              <w:jc w:val="left"/>
+            </w:pPr>
+            <w:r>
+              <w:t xml:space="preserve">④ 신뢰 장치</w:t>
+            </w:r>
+          </w:p>
+        </w:tc>
+        <w:tc>
+          <w:tcPr/>
+          <w:p>
+            <w:pPr>
+              <w:pStyle w:val="Compact"/>
+              <w:jc w:val="left"/>
+            </w:pPr>
+            <w:r>
+              <w:t xml:space="preserve">In writing.</w:t>
+            </w:r>
+          </w:p>
+        </w:tc>
+        <w:tc>
+          <w:tcPr/>
+          <w:p>
+            <w:pPr>
+              <w:pStyle w:val="Compact"/>
+              <w:jc w:val="left"/>
+            </w:pPr>
+            <w:r>
+              <w:t xml:space="preserve">말뿐인 약속이 아님을 보여 줌</w:t>
+            </w:r>
+          </w:p>
+        </w:tc>
+      </w:tr>
+    </w:tbl>
+    <w:p>
+      <w:pPr>
+        <w:pStyle w:val="BodyText"/>
+      </w:pPr>
+      <w:r>
+        <w:rPr>
+          <w:bCs/>
+          <w:b/>
+        </w:rPr>
+        <w:t xml:space="preserve">활용 패턴:</w:t>
+      </w:r>
+      <w:r>
+        <w:t xml:space="preserve"> </w:t>
+      </w:r>
+      <w:r>
+        <w:t xml:space="preserve">대안 이름 +</w:t>
+      </w:r>
+      <w:r>
+        <w:t xml:space="preserve"> </w:t>
+      </w:r>
+      <w:r>
+        <w:t xml:space="preserve">“</w:t>
+      </w:r>
+      <w:r>
+        <w:t xml:space="preserve">Not A.</w:t>
+      </w:r>
+      <w:r>
+        <w:t xml:space="preserve">”</w:t>
+      </w:r>
+      <w:r>
+        <w:t xml:space="preserve"> </w:t>
+      </w:r>
+      <w:r>
+        <w:t xml:space="preserve">→ When…, you get… →</w:t>
+      </w:r>
+      <w:r>
+        <w:t xml:space="preserve"> </w:t>
+      </w:r>
+      <w:r>
+        <w:t xml:space="preserve">“</w:t>
+      </w:r>
+      <w:r>
+        <w:t xml:space="preserve">It’s smaller than…, but it’s real.</w:t>
+      </w:r>
+      <w:r>
+        <w:t xml:space="preserve">”</w:t>
+      </w:r>
+      <w:r>
+        <w:t xml:space="preserve"> </w:t>
+      </w:r>
+      <w:r>
+        <w:t xml:space="preserve">→ 보증</w:t>
+      </w:r>
+      <w:r>
+        <w:t xml:space="preserve"> </w:t>
+      </w:r>
+      <w:r>
+        <w:rPr>
+          <w:bCs/>
+          <w:b/>
+        </w:rPr>
+        <w:t xml:space="preserve">연결 표현:</w:t>
+      </w:r>
+      <w:r>
+        <w:t xml:space="preserve"> </w:t>
+      </w:r>
+      <w:r>
+        <w:t xml:space="preserve">Not rights(판권은 아니다) · When we’re ready(우리가 준비되면) · before anyone else(다른 누구보다 먼저) · smaller than you asked for, but…(요청보다 작지만)</w:t>
+      </w:r>
+      <w:r>
+        <w:t xml:space="preserve"> </w:t>
+      </w:r>
+      <w:r>
+        <w:rPr>
+          <w:bCs/>
+          <w:b/>
+        </w:rPr>
+        <w:t xml:space="preserve">연습:</w:t>
+      </w:r>
+      <w:r>
+        <w:t xml:space="preserve"> </w:t>
+      </w:r>
+      <w:r>
+        <w:t xml:space="preserve">독점 계약을 원하는 거래처에게</w:t>
+      </w:r>
+      <w:r>
+        <w:t xml:space="preserve"> </w:t>
+      </w:r>
+      <w:r>
+        <w:t xml:space="preserve">“</w:t>
+      </w:r>
+      <w:r>
+        <w:t xml:space="preserve">우선 공급</w:t>
+      </w:r>
+      <w:r>
+        <w:t xml:space="preserve">”</w:t>
+      </w:r>
+      <w:r>
+        <w:t xml:space="preserve">을 대신 제안하는 상황을 같은 구조로 30단어 안팎으로 말해 보기.</w:t>
+      </w:r>
+    </w:p>
     <w:bookmarkEnd w:id="30"/>
     <w:bookmarkEnd w:id="31"/>
+    <w:bookmarkEnd w:id="32"/>
     <w:sectPr/>
   </w:body>
 </w:document>

--- a/대본/3부/10화_Second_Source.docx
+++ b/대본/3부/10화_Second_Source.docx
@@ -2,7 +2,7 @@
 <file path=word/document.xml><?xml version="1.0" encoding="utf-8"?>
 <w:document xmlns:w="http://schemas.openxmlformats.org/wordprocessingml/2006/main" xmlns:m="http://schemas.openxmlformats.org/officeDocument/2006/math" xmlns:r="http://schemas.openxmlformats.org/officeDocument/2006/relationships" xmlns:o="urn:schemas-microsoft-com:office:office" xmlns:v="urn:schemas-microsoft-com:vml" xmlns:w10="urn:schemas-microsoft-com:office:word" xmlns:a="http://schemas.openxmlformats.org/drawingml/2006/main" xmlns:pic="http://schemas.openxmlformats.org/drawingml/2006/picture" xmlns:wp="http://schemas.openxmlformats.org/drawingml/2006/wordprocessingDrawing">
   <w:body>
-    <w:bookmarkStart w:id="32" w:name="ship-it-3부-10화"/>
+    <w:bookmarkStart w:id="38" w:name="ship-it-3부-10화"/>
     <w:p>
       <w:pPr>
         <w:pStyle w:val="Heading1"/>
@@ -186,95 +186,47 @@
     </w:p>
     <w:p>
       <w:pPr>
-        <w:numPr>
-          <w:ilvl w:val="0"/>
-          <w:numId w:val="1001"/>
-        </w:numPr>
+        <w:pStyle w:val="FirstParagraph"/>
       </w:pPr>
       <w:r>
         <w:t xml:space="preserve">MARCUS: Grace, read me your mom’s rules again. Slowly.</w:t>
       </w:r>
-      <w:r>
-        <w:t xml:space="preserve"> </w:t>
-      </w:r>
-      <w:r>
-        <w:t xml:space="preserve">마커스: 그레이스, 어머니 규칙 다시 읽어 줘. 천천히.</w:t>
-      </w:r>
-    </w:p>
-    <w:p>
-      <w:pPr>
-        <w:numPr>
-          <w:ilvl w:val="0"/>
-          <w:numId w:val="1001"/>
-        </w:numPr>
+    </w:p>
+    <w:p>
+      <w:pPr>
+        <w:pStyle w:val="BodyText"/>
       </w:pPr>
       <w:r>
         <w:t xml:space="preserve">GRACE: Rule one. Business cards with two hands. Read it. Don’t put it in your pocket.</w:t>
       </w:r>
-      <w:r>
-        <w:t xml:space="preserve"> </w:t>
-      </w:r>
-      <w:r>
-        <w:t xml:space="preserve">그레이스: 규칙 1. 명함은 두 손으로. 읽어 보고. 주머니에 바로 넣지 말 것.</w:t>
-      </w:r>
-    </w:p>
-    <w:p>
-      <w:pPr>
-        <w:numPr>
-          <w:ilvl w:val="0"/>
-          <w:numId w:val="1001"/>
-        </w:numPr>
+    </w:p>
+    <w:p>
+      <w:pPr>
+        <w:pStyle w:val="BodyText"/>
       </w:pPr>
       <w:r>
         <w:t xml:space="preserve">MARCUS: Where do I put it?</w:t>
       </w:r>
-      <w:r>
-        <w:t xml:space="preserve"> </w:t>
-      </w:r>
-      <w:r>
-        <w:t xml:space="preserve">마커스: 그럼 어디 둬?</w:t>
-      </w:r>
-    </w:p>
-    <w:p>
-      <w:pPr>
-        <w:numPr>
-          <w:ilvl w:val="0"/>
-          <w:numId w:val="1001"/>
-        </w:numPr>
+    </w:p>
+    <w:p>
+      <w:pPr>
+        <w:pStyle w:val="BodyText"/>
       </w:pPr>
       <w:r>
         <w:t xml:space="preserve">GRACE: On the table. In front of you. Until the meeting ends.</w:t>
       </w:r>
-      <w:r>
-        <w:t xml:space="preserve"> </w:t>
-      </w:r>
-      <w:r>
-        <w:t xml:space="preserve">그레이스: 테이블 위에. 앞에. 회의 끝날 때까지.</w:t>
-      </w:r>
-    </w:p>
-    <w:p>
-      <w:pPr>
-        <w:numPr>
-          <w:ilvl w:val="0"/>
-          <w:numId w:val="1001"/>
-        </w:numPr>
+    </w:p>
+    <w:p>
+      <w:pPr>
+        <w:pStyle w:val="BodyText"/>
       </w:pPr>
       <w:r>
         <w:t xml:space="preserve">MARCUS: Like a name tent. Got it. Rule two?</w:t>
       </w:r>
-      <w:r>
-        <w:t xml:space="preserve"> </w:t>
-      </w:r>
-      <w:r>
-        <w:t xml:space="preserve">마커스: 이름표처럼. 알았어. 규칙 2?</w:t>
-      </w:r>
-    </w:p>
-    <w:p>
-      <w:pPr>
-        <w:numPr>
-          <w:ilvl w:val="0"/>
-          <w:numId w:val="1001"/>
-        </w:numPr>
+    </w:p>
+    <w:p>
+      <w:pPr>
+        <w:pStyle w:val="BodyText"/>
       </w:pPr>
       <w:r>
         <w:t xml:space="preserve">GRACE: Call him</w:t>
@@ -327,11 +279,37 @@
       <w:r>
         <w:t xml:space="preserve">”</w:t>
       </w:r>
-      <w:r>
-        <w:t xml:space="preserve"> </w:t>
-      </w:r>
-      <w:r>
-        <w:t xml:space="preserve">그레이스:</w:t>
+    </w:p>
+    <w:p>
+      <w:pPr>
+        <w:pStyle w:val="BodyText"/>
+      </w:pPr>
+      <w:r>
+        <w:t xml:space="preserve">MARCUS: In Austin, our CEO wears flip-flops.</w:t>
+      </w:r>
+    </w:p>
+    <w:p>
+      <w:pPr>
+        <w:pStyle w:val="BodyText"/>
+      </w:pPr>
+      <w:r>
+        <w:t xml:space="preserve">GRACE: Don’t tell them that. Rule three. Wait to sit until he sits.</w:t>
+      </w:r>
+    </w:p>
+    <w:p>
+      <w:pPr>
+        <w:pStyle w:val="BodyText"/>
+      </w:pPr>
+      <w:r>
+        <w:t xml:space="preserve">MARCUS: Army rule. Easy. What else?</w:t>
+      </w:r>
+    </w:p>
+    <w:p>
+      <w:pPr>
+        <w:pStyle w:val="BodyText"/>
+      </w:pPr>
+      <w:r>
+        <w:t xml:space="preserve">GRACE: If they say,</w:t>
       </w:r>
       <w:r>
         <w:t xml:space="preserve"> </w:t>
@@ -340,13 +318,66 @@
         <w:t xml:space="preserve">“</w:t>
       </w:r>
       <w:r>
-        <w:t xml:space="preserve">박 대표님</w:t>
+        <w:t xml:space="preserve">We’ll review it positively,</w:t>
       </w:r>
       <w:r>
         <w:t xml:space="preserve">”</w:t>
       </w:r>
       <w:r>
-        <w:t xml:space="preserve">이라고 부를 것. 아니면</w:t>
+        <w:t xml:space="preserve"> </w:t>
+      </w:r>
+      <w:r>
+        <w:t xml:space="preserve">it might mean no.</w:t>
+      </w:r>
+    </w:p>
+    <w:p>
+      <w:pPr>
+        <w:pStyle w:val="BodyText"/>
+      </w:pPr>
+      <w:r>
+        <w:t xml:space="preserve">MARCUS: Positive means no?</w:t>
+      </w:r>
+    </w:p>
+    <w:p>
+      <w:pPr>
+        <w:pStyle w:val="BodyText"/>
+      </w:pPr>
+      <w:r>
+        <w:t xml:space="preserve">GRACE: Positive means</w:t>
+      </w:r>
+      <w:r>
+        <w:t xml:space="preserve"> </w:t>
+      </w:r>
+      <w:r>
+        <w:t xml:space="preserve">‘</w:t>
+      </w:r>
+      <w:r>
+        <w:t xml:space="preserve">not today.</w:t>
+      </w:r>
+      <w:r>
+        <w:t xml:space="preserve">’</w:t>
+      </w:r>
+      <w:r>
+        <w:t xml:space="preserve"> </w:t>
+      </w:r>
+      <w:r>
+        <w:t xml:space="preserve">Koreans often avoid a direct no, especially with guests, because it can feel rude. So watch the faces, not just the words. The face tells you first.</w:t>
+      </w:r>
+    </w:p>
+    <w:p>
+      <w:pPr>
+        <w:pStyle w:val="BodyText"/>
+      </w:pPr>
+      <w:r>
+        <w:t xml:space="preserve">MARCUS: And rule nine? Business?</w:t>
+      </w:r>
+    </w:p>
+    <w:p>
+      <w:pPr>
+        <w:pStyle w:val="BodyText"/>
+      </w:pPr>
+      <w:r>
+        <w:t xml:space="preserve">GRACE: Rule nine says,</w:t>
       </w:r>
       <w:r>
         <w:t xml:space="preserve"> </w:t>
@@ -355,262 +386,18 @@
         <w:t xml:space="preserve">“</w:t>
       </w:r>
       <w:r>
-        <w:t xml:space="preserve">대표님</w:t>
+        <w:t xml:space="preserve">Don’t let the American drink too much.</w:t>
       </w:r>
       <w:r>
         <w:t xml:space="preserve">”</w:t>
       </w:r>
-      <w:r>
-        <w:t xml:space="preserve">. 절대</w:t>
-      </w:r>
-      <w:r>
-        <w:t xml:space="preserve"> </w:t>
-      </w:r>
-      <w:r>
-        <w:t xml:space="preserve">“</w:t>
-      </w:r>
-      <w:r>
-        <w:t xml:space="preserve">정호</w:t>
-      </w:r>
-      <w:r>
-        <w:t xml:space="preserve">”</w:t>
-      </w:r>
-      <w:r>
-        <w:t xml:space="preserve"> </w:t>
-      </w:r>
-      <w:r>
-        <w:t xml:space="preserve">말고.</w:t>
-      </w:r>
-    </w:p>
-    <w:p>
-      <w:pPr>
-        <w:numPr>
-          <w:ilvl w:val="0"/>
-          <w:numId w:val="1001"/>
-        </w:numPr>
-      </w:pPr>
-      <w:r>
-        <w:t xml:space="preserve">MARCUS: In Austin, our CEO wears flip-flops.</w:t>
-      </w:r>
-      <w:r>
-        <w:t xml:space="preserve"> </w:t>
-      </w:r>
-      <w:r>
-        <w:t xml:space="preserve">마커스: 오스틴에선 우리 CEO가 슬리퍼 신는데.</w:t>
-      </w:r>
-    </w:p>
-    <w:p>
-      <w:pPr>
-        <w:numPr>
-          <w:ilvl w:val="0"/>
-          <w:numId w:val="1001"/>
-        </w:numPr>
-      </w:pPr>
-      <w:r>
-        <w:t xml:space="preserve">GRACE: Don’t tell them that. Rule three. Wait to sit until he sits.</w:t>
-      </w:r>
-      <w:r>
-        <w:t xml:space="preserve"> </w:t>
-      </w:r>
-      <w:r>
-        <w:t xml:space="preserve">그레이스: 그건 말하지 마세요. 규칙 3. 그분이 앉을 때까지 앉지 말 것.</w:t>
-      </w:r>
-    </w:p>
-    <w:p>
-      <w:pPr>
-        <w:numPr>
-          <w:ilvl w:val="0"/>
-          <w:numId w:val="1001"/>
-        </w:numPr>
-      </w:pPr>
-      <w:r>
-        <w:t xml:space="preserve">MARCUS: Army rule. Easy. What else?</w:t>
-      </w:r>
-      <w:r>
-        <w:t xml:space="preserve"> </w:t>
-      </w:r>
-      <w:r>
-        <w:t xml:space="preserve">마커스: 군대 규칙이네. 쉽지. 또?</w:t>
-      </w:r>
-    </w:p>
-    <w:p>
-      <w:pPr>
-        <w:numPr>
-          <w:ilvl w:val="0"/>
-          <w:numId w:val="1001"/>
-        </w:numPr>
-      </w:pPr>
-      <w:r>
-        <w:t xml:space="preserve">GRACE: If they say,</w:t>
-      </w:r>
-      <w:r>
-        <w:t xml:space="preserve"> </w:t>
-      </w:r>
-      <w:r>
-        <w:t xml:space="preserve">“</w:t>
-      </w:r>
-      <w:r>
-        <w:t xml:space="preserve">We’ll review it positively,</w:t>
-      </w:r>
-      <w:r>
-        <w:t xml:space="preserve">”</w:t>
-      </w:r>
-      <w:r>
-        <w:t xml:space="preserve"> </w:t>
-      </w:r>
-      <w:r>
-        <w:t xml:space="preserve">it might mean no.</w:t>
-      </w:r>
-      <w:r>
-        <w:t xml:space="preserve"> </w:t>
-      </w:r>
-      <w:r>
-        <w:t xml:space="preserve">그레이스:</w:t>
-      </w:r>
-      <w:r>
-        <w:t xml:space="preserve"> </w:t>
-      </w:r>
-      <w:r>
-        <w:t xml:space="preserve">“</w:t>
-      </w:r>
-      <w:r>
-        <w:t xml:space="preserve">긍정적으로 검토하겠습니다</w:t>
-      </w:r>
-      <w:r>
-        <w:t xml:space="preserve">”</w:t>
-      </w:r>
-      <w:r>
-        <w:t xml:space="preserve">라고 하면 거절일 수도 있어요.</w:t>
-      </w:r>
-    </w:p>
-    <w:p>
-      <w:pPr>
-        <w:numPr>
-          <w:ilvl w:val="0"/>
-          <w:numId w:val="1001"/>
-        </w:numPr>
-      </w:pPr>
-      <w:r>
-        <w:t xml:space="preserve">MARCUS: Positive means no?</w:t>
-      </w:r>
-      <w:r>
-        <w:t xml:space="preserve"> </w:t>
-      </w:r>
-      <w:r>
-        <w:t xml:space="preserve">마커스: 긍정적이 거절이라고?</w:t>
-      </w:r>
-    </w:p>
-    <w:p>
-      <w:pPr>
-        <w:numPr>
-          <w:ilvl w:val="0"/>
-          <w:numId w:val="1001"/>
-        </w:numPr>
-      </w:pPr>
-      <w:r>
-        <w:t xml:space="preserve">GRACE: Positive means</w:t>
-      </w:r>
-      <w:r>
-        <w:t xml:space="preserve"> </w:t>
-      </w:r>
-      <w:r>
-        <w:t xml:space="preserve">‘</w:t>
-      </w:r>
-      <w:r>
-        <w:t xml:space="preserve">not today.</w:t>
-      </w:r>
-      <w:r>
-        <w:t xml:space="preserve">’</w:t>
-      </w:r>
-      <w:r>
-        <w:t xml:space="preserve"> </w:t>
-      </w:r>
-      <w:r>
-        <w:t xml:space="preserve">Koreans often avoid a direct no, especially with guests, because it can feel rude. So watch the faces, not just the words. The face tells you first.</w:t>
-      </w:r>
-      <w:r>
-        <w:t xml:space="preserve"> </w:t>
-      </w:r>
-      <w:r>
-        <w:t xml:space="preserve">그레이스: 긍정적이란 건 ’오늘은 아니다’예요. 한국 사람들은 특히 손님 앞에선 직접적인 거절을 피하는 경우가 많아요. 무례하게 느껴질 수 있으니까요. 그러니 말만 보지 말고 표정을 보세요. 표정이 먼저 알려 줘요.</w:t>
-      </w:r>
-    </w:p>
-    <w:p>
-      <w:pPr>
-        <w:numPr>
-          <w:ilvl w:val="0"/>
-          <w:numId w:val="1001"/>
-        </w:numPr>
-      </w:pPr>
-      <w:r>
-        <w:t xml:space="preserve">MARCUS: And rule nine? Business?</w:t>
-      </w:r>
-      <w:r>
-        <w:t xml:space="preserve"> </w:t>
-      </w:r>
-      <w:r>
-        <w:t xml:space="preserve">마커스: 그리고 9번? 비즈니스?</w:t>
-      </w:r>
-    </w:p>
-    <w:p>
-      <w:pPr>
-        <w:numPr>
-          <w:ilvl w:val="0"/>
-          <w:numId w:val="1001"/>
-        </w:numPr>
-      </w:pPr>
-      <w:r>
-        <w:t xml:space="preserve">GRACE: Rule nine says,</w:t>
-      </w:r>
-      <w:r>
-        <w:t xml:space="preserve"> </w:t>
-      </w:r>
-      <w:r>
-        <w:t xml:space="preserve">“</w:t>
-      </w:r>
-      <w:r>
-        <w:t xml:space="preserve">Don’t let the American drink too much.</w:t>
-      </w:r>
-      <w:r>
-        <w:t xml:space="preserve">”</w:t>
-      </w:r>
-      <w:r>
-        <w:t xml:space="preserve"> </w:t>
-      </w:r>
-      <w:r>
-        <w:t xml:space="preserve">그레이스: 9번은</w:t>
-      </w:r>
-      <w:r>
-        <w:t xml:space="preserve"> </w:t>
-      </w:r>
-      <w:r>
-        <w:t xml:space="preserve">“</w:t>
-      </w:r>
-      <w:r>
-        <w:t xml:space="preserve">미국 사람 너무 많이 마시게 하지 마라</w:t>
-      </w:r>
-      <w:r>
-        <w:t xml:space="preserve">”</w:t>
-      </w:r>
-      <w:r>
-        <w:t xml:space="preserve">예요.</w:t>
-      </w:r>
-    </w:p>
-    <w:p>
-      <w:pPr>
-        <w:numPr>
-          <w:ilvl w:val="0"/>
-          <w:numId w:val="1001"/>
-        </w:numPr>
+    </w:p>
+    <w:p>
+      <w:pPr>
+        <w:pStyle w:val="BodyText"/>
       </w:pPr>
       <w:r>
         <w:t xml:space="preserve">MARCUS: Your mother has met Americans.</w:t>
-      </w:r>
-      <w:r>
-        <w:t xml:space="preserve"> </w:t>
-      </w:r>
-      <w:r>
-        <w:t xml:space="preserve">마커스: 어머니가 미국인을 만나 보셨구먼.</w:t>
       </w:r>
     </w:p>
     <w:bookmarkEnd w:id="21"/>
@@ -625,367 +412,175 @@
     </w:p>
     <w:p>
       <w:pPr>
-        <w:numPr>
-          <w:ilvl w:val="0"/>
-          <w:numId w:val="1002"/>
-        </w:numPr>
+        <w:pStyle w:val="FirstParagraph"/>
       </w:pPr>
       <w:r>
         <w:t xml:space="preserve">PARK: Welcome to Seorin Bio. I am Park Jung-ho. Thank you for the long trip.</w:t>
       </w:r>
-      <w:r>
-        <w:t xml:space="preserve"> </w:t>
-      </w:r>
-      <w:r>
-        <w:t xml:space="preserve">박 대표: 서린바이오에 오신 걸 환영합니다. 박정호입니다. 먼 길 와 주셔서 감사합니다.</w:t>
-      </w:r>
-    </w:p>
-    <w:p>
-      <w:pPr>
-        <w:numPr>
-          <w:ilvl w:val="0"/>
-          <w:numId w:val="1002"/>
-        </w:numPr>
+    </w:p>
+    <w:p>
+      <w:pPr>
+        <w:pStyle w:val="BodyText"/>
       </w:pPr>
       <w:r>
         <w:t xml:space="preserve">MARCUS: Thank you for having us, CEO Park. Marcus Webb, COO of Veyra.</w:t>
       </w:r>
-      <w:r>
-        <w:t xml:space="preserve"> </w:t>
-      </w:r>
-      <w:r>
-        <w:t xml:space="preserve">마커스: 초대해 주셔서 감사합니다, 박 대표님. 베이라 COO 마커스 웹입니다.</w:t>
-      </w:r>
-    </w:p>
-    <w:p>
-      <w:pPr>
-        <w:numPr>
-          <w:ilvl w:val="0"/>
-          <w:numId w:val="1002"/>
-        </w:numPr>
+    </w:p>
+    <w:p>
+      <w:pPr>
+        <w:pStyle w:val="BodyText"/>
       </w:pPr>
       <w:r>
         <w:t xml:space="preserve">PARK: Ah, two hands. Someone taught you well.</w:t>
       </w:r>
-      <w:r>
-        <w:t xml:space="preserve"> </w:t>
-      </w:r>
-      <w:r>
-        <w:t xml:space="preserve">박 대표: 아, 두 손으로. 누가 잘 가르쳐 주셨네요.</w:t>
-      </w:r>
-    </w:p>
-    <w:p>
-      <w:pPr>
-        <w:numPr>
-          <w:ilvl w:val="0"/>
-          <w:numId w:val="1002"/>
-        </w:numPr>
+    </w:p>
+    <w:p>
+      <w:pPr>
+        <w:pStyle w:val="BodyText"/>
       </w:pPr>
       <w:r>
         <w:t xml:space="preserve">GRACE: My mother, sir. She runs a bakery in Los Angeles.</w:t>
       </w:r>
-      <w:r>
-        <w:t xml:space="preserve"> </w:t>
-      </w:r>
-      <w:r>
-        <w:t xml:space="preserve">그레이스: 저희 어머니요, 대표님. LA에서 빵집을 하세요.</w:t>
-      </w:r>
-    </w:p>
-    <w:p>
-      <w:pPr>
-        <w:numPr>
-          <w:ilvl w:val="0"/>
-          <w:numId w:val="1002"/>
-        </w:numPr>
+    </w:p>
+    <w:p>
+      <w:pPr>
+        <w:pStyle w:val="BodyText"/>
       </w:pPr>
       <w:r>
         <w:t xml:space="preserve">PARK: Then your mother is my teacher too. This is Lee Su-jin. Head of QA.</w:t>
       </w:r>
-      <w:r>
-        <w:t xml:space="preserve"> </w:t>
-      </w:r>
-      <w:r>
-        <w:t xml:space="preserve">박 대표: 그럼 어머님은 제 선생님이기도 하네요. 이쪽은 이수진. QA 팀장입니다.</w:t>
-      </w:r>
-    </w:p>
-    <w:p>
-      <w:pPr>
-        <w:numPr>
-          <w:ilvl w:val="0"/>
-          <w:numId w:val="1002"/>
-        </w:numPr>
+    </w:p>
+    <w:p>
+      <w:pPr>
+        <w:pStyle w:val="BodyText"/>
       </w:pPr>
       <w:r>
         <w:t xml:space="preserve">SUJIN: Nice to meet you. Please, sit. After the CEO, of course.</w:t>
       </w:r>
-      <w:r>
-        <w:t xml:space="preserve"> </w:t>
-      </w:r>
-      <w:r>
-        <w:t xml:space="preserve">수진: 반갑습니다. 앉으세요. 물론 대표님 다음에요.</w:t>
-      </w:r>
-    </w:p>
-    <w:p>
-      <w:pPr>
-        <w:numPr>
-          <w:ilvl w:val="0"/>
-          <w:numId w:val="1002"/>
-        </w:numPr>
+    </w:p>
+    <w:p>
+      <w:pPr>
+        <w:pStyle w:val="BodyText"/>
       </w:pPr>
       <w:r>
         <w:t xml:space="preserve">MARCUS: Of course.</w:t>
       </w:r>
-      <w:r>
-        <w:t xml:space="preserve"> </w:t>
-      </w:r>
-      <w:r>
-        <w:t xml:space="preserve">마커스: 물론이죠.</w:t>
-      </w:r>
-    </w:p>
-    <w:p>
-      <w:pPr>
-        <w:numPr>
-          <w:ilvl w:val="0"/>
-          <w:numId w:val="1002"/>
-        </w:numPr>
+    </w:p>
+    <w:p>
+      <w:pPr>
+        <w:pStyle w:val="BodyText"/>
       </w:pPr>
       <w:r>
         <w:t xml:space="preserve">PARK: I will be honest. Many American companies visited us. They toured the factory, took photos, asked for prices. Few came back. So forgive me if I am careful today.</w:t>
       </w:r>
-      <w:r>
-        <w:t xml:space="preserve"> </w:t>
-      </w:r>
-      <w:r>
-        <w:t xml:space="preserve">박 대표: 솔직히 말씀드리죠. 많은 미국 회사가 방문했습니다. 공장을 둘러보고, 사진을 찍고, 가격을 물었죠. 다시 온 곳은 적었어요. 그러니 오늘 제가 조심스럽더라도 이해해 주십시오.</w:t>
-      </w:r>
-    </w:p>
-    <w:p>
-      <w:pPr>
-        <w:numPr>
-          <w:ilvl w:val="0"/>
-          <w:numId w:val="1002"/>
-        </w:numPr>
+    </w:p>
+    <w:p>
+      <w:pPr>
+        <w:pStyle w:val="BodyText"/>
       </w:pPr>
       <w:r>
         <w:t xml:space="preserve">MARCUS: Why didn’t they come back?</w:t>
       </w:r>
-      <w:r>
-        <w:t xml:space="preserve"> </w:t>
-      </w:r>
-      <w:r>
-        <w:t xml:space="preserve">마커스: 왜 다시 안 왔나요?</w:t>
-      </w:r>
-    </w:p>
-    <w:p>
-      <w:pPr>
-        <w:numPr>
-          <w:ilvl w:val="0"/>
-          <w:numId w:val="1002"/>
-        </w:numPr>
+    </w:p>
+    <w:p>
+      <w:pPr>
+        <w:pStyle w:val="BodyText"/>
       </w:pPr>
       <w:r>
         <w:t xml:space="preserve">PARK: Some found cheaper partners. One found a bigger one.</w:t>
       </w:r>
-      <w:r>
-        <w:t xml:space="preserve"> </w:t>
-      </w:r>
-      <w:r>
-        <w:t xml:space="preserve">박 대표: 어떤 곳은 더 싼 파트너를 찾았고. 한 곳은 더 큰 곳을 찾았죠.</w:t>
-      </w:r>
-    </w:p>
-    <w:p>
-      <w:pPr>
-        <w:numPr>
-          <w:ilvl w:val="0"/>
-          <w:numId w:val="1002"/>
-        </w:numPr>
+    </w:p>
+    <w:p>
+      <w:pPr>
+        <w:pStyle w:val="BodyText"/>
       </w:pPr>
       <w:r>
         <w:t xml:space="preserve">GRACE: May I ask which one?</w:t>
       </w:r>
-      <w:r>
-        <w:t xml:space="preserve"> </w:t>
-      </w:r>
-      <w:r>
-        <w:t xml:space="preserve">그레이스: 어느 회사인지 여쭤도 될까요?</w:t>
-      </w:r>
-    </w:p>
-    <w:p>
-      <w:pPr>
-        <w:numPr>
-          <w:ilvl w:val="0"/>
-          <w:numId w:val="1002"/>
-        </w:numPr>
+    </w:p>
+    <w:p>
+      <w:pPr>
+        <w:pStyle w:val="BodyText"/>
       </w:pPr>
       <w:r>
         <w:t xml:space="preserve">PARK: Later. First, the factory. Su-jin will lead.</w:t>
       </w:r>
-      <w:r>
-        <w:t xml:space="preserve"> </w:t>
-      </w:r>
-      <w:r>
-        <w:t xml:space="preserve">박 대표: 나중에요. 먼저 공장. 수진 팀장이 안내할 겁니다.</w:t>
-      </w:r>
-    </w:p>
-    <w:p>
-      <w:pPr>
-        <w:numPr>
-          <w:ilvl w:val="0"/>
-          <w:numId w:val="1002"/>
-        </w:numPr>
+    </w:p>
+    <w:p>
+      <w:pPr>
+        <w:pStyle w:val="BodyText"/>
       </w:pPr>
       <w:r>
         <w:t xml:space="preserve">SUJIN: Gowns, gloves, masks. We enter the cleanroom in pairs.</w:t>
       </w:r>
-      <w:r>
-        <w:t xml:space="preserve"> </w:t>
-      </w:r>
-      <w:r>
-        <w:t xml:space="preserve">수진: 가운, 장갑, 마스크. 클린룸에는 두 명씩 들어갑니다.</w:t>
-      </w:r>
-    </w:p>
-    <w:p>
-      <w:pPr>
-        <w:numPr>
-          <w:ilvl w:val="0"/>
-          <w:numId w:val="1002"/>
-        </w:numPr>
+    </w:p>
+    <w:p>
+      <w:pPr>
+        <w:pStyle w:val="BodyText"/>
       </w:pPr>
       <w:r>
         <w:t xml:space="preserve">MARCUS: How many filling lines?</w:t>
       </w:r>
-      <w:r>
-        <w:t xml:space="preserve"> </w:t>
-      </w:r>
-      <w:r>
-        <w:t xml:space="preserve">마커스: 충전 라인이 몇 개예요?</w:t>
-      </w:r>
-    </w:p>
-    <w:p>
-      <w:pPr>
-        <w:numPr>
-          <w:ilvl w:val="0"/>
-          <w:numId w:val="1002"/>
-        </w:numPr>
+    </w:p>
+    <w:p>
+      <w:pPr>
+        <w:pStyle w:val="BodyText"/>
       </w:pPr>
       <w:r>
         <w:t xml:space="preserve">SUJIN: Two. Line A for Korea. Line B is empty. Waiting for a partner.</w:t>
       </w:r>
-      <w:r>
-        <w:t xml:space="preserve"> </w:t>
-      </w:r>
-      <w:r>
-        <w:t xml:space="preserve">수진: 두 개요. A 라인은 한국용. B 라인은 비어 있어요. 파트너를 기다리는 중이죠.</w:t>
-      </w:r>
-    </w:p>
-    <w:p>
-      <w:pPr>
-        <w:numPr>
-          <w:ilvl w:val="0"/>
-          <w:numId w:val="1002"/>
-        </w:numPr>
+    </w:p>
+    <w:p>
+      <w:pPr>
+        <w:pStyle w:val="BodyText"/>
       </w:pPr>
       <w:r>
         <w:t xml:space="preserve">GRACE: Line B is brand new. Is it validated?</w:t>
       </w:r>
-      <w:r>
-        <w:t xml:space="preserve"> </w:t>
-      </w:r>
-      <w:r>
-        <w:t xml:space="preserve">그레이스: B 라인은 새것이네요. 밸리데이션은 됐나요?</w:t>
-      </w:r>
-    </w:p>
-    <w:p>
-      <w:pPr>
-        <w:numPr>
-          <w:ilvl w:val="0"/>
-          <w:numId w:val="1002"/>
-        </w:numPr>
+    </w:p>
+    <w:p>
+      <w:pPr>
+        <w:pStyle w:val="BodyText"/>
       </w:pPr>
       <w:r>
         <w:t xml:space="preserve">SUJIN: Installation and operation, yes. Performance needs a real product. Yours, maybe.</w:t>
       </w:r>
-      <w:r>
-        <w:t xml:space="preserve"> </w:t>
-      </w:r>
-      <w:r>
-        <w:t xml:space="preserve">수진: 설치와 운전 적격성은 됐어요. 성능 적격성은 실제 제품이 필요해요. 어쩌면 당신들 거.</w:t>
-      </w:r>
-    </w:p>
-    <w:p>
-      <w:pPr>
-        <w:numPr>
-          <w:ilvl w:val="0"/>
-          <w:numId w:val="1002"/>
-        </w:numPr>
+    </w:p>
+    <w:p>
+      <w:pPr>
+        <w:pStyle w:val="BodyText"/>
       </w:pPr>
       <w:r>
         <w:t xml:space="preserve">MARCUS: Can I see your deviation log? Last twelve months?</w:t>
       </w:r>
-      <w:r>
-        <w:t xml:space="preserve"> </w:t>
-      </w:r>
-      <w:r>
-        <w:t xml:space="preserve">마커스: 일탈 기록 볼 수 있을까요? 최근 12개월?</w:t>
-      </w:r>
-    </w:p>
-    <w:p>
-      <w:pPr>
-        <w:numPr>
-          <w:ilvl w:val="0"/>
-          <w:numId w:val="1002"/>
-        </w:numPr>
+    </w:p>
+    <w:p>
+      <w:pPr>
+        <w:pStyle w:val="BodyText"/>
       </w:pPr>
       <w:r>
         <w:t xml:space="preserve">SUJIN: Of course. Here. Forty-one deviations. Three were major.</w:t>
       </w:r>
-      <w:r>
-        <w:t xml:space="preserve"> </w:t>
-      </w:r>
-      <w:r>
-        <w:t xml:space="preserve">수진: 물론이죠. 여기요. 일탈 41건. 그중 3건이 중대 일탈이었어요.</w:t>
-      </w:r>
-    </w:p>
-    <w:p>
-      <w:pPr>
-        <w:numPr>
-          <w:ilvl w:val="0"/>
-          <w:numId w:val="1002"/>
-        </w:numPr>
+    </w:p>
+    <w:p>
+      <w:pPr>
+        <w:pStyle w:val="BodyText"/>
       </w:pPr>
       <w:r>
         <w:t xml:space="preserve">GRACE: You show us the major ones? On day one?</w:t>
       </w:r>
-      <w:r>
-        <w:t xml:space="preserve"> </w:t>
-      </w:r>
-      <w:r>
-        <w:t xml:space="preserve">그레이스: 중대 일탈을 보여 주시는 거예요? 첫날에?</w:t>
-      </w:r>
-    </w:p>
-    <w:p>
-      <w:pPr>
-        <w:numPr>
-          <w:ilvl w:val="0"/>
-          <w:numId w:val="1002"/>
-        </w:numPr>
+    </w:p>
+    <w:p>
+      <w:pPr>
+        <w:pStyle w:val="BodyText"/>
       </w:pPr>
       <w:r>
         <w:t xml:space="preserve">SUJIN: If I hide them, you will find them later during your audit. Then you won’t trust anything I say, even the good numbers. So I show you everything on day one.</w:t>
       </w:r>
-      <w:r>
-        <w:t xml:space="preserve"> </w:t>
-      </w:r>
-      <w:r>
-        <w:t xml:space="preserve">수진: 숨기면 실사 중에 나중에 찾으실 거예요. 그럼 제가 하는 말은 좋은 숫자까지 전부 믿지 않으시겠죠. 그래서 첫날 모든 걸 보여 드리는 거예요.</w:t>
-      </w:r>
-    </w:p>
-    <w:p>
-      <w:pPr>
-        <w:numPr>
-          <w:ilvl w:val="0"/>
-          <w:numId w:val="1002"/>
-        </w:numPr>
+    </w:p>
+    <w:p>
+      <w:pPr>
+        <w:pStyle w:val="BodyText"/>
       </w:pPr>
       <w:r>
         <w:t xml:space="preserve">MARCUS: My wife would love you. She says,</w:t>
@@ -1002,247 +597,109 @@
       <w:r>
         <w:t xml:space="preserve">”</w:t>
       </w:r>
-      <w:r>
-        <w:t xml:space="preserve"> </w:t>
-      </w:r>
-      <w:r>
-        <w:t xml:space="preserve">마커스: 우리 아내가 당신을 좋아하겠네요.</w:t>
-      </w:r>
-      <w:r>
-        <w:t xml:space="preserve"> </w:t>
-      </w:r>
-      <w:r>
-        <w:t xml:space="preserve">“</w:t>
-      </w:r>
-      <w:r>
-        <w:t xml:space="preserve">풀이 과정을 보여 줘</w:t>
-      </w:r>
-      <w:r>
-        <w:t xml:space="preserve">”</w:t>
-      </w:r>
-      <w:r>
-        <w:t xml:space="preserve">가 아내 말이거든요.</w:t>
-      </w:r>
-    </w:p>
-    <w:p>
-      <w:pPr>
-        <w:numPr>
-          <w:ilvl w:val="0"/>
-          <w:numId w:val="1002"/>
-        </w:numPr>
+    </w:p>
+    <w:p>
+      <w:pPr>
+        <w:pStyle w:val="BodyText"/>
       </w:pPr>
       <w:r>
         <w:t xml:space="preserve">SUJIN: Your wife is a QA manager?</w:t>
       </w:r>
-      <w:r>
-        <w:t xml:space="preserve"> </w:t>
-      </w:r>
-      <w:r>
-        <w:t xml:space="preserve">수진: 부인이 QA 매니저세요?</w:t>
-      </w:r>
-    </w:p>
-    <w:p>
-      <w:pPr>
-        <w:numPr>
-          <w:ilvl w:val="0"/>
-          <w:numId w:val="1002"/>
-        </w:numPr>
+    </w:p>
+    <w:p>
+      <w:pPr>
+        <w:pStyle w:val="BodyText"/>
       </w:pPr>
       <w:r>
         <w:t xml:space="preserve">MARCUS: Math teacher. Same thing. Tell me about the three majors.</w:t>
       </w:r>
-      <w:r>
-        <w:t xml:space="preserve"> </w:t>
-      </w:r>
-      <w:r>
-        <w:t xml:space="preserve">마커스: 수학 선생님. 같은 거죠. 중대 일탈 세 건 얘기해 주세요.</w:t>
-      </w:r>
-    </w:p>
-    <w:p>
-      <w:pPr>
-        <w:numPr>
-          <w:ilvl w:val="0"/>
-          <w:numId w:val="1002"/>
-        </w:numPr>
+    </w:p>
+    <w:p>
+      <w:pPr>
+        <w:pStyle w:val="BodyText"/>
       </w:pPr>
       <w:r>
         <w:t xml:space="preserve">SUJIN: Two were environmental alerts. One was a mislabeled box. All closed. Root cause found.</w:t>
       </w:r>
-      <w:r>
-        <w:t xml:space="preserve"> </w:t>
-      </w:r>
-      <w:r>
-        <w:t xml:space="preserve">수진: 둘은 환경 경고. 하나는 상자 라벨 오류. 전부 종결. 근본 원인 확인.</w:t>
-      </w:r>
-    </w:p>
-    <w:p>
-      <w:pPr>
-        <w:numPr>
-          <w:ilvl w:val="0"/>
-          <w:numId w:val="1002"/>
-        </w:numPr>
+    </w:p>
+    <w:p>
+      <w:pPr>
+        <w:pStyle w:val="BodyText"/>
       </w:pPr>
       <w:r>
         <w:t xml:space="preserve">GRACE: How long did the mislabel take to close?</w:t>
       </w:r>
-      <w:r>
-        <w:t xml:space="preserve"> </w:t>
-      </w:r>
-      <w:r>
-        <w:t xml:space="preserve">그레이스: 라벨 오류 종결에 얼마나 걸렸어요?</w:t>
-      </w:r>
-    </w:p>
-    <w:p>
-      <w:pPr>
-        <w:numPr>
-          <w:ilvl w:val="0"/>
-          <w:numId w:val="1002"/>
-        </w:numPr>
+    </w:p>
+    <w:p>
+      <w:pPr>
+        <w:pStyle w:val="BodyText"/>
       </w:pPr>
       <w:r>
         <w:t xml:space="preserve">SUJIN: Eleven days. We changed the label printer and retrained four people.</w:t>
       </w:r>
-      <w:r>
-        <w:t xml:space="preserve"> </w:t>
-      </w:r>
-      <w:r>
-        <w:t xml:space="preserve">수진: 11일이요. 라벨 프린터를 바꾸고 네 명을 재교육했어요.</w:t>
-      </w:r>
-    </w:p>
-    <w:p>
-      <w:pPr>
-        <w:numPr>
-          <w:ilvl w:val="0"/>
-          <w:numId w:val="1002"/>
-        </w:numPr>
+    </w:p>
+    <w:p>
+      <w:pPr>
+        <w:pStyle w:val="BodyText"/>
       </w:pPr>
       <w:r>
         <w:t xml:space="preserve">MARCUS: Eleven days is fast. Meridian took a month for the same thing.</w:t>
       </w:r>
-      <w:r>
-        <w:t xml:space="preserve"> </w:t>
-      </w:r>
-      <w:r>
-        <w:t xml:space="preserve">마커스: 11일이면 빠르네요. 메리디안은 같은 일에 한 달 걸렸어요.</w:t>
-      </w:r>
-    </w:p>
-    <w:p>
-      <w:pPr>
-        <w:numPr>
-          <w:ilvl w:val="0"/>
-          <w:numId w:val="1002"/>
-        </w:numPr>
+    </w:p>
+    <w:p>
+      <w:pPr>
+        <w:pStyle w:val="BodyText"/>
       </w:pPr>
       <w:r>
         <w:t xml:space="preserve">PARK: We are small. Small companies must be fast. Or they disappear.</w:t>
       </w:r>
-      <w:r>
-        <w:t xml:space="preserve"> </w:t>
-      </w:r>
-      <w:r>
-        <w:t xml:space="preserve">박 대표: 우린 작습니다. 작은 회사는 빨라야 해요. 아니면 사라지죠.</w:t>
-      </w:r>
-    </w:p>
-    <w:p>
-      <w:pPr>
-        <w:numPr>
-          <w:ilvl w:val="0"/>
-          <w:numId w:val="1002"/>
-        </w:numPr>
+    </w:p>
+    <w:p>
+      <w:pPr>
+        <w:pStyle w:val="BodyText"/>
       </w:pPr>
       <w:r>
         <w:t xml:space="preserve">MARCUS: I know that feeling very well.</w:t>
       </w:r>
-      <w:r>
-        <w:t xml:space="preserve"> </w:t>
-      </w:r>
-      <w:r>
-        <w:t xml:space="preserve">마커스: 그 기분 아주 잘 압니다.</w:t>
-      </w:r>
-    </w:p>
-    <w:p>
-      <w:pPr>
-        <w:numPr>
-          <w:ilvl w:val="0"/>
-          <w:numId w:val="1002"/>
-        </w:numPr>
+    </w:p>
+    <w:p>
+      <w:pPr>
+        <w:pStyle w:val="BodyText"/>
       </w:pPr>
       <w:r>
         <w:t xml:space="preserve">GRACE: What is your crosslinking process? Can it run our chemistry?</w:t>
       </w:r>
-      <w:r>
-        <w:t xml:space="preserve"> </w:t>
-      </w:r>
-      <w:r>
-        <w:t xml:space="preserve">그레이스: 가교 공정은 어떻게 되나요? 저희 화학 공정을 돌릴 수 있을까요?</w:t>
-      </w:r>
-    </w:p>
-    <w:p>
-      <w:pPr>
-        <w:numPr>
-          <w:ilvl w:val="0"/>
-          <w:numId w:val="1002"/>
-        </w:numPr>
+    </w:p>
+    <w:p>
+      <w:pPr>
+        <w:pStyle w:val="BodyText"/>
       </w:pPr>
       <w:r>
         <w:t xml:space="preserve">SUJIN: Your process is different. Two steps. We tested a sample last month.</w:t>
       </w:r>
-      <w:r>
-        <w:t xml:space="preserve"> </w:t>
-      </w:r>
-      <w:r>
-        <w:t xml:space="preserve">수진: 당신들 공정은 달라요. 두 단계. 지난달에 샘플을 테스트했어요.</w:t>
-      </w:r>
-    </w:p>
-    <w:p>
-      <w:pPr>
-        <w:numPr>
-          <w:ilvl w:val="0"/>
-          <w:numId w:val="1002"/>
-        </w:numPr>
+    </w:p>
+    <w:p>
+      <w:pPr>
+        <w:pStyle w:val="BodyText"/>
       </w:pPr>
       <w:r>
         <w:t xml:space="preserve">MARCUS: And?</w:t>
       </w:r>
-      <w:r>
-        <w:t xml:space="preserve"> </w:t>
-      </w:r>
-      <w:r>
-        <w:t xml:space="preserve">마커스: 그래서요?</w:t>
-      </w:r>
-    </w:p>
-    <w:p>
-      <w:pPr>
-        <w:numPr>
-          <w:ilvl w:val="0"/>
-          <w:numId w:val="1002"/>
-        </w:numPr>
+    </w:p>
+    <w:p>
+      <w:pPr>
+        <w:pStyle w:val="BodyText"/>
       </w:pPr>
       <w:r>
         <w:t xml:space="preserve">SUJIN: Close. Not identical. Viscosity was nine percent high, so the gel would feel different in the syringe. I think the second step needs adjusting, but I can’t guess. We need Priya.</w:t>
       </w:r>
-      <w:r>
-        <w:t xml:space="preserve"> </w:t>
-      </w:r>
-      <w:r>
-        <w:t xml:space="preserve">수진: 근접해요. 동일하진 않고요. 점도가 9퍼센트 높아서 주사기 안에서 젤 느낌이 다를 거예요. 두 번째 단계를 조정해야 할 것 같은데, 추측으로는 못 해요. 프리야가 필요해요.</w:t>
-      </w:r>
-    </w:p>
-    <w:p>
-      <w:pPr>
-        <w:numPr>
-          <w:ilvl w:val="0"/>
-          <w:numId w:val="1002"/>
-        </w:numPr>
+    </w:p>
+    <w:p>
+      <w:pPr>
+        <w:pStyle w:val="BodyText"/>
       </w:pPr>
       <w:r>
         <w:t xml:space="preserve">MARCUS: Honest answer. Thank you. Let’s talk in the meeting room.</w:t>
-      </w:r>
-      <w:r>
-        <w:t xml:space="preserve"> </w:t>
-      </w:r>
-      <w:r>
-        <w:t xml:space="preserve">마커스: 정직한 답변이네요. 감사합니다. 회의실에서 얘기하죠.</w:t>
       </w:r>
     </w:p>
     <w:bookmarkEnd w:id="22"/>
@@ -1257,418 +714,199 @@
     </w:p>
     <w:p>
       <w:pPr>
-        <w:numPr>
-          <w:ilvl w:val="0"/>
-          <w:numId w:val="1003"/>
-        </w:numPr>
+        <w:pStyle w:val="FirstParagraph"/>
       </w:pPr>
       <w:r>
         <w:t xml:space="preserve">PARK: Please. Coffee or green tea?</w:t>
       </w:r>
-      <w:r>
-        <w:t xml:space="preserve"> </w:t>
-      </w:r>
-      <w:r>
-        <w:t xml:space="preserve">박 대표: 드세요. 커피, 녹차?</w:t>
-      </w:r>
-    </w:p>
-    <w:p>
-      <w:pPr>
-        <w:numPr>
-          <w:ilvl w:val="0"/>
-          <w:numId w:val="1003"/>
-        </w:numPr>
+    </w:p>
+    <w:p>
+      <w:pPr>
+        <w:pStyle w:val="BodyText"/>
       </w:pPr>
       <w:r>
         <w:t xml:space="preserve">MARCUS: Green tea, thank you. Grace will share what we need. Simply.</w:t>
       </w:r>
-      <w:r>
-        <w:t xml:space="preserve"> </w:t>
-      </w:r>
-      <w:r>
-        <w:t xml:space="preserve">마커스: 녹차요, 감사합니다. 그레이스가 저희가 필요한 걸 간단히 말씀드릴 거예요.</w:t>
-      </w:r>
-    </w:p>
-    <w:p>
-      <w:pPr>
-        <w:numPr>
-          <w:ilvl w:val="0"/>
-          <w:numId w:val="1003"/>
-        </w:numPr>
+    </w:p>
+    <w:p>
+      <w:pPr>
+        <w:pStyle w:val="BodyText"/>
       </w:pPr>
       <w:r>
         <w:t xml:space="preserve">GRACE: A second source. Same specs. Same quality. Qualified by FDA.</w:t>
       </w:r>
-      <w:r>
-        <w:t xml:space="preserve"> </w:t>
-      </w:r>
-      <w:r>
-        <w:t xml:space="preserve">그레이스: 제2 공급처. 같은 사양. 같은 품질. FDA 적격 승인.</w:t>
-      </w:r>
-    </w:p>
-    <w:p>
-      <w:pPr>
-        <w:numPr>
-          <w:ilvl w:val="0"/>
-          <w:numId w:val="1003"/>
-        </w:numPr>
+    </w:p>
+    <w:p>
+      <w:pPr>
+        <w:pStyle w:val="BodyText"/>
       </w:pPr>
       <w:r>
         <w:t xml:space="preserve">PARK: How many syringes per year?</w:t>
       </w:r>
-      <w:r>
-        <w:t xml:space="preserve"> </w:t>
-      </w:r>
-      <w:r>
-        <w:t xml:space="preserve">박 대표: 1년에 주사기 몇 개요?</w:t>
-      </w:r>
-    </w:p>
-    <w:p>
-      <w:pPr>
-        <w:numPr>
-          <w:ilvl w:val="0"/>
-          <w:numId w:val="1003"/>
-        </w:numPr>
+    </w:p>
+    <w:p>
+      <w:pPr>
+        <w:pStyle w:val="BodyText"/>
       </w:pPr>
       <w:r>
         <w:t xml:space="preserve">GRACE: Year one, about fifty thousand from you. Year three, maybe three hundred thousand.</w:t>
       </w:r>
-      <w:r>
-        <w:t xml:space="preserve"> </w:t>
-      </w:r>
-      <w:r>
-        <w:t xml:space="preserve">그레이스: 1년 차엔 여기서 약 5만 개. 3년 차엔 30만 개 정도.</w:t>
-      </w:r>
-    </w:p>
-    <w:p>
-      <w:pPr>
-        <w:numPr>
-          <w:ilvl w:val="0"/>
-          <w:numId w:val="1003"/>
-        </w:numPr>
+    </w:p>
+    <w:p>
+      <w:pPr>
+        <w:pStyle w:val="BodyText"/>
       </w:pPr>
       <w:r>
         <w:t xml:space="preserve">PARK: Line B can do one million. You will grow into it.</w:t>
       </w:r>
-      <w:r>
-        <w:t xml:space="preserve"> </w:t>
-      </w:r>
-      <w:r>
-        <w:t xml:space="preserve">박 대표: B 라인은 100만 개까지 됩니다. 크면서 채우시면 되죠.</w:t>
-      </w:r>
-    </w:p>
-    <w:p>
-      <w:pPr>
-        <w:numPr>
-          <w:ilvl w:val="0"/>
-          <w:numId w:val="1003"/>
-        </w:numPr>
+    </w:p>
+    <w:p>
+      <w:pPr>
+        <w:pStyle w:val="BodyText"/>
       </w:pPr>
       <w:r>
         <w:t xml:space="preserve">MARCUS: How long for tech transfer? Realistically.</w:t>
       </w:r>
-      <w:r>
-        <w:t xml:space="preserve"> </w:t>
-      </w:r>
-      <w:r>
-        <w:t xml:space="preserve">마커스: 기술 이전은 얼마나 걸려요? 현실적으로.</w:t>
-      </w:r>
-    </w:p>
-    <w:p>
-      <w:pPr>
-        <w:numPr>
-          <w:ilvl w:val="0"/>
-          <w:numId w:val="1003"/>
-        </w:numPr>
+    </w:p>
+    <w:p>
+      <w:pPr>
+        <w:pStyle w:val="BodyText"/>
       </w:pPr>
       <w:r>
         <w:t xml:space="preserve">SUJIN: Transfer, three months. Three validation batches, four months. Stability data, three more.</w:t>
       </w:r>
-      <w:r>
-        <w:t xml:space="preserve"> </w:t>
-      </w:r>
-      <w:r>
-        <w:t xml:space="preserve">수진: 이전 3개월. 검증 배치 3회 4개월. 안정성 데이터 3개월 더.</w:t>
-      </w:r>
-    </w:p>
-    <w:p>
-      <w:pPr>
-        <w:numPr>
-          <w:ilvl w:val="0"/>
-          <w:numId w:val="1003"/>
-        </w:numPr>
+    </w:p>
+    <w:p>
+      <w:pPr>
+        <w:pStyle w:val="BodyText"/>
       </w:pPr>
       <w:r>
         <w:t xml:space="preserve">GRACE: That’s ten months in total. Then we still have to file the FDA supplement and wait for their review, so the real date is later than ten months.</w:t>
       </w:r>
-      <w:r>
-        <w:t xml:space="preserve"> </w:t>
-      </w:r>
-      <w:r>
-        <w:t xml:space="preserve">그레이스: 전부 합쳐 10개월이네요. 그다음에도 FDA 변경 신청을 내고 심사를 기다려야 하니까, 실제 날짜는 10개월보다 늦어요.</w:t>
-      </w:r>
-    </w:p>
-    <w:p>
-      <w:pPr>
-        <w:numPr>
-          <w:ilvl w:val="0"/>
-          <w:numId w:val="1003"/>
-        </w:numPr>
+    </w:p>
+    <w:p>
+      <w:pPr>
+        <w:pStyle w:val="BodyText"/>
       </w:pPr>
       <w:r>
         <w:t xml:space="preserve">MARCUS: Our launch is in five months. So you’re qualified after launch.</w:t>
       </w:r>
-      <w:r>
-        <w:t xml:space="preserve"> </w:t>
-      </w:r>
-      <w:r>
-        <w:t xml:space="preserve">마커스: 우리 출시는 5개월 뒤예요. 그러니 출시 후에 적격 판정이 나는 거네요.</w:t>
-      </w:r>
-    </w:p>
-    <w:p>
-      <w:pPr>
-        <w:numPr>
-          <w:ilvl w:val="0"/>
-          <w:numId w:val="1003"/>
-        </w:numPr>
+    </w:p>
+    <w:p>
+      <w:pPr>
+        <w:pStyle w:val="BodyText"/>
       </w:pPr>
       <w:r>
         <w:t xml:space="preserve">SUJIN: Yes. I cannot make it faster. Not honestly.</w:t>
       </w:r>
-      <w:r>
-        <w:t xml:space="preserve"> </w:t>
-      </w:r>
-      <w:r>
-        <w:t xml:space="preserve">수진: 네. 더 빨리는 못 해요. 정직하게는요.</w:t>
-      </w:r>
-    </w:p>
-    <w:p>
-      <w:pPr>
-        <w:numPr>
-          <w:ilvl w:val="0"/>
-          <w:numId w:val="1003"/>
-        </w:numPr>
+    </w:p>
+    <w:p>
+      <w:pPr>
+        <w:pStyle w:val="BodyText"/>
       </w:pPr>
       <w:r>
         <w:t xml:space="preserve">MARCUS: Then I don’t want it faster.</w:t>
       </w:r>
-      <w:r>
-        <w:t xml:space="preserve"> </w:t>
-      </w:r>
-      <w:r>
-        <w:t xml:space="preserve">마커스: 그럼 더 빠른 건 원치 않아요.</w:t>
-      </w:r>
-    </w:p>
-    <w:p>
-      <w:pPr>
-        <w:numPr>
-          <w:ilvl w:val="0"/>
-          <w:numId w:val="1003"/>
-        </w:numPr>
+    </w:p>
+    <w:p>
+      <w:pPr>
+        <w:pStyle w:val="BodyText"/>
       </w:pPr>
       <w:r>
         <w:t xml:space="preserve">PARK: Price. We propose nine dollars per syringe. Filled and sterile.</w:t>
       </w:r>
-      <w:r>
-        <w:t xml:space="preserve"> </w:t>
-      </w:r>
-      <w:r>
-        <w:t xml:space="preserve">박 대표: 가격. 주사기당 9달러를 제안합니다. 충전·멸균 포함.</w:t>
-      </w:r>
-    </w:p>
-    <w:p>
-      <w:pPr>
-        <w:numPr>
-          <w:ilvl w:val="0"/>
-          <w:numId w:val="1003"/>
-        </w:numPr>
+    </w:p>
+    <w:p>
+      <w:pPr>
+        <w:pStyle w:val="BodyText"/>
       </w:pPr>
       <w:r>
         <w:t xml:space="preserve">GRACE: Meridian is eleven. That’s very competitive.</w:t>
       </w:r>
-      <w:r>
-        <w:t xml:space="preserve"> </w:t>
-      </w:r>
-      <w:r>
-        <w:t xml:space="preserve">그레이스: 메리디안은 11달러예요. 아주 경쟁력 있네요.</w:t>
-      </w:r>
-    </w:p>
-    <w:p>
-      <w:pPr>
-        <w:numPr>
-          <w:ilvl w:val="0"/>
-          <w:numId w:val="1003"/>
-        </w:numPr>
+    </w:p>
+    <w:p>
+      <w:pPr>
+        <w:pStyle w:val="BodyText"/>
       </w:pPr>
       <w:r>
         <w:t xml:space="preserve">PARK: There is one condition.</w:t>
       </w:r>
-      <w:r>
-        <w:t xml:space="preserve"> </w:t>
-      </w:r>
-      <w:r>
-        <w:t xml:space="preserve">박 대표: 조건이 하나 있습니다.</w:t>
-      </w:r>
-    </w:p>
-    <w:p>
-      <w:pPr>
-        <w:numPr>
-          <w:ilvl w:val="0"/>
-          <w:numId w:val="1003"/>
-        </w:numPr>
+    </w:p>
+    <w:p>
+      <w:pPr>
+        <w:pStyle w:val="BodyText"/>
       </w:pPr>
       <w:r>
         <w:t xml:space="preserve">MARCUS: Please.</w:t>
       </w:r>
-      <w:r>
-        <w:t xml:space="preserve"> </w:t>
-      </w:r>
-      <w:r>
-        <w:t xml:space="preserve">마커스: 말씀하세요.</w:t>
-      </w:r>
-    </w:p>
-    <w:p>
-      <w:pPr>
-        <w:numPr>
-          <w:ilvl w:val="0"/>
-          <w:numId w:val="1003"/>
-        </w:numPr>
+    </w:p>
+    <w:p>
+      <w:pPr>
+        <w:pStyle w:val="BodyText"/>
       </w:pPr>
       <w:r>
         <w:t xml:space="preserve">PARK: When Veyra comes to Asia, Seorin wants the first conversation about distribution. We know the Korean market and the hospitals here. And we would like to be a partner, not only a factory.</w:t>
       </w:r>
-      <w:r>
-        <w:t xml:space="preserve"> </w:t>
-      </w:r>
-      <w:r>
-        <w:t xml:space="preserve">박 대표: 베이라가 아시아에 올 때, 서린이 유통에 관한 첫 대화를 원합니다. 우리는 한국 시장과 이곳 병원들을 압니다. 그리고 단지 공장이 아니라 파트너가 되고 싶습니다.</w:t>
-      </w:r>
-    </w:p>
-    <w:p>
-      <w:pPr>
-        <w:numPr>
-          <w:ilvl w:val="0"/>
-          <w:numId w:val="1003"/>
-        </w:numPr>
+    </w:p>
+    <w:p>
+      <w:pPr>
+        <w:pStyle w:val="BodyText"/>
       </w:pPr>
       <w:r>
         <w:t xml:space="preserve">MARCUS: Asia rights? I can’t promise that today. Our CEO and board decide.</w:t>
       </w:r>
-      <w:r>
-        <w:t xml:space="preserve"> </w:t>
-      </w:r>
-      <w:r>
-        <w:t xml:space="preserve">마커스: 아시아 판권요? 오늘 약속은 못 해요. CEO와 이사회가 결정해요.</w:t>
-      </w:r>
-    </w:p>
-    <w:p>
-      <w:pPr>
-        <w:numPr>
-          <w:ilvl w:val="0"/>
-          <w:numId w:val="1003"/>
-        </w:numPr>
+    </w:p>
+    <w:p>
+      <w:pPr>
+        <w:pStyle w:val="BodyText"/>
       </w:pPr>
       <w:r>
         <w:t xml:space="preserve">PARK: I see. We will review your position positively.</w:t>
       </w:r>
-      <w:r>
-        <w:t xml:space="preserve"> </w:t>
-      </w:r>
-      <w:r>
-        <w:t xml:space="preserve">박 대표: 알겠습니다. 입장을 긍정적으로 검토하겠습니다.</w:t>
-      </w:r>
-    </w:p>
-    <w:p>
-      <w:pPr>
-        <w:numPr>
-          <w:ilvl w:val="0"/>
-          <w:numId w:val="1003"/>
-        </w:numPr>
+    </w:p>
+    <w:p>
+      <w:pPr>
+        <w:pStyle w:val="BodyText"/>
       </w:pPr>
       <w:r>
         <w:t xml:space="preserve">GRACE: Marcus. That was the face. Rule ten.</w:t>
       </w:r>
-      <w:r>
-        <w:t xml:space="preserve"> </w:t>
-      </w:r>
-      <w:r>
-        <w:t xml:space="preserve">그레이스: 마커스. 방금 그 표정이요. 규칙 10.</w:t>
-      </w:r>
-    </w:p>
-    <w:p>
-      <w:pPr>
-        <w:numPr>
-          <w:ilvl w:val="0"/>
-          <w:numId w:val="1003"/>
-        </w:numPr>
+    </w:p>
+    <w:p>
+      <w:pPr>
+        <w:pStyle w:val="BodyText"/>
       </w:pPr>
       <w:r>
         <w:t xml:space="preserve">MARCUS: Can I offer something smaller? But real?</w:t>
       </w:r>
-      <w:r>
-        <w:t xml:space="preserve"> </w:t>
-      </w:r>
-      <w:r>
-        <w:t xml:space="preserve">마커스: 더 작지만 진짜인 걸 제안해도 될까요?</w:t>
-      </w:r>
-    </w:p>
-    <w:p>
-      <w:pPr>
-        <w:numPr>
-          <w:ilvl w:val="0"/>
-          <w:numId w:val="1003"/>
-        </w:numPr>
+    </w:p>
+    <w:p>
+      <w:pPr>
+        <w:pStyle w:val="BodyText"/>
       </w:pPr>
       <w:r>
         <w:t xml:space="preserve">PARK: Please.</w:t>
       </w:r>
-      <w:r>
-        <w:t xml:space="preserve"> </w:t>
-      </w:r>
-      <w:r>
-        <w:t xml:space="preserve">박 대표: 말씀하세요.</w:t>
-      </w:r>
-    </w:p>
-    <w:p>
-      <w:pPr>
-        <w:numPr>
-          <w:ilvl w:val="0"/>
-          <w:numId w:val="1003"/>
-        </w:numPr>
+    </w:p>
+    <w:p>
+      <w:pPr>
+        <w:pStyle w:val="BodyText"/>
       </w:pPr>
       <w:r>
         <w:t xml:space="preserve">MARCUS: A right of first negotiation. Not rights. When we’re ready for Asia, you get the first conversation before anyone else. It’s smaller than you asked for, but it’s real. In writing.</w:t>
       </w:r>
-      <w:r>
-        <w:t xml:space="preserve"> </w:t>
-      </w:r>
-      <w:r>
-        <w:t xml:space="preserve">마커스: 우선 협상권. 판권 말고요. 우리가 아시아에 갈 준비가 되면, 다른 누구보다 먼저 첫 대화를 하시는 겁니다. 요청하신 것보다 작지만 진짜예요. 서면으로.</w:t>
-      </w:r>
-    </w:p>
-    <w:p>
-      <w:pPr>
-        <w:numPr>
-          <w:ilvl w:val="0"/>
-          <w:numId w:val="1003"/>
-        </w:numPr>
+    </w:p>
+    <w:p>
+      <w:pPr>
+        <w:pStyle w:val="BodyText"/>
       </w:pPr>
       <w:r>
         <w:t xml:space="preserve">PARK: In writing. That is different from most Americans.</w:t>
       </w:r>
-      <w:r>
-        <w:t xml:space="preserve"> </w:t>
-      </w:r>
-      <w:r>
-        <w:t xml:space="preserve">박 대표: 서면으로. 대부분의 미국인과 다르네요.</w:t>
-      </w:r>
-    </w:p>
-    <w:p>
-      <w:pPr>
-        <w:numPr>
-          <w:ilvl w:val="0"/>
-          <w:numId w:val="1003"/>
-        </w:numPr>
+    </w:p>
+    <w:p>
+      <w:pPr>
+        <w:pStyle w:val="BodyText"/>
       </w:pPr>
       <w:r>
         <w:t xml:space="preserve">MARCUS: Our lawyer has a rule.</w:t>
@@ -1691,114 +929,45 @@
       <w:r>
         <w:t xml:space="preserve">I’ll call her tonight.</w:t>
       </w:r>
-      <w:r>
-        <w:t xml:space="preserve"> </w:t>
-      </w:r>
-      <w:r>
-        <w:t xml:space="preserve">마커스: 우리 변호사 규칙이에요.</w:t>
-      </w:r>
-      <w:r>
-        <w:t xml:space="preserve"> </w:t>
-      </w:r>
-      <w:r>
-        <w:t xml:space="preserve">“</w:t>
-      </w:r>
-      <w:r>
-        <w:t xml:space="preserve">서면으로 받아라.</w:t>
-      </w:r>
-      <w:r>
-        <w:t xml:space="preserve">”</w:t>
-      </w:r>
-      <w:r>
-        <w:t xml:space="preserve"> </w:t>
-      </w:r>
-      <w:r>
-        <w:t xml:space="preserve">오늘 밤 전화할게요.</w:t>
-      </w:r>
-    </w:p>
-    <w:p>
-      <w:pPr>
-        <w:numPr>
-          <w:ilvl w:val="0"/>
-          <w:numId w:val="1003"/>
-        </w:numPr>
+    </w:p>
+    <w:p>
+      <w:pPr>
+        <w:pStyle w:val="BodyText"/>
       </w:pPr>
       <w:r>
         <w:t xml:space="preserve">SUJIN: Daepyo-nim, that is fair. Small, but real.</w:t>
       </w:r>
-      <w:r>
-        <w:t xml:space="preserve"> </w:t>
-      </w:r>
-      <w:r>
-        <w:t xml:space="preserve">수진: 대표님, 공정합니다. 작지만 진짜예요.</w:t>
-      </w:r>
-    </w:p>
-    <w:p>
-      <w:pPr>
-        <w:numPr>
-          <w:ilvl w:val="0"/>
-          <w:numId w:val="1003"/>
-        </w:numPr>
+    </w:p>
+    <w:p>
+      <w:pPr>
+        <w:pStyle w:val="BodyText"/>
       </w:pPr>
       <w:r>
         <w:t xml:space="preserve">PARK: Then let us continue tonight. Over dinner.</w:t>
       </w:r>
-      <w:r>
-        <w:t xml:space="preserve"> </w:t>
-      </w:r>
-      <w:r>
-        <w:t xml:space="preserve">박 대표: 그럼 오늘 저녁에 계속하죠. 저녁 먹으면서.</w:t>
-      </w:r>
-    </w:p>
-    <w:p>
-      <w:pPr>
-        <w:numPr>
-          <w:ilvl w:val="0"/>
-          <w:numId w:val="1003"/>
-        </w:numPr>
+    </w:p>
+    <w:p>
+      <w:pPr>
+        <w:pStyle w:val="BodyText"/>
       </w:pPr>
       <w:r>
         <w:t xml:space="preserve">GRACE: Dinner means samgyeopsal. And soju. Rule nine applies.</w:t>
       </w:r>
-      <w:r>
-        <w:t xml:space="preserve"> </w:t>
-      </w:r>
-      <w:r>
-        <w:t xml:space="preserve">그레이스: 저녁은 삼겹살이란 뜻이에요. 그리고 소주. 9번 규칙 적용.</w:t>
-      </w:r>
-    </w:p>
-    <w:p>
-      <w:pPr>
-        <w:numPr>
-          <w:ilvl w:val="0"/>
-          <w:numId w:val="1003"/>
-        </w:numPr>
+    </w:p>
+    <w:p>
+      <w:pPr>
+        <w:pStyle w:val="BodyText"/>
       </w:pPr>
       <w:r>
         <w:t xml:space="preserve">MARCUS: I’ve survived worse. I was at Fort Bragg.</w:t>
       </w:r>
-      <w:r>
-        <w:t xml:space="preserve"> </w:t>
-      </w:r>
-      <w:r>
-        <w:t xml:space="preserve">마커스: 더한 것도 살아남았어. 포트 브래그 출신이라고.</w:t>
-      </w:r>
-    </w:p>
-    <w:p>
-      <w:pPr>
-        <w:numPr>
-          <w:ilvl w:val="0"/>
-          <w:numId w:val="1003"/>
-        </w:numPr>
+    </w:p>
+    <w:p>
+      <w:pPr>
+        <w:pStyle w:val="BodyText"/>
       </w:pPr>
       <w:r>
         <w:t xml:space="preserve">PARK: Fort Bragg? Then tonight will be interesting.</w:t>
-      </w:r>
-      <w:r>
-        <w:t xml:space="preserve"> </w:t>
-      </w:r>
-      <w:r>
-        <w:t xml:space="preserve">박 대표: 포트 브래그요? 그럼 오늘 밤 재밌겠네요.</w:t>
       </w:r>
     </w:p>
     <w:bookmarkEnd w:id="23"/>
@@ -1813,180 +982,87 @@
     </w:p>
     <w:p>
       <w:pPr>
-        <w:numPr>
-          <w:ilvl w:val="0"/>
-          <w:numId w:val="1004"/>
-        </w:numPr>
+        <w:pStyle w:val="FirstParagraph"/>
       </w:pPr>
       <w:r>
         <w:t xml:space="preserve">PARK: In Korea, the younger person pours. And turns away to drink.</w:t>
       </w:r>
-      <w:r>
-        <w:t xml:space="preserve"> </w:t>
-      </w:r>
-      <w:r>
-        <w:t xml:space="preserve">박 대표: 한국에선 어린 사람이 따릅니다. 그리고 고개를 돌려 마시죠.</w:t>
-      </w:r>
-    </w:p>
-    <w:p>
-      <w:pPr>
-        <w:numPr>
-          <w:ilvl w:val="0"/>
-          <w:numId w:val="1004"/>
-        </w:numPr>
+    </w:p>
+    <w:p>
+      <w:pPr>
+        <w:pStyle w:val="BodyText"/>
       </w:pPr>
       <w:r>
         <w:t xml:space="preserve">MARCUS: Like this? Two hands on the bottle?</w:t>
       </w:r>
-      <w:r>
-        <w:t xml:space="preserve"> </w:t>
-      </w:r>
-      <w:r>
-        <w:t xml:space="preserve">마커스: 이렇게요? 병에 두 손?</w:t>
-      </w:r>
-    </w:p>
-    <w:p>
-      <w:pPr>
-        <w:numPr>
-          <w:ilvl w:val="0"/>
-          <w:numId w:val="1004"/>
-        </w:numPr>
+    </w:p>
+    <w:p>
+      <w:pPr>
+        <w:pStyle w:val="BodyText"/>
       </w:pPr>
       <w:r>
         <w:t xml:space="preserve">PARK: Perfect. You were really a soldier?</w:t>
       </w:r>
-      <w:r>
-        <w:t xml:space="preserve"> </w:t>
-      </w:r>
-      <w:r>
-        <w:t xml:space="preserve">박 대표: 완벽해요. 정말 군인이셨어요?</w:t>
-      </w:r>
-    </w:p>
-    <w:p>
-      <w:pPr>
-        <w:numPr>
-          <w:ilvl w:val="0"/>
-          <w:numId w:val="1004"/>
-        </w:numPr>
+    </w:p>
+    <w:p>
+      <w:pPr>
+        <w:pStyle w:val="BodyText"/>
       </w:pPr>
       <w:r>
         <w:t xml:space="preserve">MARCUS: Eight years. Supply officer. I moved things that couldn’t be late, like fuel, food, and medicine. If my trucks were late, people went without. That’s why I worry about suppliers.</w:t>
       </w:r>
-      <w:r>
-        <w:t xml:space="preserve"> </w:t>
-      </w:r>
-      <w:r>
-        <w:t xml:space="preserve">마커스: 8년. 보급 장교. 늦으면 안 되는 물건들을 옮겼죠. 연료, 식량, 의약품 같은 거요. 제 트럭이 늦으면 사람들이 굶거나 버텨야 했어요. 그래서 제가 공급처를 걱정하는 겁니다.</w:t>
-      </w:r>
-    </w:p>
-    <w:p>
-      <w:pPr>
-        <w:numPr>
-          <w:ilvl w:val="0"/>
-          <w:numId w:val="1004"/>
-        </w:numPr>
+    </w:p>
+    <w:p>
+      <w:pPr>
+        <w:pStyle w:val="BodyText"/>
       </w:pPr>
       <w:r>
         <w:t xml:space="preserve">PARK: I served two years. Everyone in Korea does. I was a cook.</w:t>
       </w:r>
-      <w:r>
-        <w:t xml:space="preserve"> </w:t>
-      </w:r>
-      <w:r>
-        <w:t xml:space="preserve">박 대표: 전 2년 복무했어요. 한국 남자는 다 하죠. 전 취사병이었어요.</w:t>
-      </w:r>
-    </w:p>
-    <w:p>
-      <w:pPr>
-        <w:numPr>
-          <w:ilvl w:val="0"/>
-          <w:numId w:val="1004"/>
-        </w:numPr>
+    </w:p>
+    <w:p>
+      <w:pPr>
+        <w:pStyle w:val="BodyText"/>
       </w:pPr>
       <w:r>
         <w:t xml:space="preserve">MARCUS: A cook! The most important soldier. Nobody fights hungry.</w:t>
       </w:r>
-      <w:r>
-        <w:t xml:space="preserve"> </w:t>
-      </w:r>
-      <w:r>
-        <w:t xml:space="preserve">마커스: 취사병! 제일 중요한 군인이죠. 배고프면 아무도 못 싸워요.</w:t>
-      </w:r>
-    </w:p>
-    <w:p>
-      <w:pPr>
-        <w:numPr>
-          <w:ilvl w:val="0"/>
-          <w:numId w:val="1004"/>
-        </w:numPr>
+    </w:p>
+    <w:p>
+      <w:pPr>
+        <w:pStyle w:val="BodyText"/>
       </w:pPr>
       <w:r>
         <w:t xml:space="preserve">PARK: Thank you. Nobody ever said that to me.</w:t>
       </w:r>
-      <w:r>
-        <w:t xml:space="preserve"> </w:t>
-      </w:r>
-      <w:r>
-        <w:t xml:space="preserve">박 대표: 고맙습니다. 아무도 그런 말 해 준 적 없어요.</w:t>
-      </w:r>
-    </w:p>
-    <w:p>
-      <w:pPr>
-        <w:numPr>
-          <w:ilvl w:val="0"/>
-          <w:numId w:val="1004"/>
-        </w:numPr>
+    </w:p>
+    <w:p>
+      <w:pPr>
+        <w:pStyle w:val="BodyText"/>
       </w:pPr>
       <w:r>
         <w:t xml:space="preserve">GRACE: Daepyo-nim, may I ask now? Which company found a bigger partner?</w:t>
       </w:r>
-      <w:r>
-        <w:t xml:space="preserve"> </w:t>
-      </w:r>
-      <w:r>
-        <w:t xml:space="preserve">그레이스: 대표님, 이제 여쭤봐도 될까요? 어느 회사가 더 큰 파트너를 찾았나요?</w:t>
-      </w:r>
-    </w:p>
-    <w:p>
-      <w:pPr>
-        <w:numPr>
-          <w:ilvl w:val="0"/>
-          <w:numId w:val="1004"/>
-        </w:numPr>
+    </w:p>
+    <w:p>
+      <w:pPr>
+        <w:pStyle w:val="BodyText"/>
       </w:pPr>
       <w:r>
         <w:t xml:space="preserve">PARK: Five years ago. An audit, six months of work, and a handshake in this room. We worked hard to be ready for them. Then silence. Nothing for weeks.</w:t>
       </w:r>
-      <w:r>
-        <w:t xml:space="preserve"> </w:t>
-      </w:r>
-      <w:r>
-        <w:t xml:space="preserve">박 대표: 5년 전. 실사, 6개월의 작업, 그리고 이 방에서의 악수. 그들을 맞을 준비를 하려고 열심히 일했죠. 그리고 침묵. 몇 주 동안 아무것도.</w:t>
-      </w:r>
-    </w:p>
-    <w:p>
-      <w:pPr>
-        <w:numPr>
-          <w:ilvl w:val="0"/>
-          <w:numId w:val="1004"/>
-        </w:numPr>
+    </w:p>
+    <w:p>
+      <w:pPr>
+        <w:pStyle w:val="BodyText"/>
       </w:pPr>
       <w:r>
         <w:t xml:space="preserve">MARCUS: No call? No letter?</w:t>
       </w:r>
-      <w:r>
-        <w:t xml:space="preserve"> </w:t>
-      </w:r>
-      <w:r>
-        <w:t xml:space="preserve">마커스: 전화도 없이요? 편지도 없이?</w:t>
-      </w:r>
-    </w:p>
-    <w:p>
-      <w:pPr>
-        <w:numPr>
-          <w:ilvl w:val="0"/>
-          <w:numId w:val="1004"/>
-        </w:numPr>
+    </w:p>
+    <w:p>
+      <w:pPr>
+        <w:pStyle w:val="BodyText"/>
       </w:pPr>
       <w:r>
         <w:t xml:space="preserve">PARK: An email. One line.</w:t>
@@ -2003,11 +1079,77 @@
       <w:r>
         <w:t xml:space="preserve">”</w:t>
       </w:r>
-      <w:r>
-        <w:t xml:space="preserve"> </w:t>
-      </w:r>
-      <w:r>
-        <w:t xml:space="preserve">박 대표: 이메일. 한 줄.</w:t>
+    </w:p>
+    <w:p>
+      <w:pPr>
+        <w:pStyle w:val="BodyText"/>
+      </w:pPr>
+      <w:r>
+        <w:t xml:space="preserve">SUJIN: The company was Halvern. They went to Daeyang Bio instead.</w:t>
+      </w:r>
+    </w:p>
+    <w:p>
+      <w:pPr>
+        <w:pStyle w:val="BodyText"/>
+      </w:pPr>
+      <w:r>
+        <w:t xml:space="preserve">GRACE: Daeyang? The big one in Seoul?</w:t>
+      </w:r>
+    </w:p>
+    <w:p>
+      <w:pPr>
+        <w:pStyle w:val="BodyText"/>
+      </w:pPr>
+      <w:r>
+        <w:t xml:space="preserve">PARK: The biggest. Their CEO is Han Seo-yeon. Very smart. Very strong.</w:t>
+      </w:r>
+    </w:p>
+    <w:p>
+      <w:pPr>
+        <w:pStyle w:val="BodyText"/>
+      </w:pPr>
+      <w:r>
+        <w:t xml:space="preserve">MARCUS: Halvern hurt us too. My CEO used to work there.</w:t>
+      </w:r>
+    </w:p>
+    <w:p>
+      <w:pPr>
+        <w:pStyle w:val="BodyText"/>
+      </w:pPr>
+      <w:r>
+        <w:t xml:space="preserve">PARK: Then we have the same scar.</w:t>
+      </w:r>
+    </w:p>
+    <w:p>
+      <w:pPr>
+        <w:pStyle w:val="BodyText"/>
+      </w:pPr>
+      <w:r>
+        <w:t xml:space="preserve">MARCUS: CEO Park, I can’t promise Asia. That’s not my decision. But I can promise a phone call, always. If something changes, you’ll hear it from a person, not an inbox.</w:t>
+      </w:r>
+    </w:p>
+    <w:p>
+      <w:pPr>
+        <w:pStyle w:val="BodyText"/>
+      </w:pPr>
+      <w:r>
+        <w:t xml:space="preserve">PARK: Even with bad news?</w:t>
+      </w:r>
+    </w:p>
+    <w:p>
+      <w:pPr>
+        <w:pStyle w:val="BodyText"/>
+      </w:pPr>
+      <w:r>
+        <w:t xml:space="preserve">MARCUS: Especially with bad news. That’s our rule. No one-line emails.</w:t>
+      </w:r>
+    </w:p>
+    <w:p>
+      <w:pPr>
+        <w:pStyle w:val="BodyText"/>
+      </w:pPr>
+      <w:r>
+        <w:t xml:space="preserve">PARK: Then here is my answer. Not</w:t>
       </w:r>
       <w:r>
         <w:t xml:space="preserve"> </w:t>
@@ -2016,284 +1158,56 @@
         <w:t xml:space="preserve">“</w:t>
       </w:r>
       <w:r>
-        <w:t xml:space="preserve">다른 방향으로 가기로 결정했습니다.</w:t>
+        <w:t xml:space="preserve">positively.</w:t>
       </w:r>
       <w:r>
         <w:t xml:space="preserve">”</w:t>
       </w:r>
-    </w:p>
-    <w:p>
-      <w:pPr>
-        <w:numPr>
-          <w:ilvl w:val="0"/>
-          <w:numId w:val="1004"/>
-        </w:numPr>
-      </w:pPr>
-      <w:r>
-        <w:t xml:space="preserve">SUJIN: The company was Halvern. They went to Daeyang Bio instead.</w:t>
-      </w:r>
-      <w:r>
-        <w:t xml:space="preserve"> </w:t>
-      </w:r>
-      <w:r>
-        <w:t xml:space="preserve">수진: 그 회사가 할번이었어요. 대신 대양바이오로 갔죠.</w:t>
-      </w:r>
-    </w:p>
-    <w:p>
-      <w:pPr>
-        <w:numPr>
-          <w:ilvl w:val="0"/>
-          <w:numId w:val="1004"/>
-        </w:numPr>
-      </w:pPr>
-      <w:r>
-        <w:t xml:space="preserve">GRACE: Daeyang? The big one in Seoul?</w:t>
-      </w:r>
-      <w:r>
-        <w:t xml:space="preserve"> </w:t>
-      </w:r>
-      <w:r>
-        <w:t xml:space="preserve">그레이스: 대양이요? 서울에 있는 그 큰 회사?</w:t>
-      </w:r>
-    </w:p>
-    <w:p>
-      <w:pPr>
-        <w:numPr>
-          <w:ilvl w:val="0"/>
-          <w:numId w:val="1004"/>
-        </w:numPr>
-      </w:pPr>
-      <w:r>
-        <w:t xml:space="preserve">PARK: The biggest. Their CEO is Han Seo-yeon. Very smart. Very strong.</w:t>
-      </w:r>
-      <w:r>
-        <w:t xml:space="preserve"> </w:t>
-      </w:r>
-      <w:r>
-        <w:t xml:space="preserve">박 대표: 가장 크죠. 대표가 한서연. 아주 똑똑하고. 아주 강합니다.</w:t>
-      </w:r>
-    </w:p>
-    <w:p>
-      <w:pPr>
-        <w:numPr>
-          <w:ilvl w:val="0"/>
-          <w:numId w:val="1004"/>
-        </w:numPr>
-      </w:pPr>
-      <w:r>
-        <w:t xml:space="preserve">MARCUS: Halvern hurt us too. My CEO used to work there.</w:t>
-      </w:r>
-      <w:r>
-        <w:t xml:space="preserve"> </w:t>
-      </w:r>
-      <w:r>
-        <w:t xml:space="preserve">마커스: 할번은 우리도 다치게 했어요. 우리 CEO가 거기서 일했거든요.</w:t>
-      </w:r>
-    </w:p>
-    <w:p>
-      <w:pPr>
-        <w:numPr>
-          <w:ilvl w:val="0"/>
-          <w:numId w:val="1004"/>
-        </w:numPr>
-      </w:pPr>
-      <w:r>
-        <w:t xml:space="preserve">PARK: Then we have the same scar.</w:t>
-      </w:r>
-      <w:r>
-        <w:t xml:space="preserve"> </w:t>
-      </w:r>
-      <w:r>
-        <w:t xml:space="preserve">박 대표: 그럼 우린 같은 흉터가 있네요.</w:t>
-      </w:r>
-    </w:p>
-    <w:p>
-      <w:pPr>
-        <w:numPr>
-          <w:ilvl w:val="0"/>
-          <w:numId w:val="1004"/>
-        </w:numPr>
-      </w:pPr>
-      <w:r>
-        <w:t xml:space="preserve">MARCUS: CEO Park, I can’t promise Asia. That’s not my decision. But I can promise a phone call, always. If something changes, you’ll hear it from a person, not an inbox.</w:t>
-      </w:r>
-      <w:r>
-        <w:t xml:space="preserve"> </w:t>
-      </w:r>
-      <w:r>
-        <w:t xml:space="preserve">마커스: 박 대표님, 아시아는 약속 못 해요. 제가 결정할 일이 아니거든요. 하지만 전화는 약속할 수 있어요. 언제나. 뭔가 바뀌면, 받은편지함이 아니라 사람에게서 듣게 되실 겁니다.</w:t>
-      </w:r>
-    </w:p>
-    <w:p>
-      <w:pPr>
-        <w:numPr>
-          <w:ilvl w:val="0"/>
-          <w:numId w:val="1004"/>
-        </w:numPr>
-      </w:pPr>
-      <w:r>
-        <w:t xml:space="preserve">PARK: Even with bad news?</w:t>
-      </w:r>
-      <w:r>
-        <w:t xml:space="preserve"> </w:t>
-      </w:r>
-      <w:r>
-        <w:t xml:space="preserve">박 대표: 나쁜 소식이라도요?</w:t>
-      </w:r>
-    </w:p>
-    <w:p>
-      <w:pPr>
-        <w:numPr>
-          <w:ilvl w:val="0"/>
-          <w:numId w:val="1004"/>
-        </w:numPr>
-      </w:pPr>
-      <w:r>
-        <w:t xml:space="preserve">MARCUS: Especially with bad news. That’s our rule. No one-line emails.</w:t>
-      </w:r>
-      <w:r>
-        <w:t xml:space="preserve"> </w:t>
-      </w:r>
-      <w:r>
-        <w:t xml:space="preserve">마커스: 특히 나쁜 소식이라면요. 그게 우리 규칙이에요. 한 줄짜리 이메일은 없어요.</w:t>
-      </w:r>
-    </w:p>
-    <w:p>
-      <w:pPr>
-        <w:numPr>
-          <w:ilvl w:val="0"/>
-          <w:numId w:val="1004"/>
-        </w:numPr>
-      </w:pPr>
-      <w:r>
-        <w:t xml:space="preserve">PARK: Then here is my answer. Not</w:t>
-      </w:r>
-      <w:r>
-        <w:t xml:space="preserve"> </w:t>
-      </w:r>
-      <w:r>
-        <w:t xml:space="preserve">“</w:t>
-      </w:r>
-      <w:r>
-        <w:t xml:space="preserve">positively.</w:t>
-      </w:r>
-      <w:r>
-        <w:t xml:space="preserve">”</w:t>
-      </w:r>
       <w:r>
         <w:t xml:space="preserve"> </w:t>
       </w:r>
       <w:r>
         <w:t xml:space="preserve">Just yes.</w:t>
       </w:r>
-      <w:r>
-        <w:t xml:space="preserve"> </w:t>
-      </w:r>
-      <w:r>
-        <w:t xml:space="preserve">박 대표: 그럼 제 대답입니다.</w:t>
-      </w:r>
-      <w:r>
-        <w:t xml:space="preserve"> </w:t>
-      </w:r>
-      <w:r>
-        <w:t xml:space="preserve">“</w:t>
-      </w:r>
-      <w:r>
-        <w:t xml:space="preserve">긍정적으로</w:t>
-      </w:r>
-      <w:r>
-        <w:t xml:space="preserve">”</w:t>
-      </w:r>
-      <w:r>
-        <w:t xml:space="preserve"> </w:t>
-      </w:r>
-      <w:r>
-        <w:t xml:space="preserve">말고. 그냥 예스.</w:t>
-      </w:r>
-    </w:p>
-    <w:p>
-      <w:pPr>
-        <w:numPr>
-          <w:ilvl w:val="0"/>
-          <w:numId w:val="1004"/>
-        </w:numPr>
+    </w:p>
+    <w:p>
+      <w:pPr>
+        <w:pStyle w:val="BodyText"/>
       </w:pPr>
       <w:r>
         <w:t xml:space="preserve">SUJIN: Tech transfer starts next month. Priya must come for two weeks.</w:t>
       </w:r>
-      <w:r>
-        <w:t xml:space="preserve"> </w:t>
-      </w:r>
-      <w:r>
-        <w:t xml:space="preserve">수진: 기술 이전은 다음 달 시작. 프리야가 2주 와야 해요.</w:t>
-      </w:r>
-    </w:p>
-    <w:p>
-      <w:pPr>
-        <w:numPr>
-          <w:ilvl w:val="0"/>
-          <w:numId w:val="1004"/>
-        </w:numPr>
+    </w:p>
+    <w:p>
+      <w:pPr>
+        <w:pStyle w:val="BodyText"/>
       </w:pPr>
       <w:r>
         <w:t xml:space="preserve">GRACE: Is that an agreement in principle?</w:t>
       </w:r>
-      <w:r>
-        <w:t xml:space="preserve"> </w:t>
-      </w:r>
-      <w:r>
-        <w:t xml:space="preserve">그레이스: 원칙 합의인가요?</w:t>
-      </w:r>
-    </w:p>
-    <w:p>
-      <w:pPr>
-        <w:numPr>
-          <w:ilvl w:val="0"/>
-          <w:numId w:val="1004"/>
-        </w:numPr>
+    </w:p>
+    <w:p>
+      <w:pPr>
+        <w:pStyle w:val="BodyText"/>
       </w:pPr>
       <w:r>
         <w:t xml:space="preserve">PARK: In principle. And in writing. Your lawyer will be happy.</w:t>
       </w:r>
-      <w:r>
-        <w:t xml:space="preserve"> </w:t>
-      </w:r>
-      <w:r>
-        <w:t xml:space="preserve">박 대표: 원칙상. 그리고 서면으로. 변호사님이 좋아하시겠네요.</w:t>
-      </w:r>
-    </w:p>
-    <w:p>
-      <w:pPr>
-        <w:numPr>
-          <w:ilvl w:val="0"/>
-          <w:numId w:val="1004"/>
-        </w:numPr>
+    </w:p>
+    <w:p>
+      <w:pPr>
+        <w:pStyle w:val="BodyText"/>
       </w:pPr>
       <w:r>
         <w:t xml:space="preserve">MARCUS: She’ll still send fifteen pages. One more glass? One hand or two?</w:t>
       </w:r>
-      <w:r>
-        <w:t xml:space="preserve"> </w:t>
-      </w:r>
-      <w:r>
-        <w:t xml:space="preserve">마커스: 그래도 15쪽은 보낼 거예요. 한 잔 더? 한 손, 두 손?</w:t>
-      </w:r>
-    </w:p>
-    <w:p>
-      <w:pPr>
-        <w:numPr>
-          <w:ilvl w:val="0"/>
-          <w:numId w:val="1004"/>
-        </w:numPr>
+    </w:p>
+    <w:p>
+      <w:pPr>
+        <w:pStyle w:val="BodyText"/>
       </w:pPr>
       <w:r>
         <w:t xml:space="preserve">PARK: Two. Always two. But this is the last. Rule nine.</w:t>
-      </w:r>
-      <w:r>
-        <w:t xml:space="preserve"> </w:t>
-      </w:r>
-      <w:r>
-        <w:t xml:space="preserve">박 대표: 두 손. 언제나 두 손. 하지만 이게 마지막. 9번 규칙.</w:t>
       </w:r>
     </w:p>
     <w:bookmarkEnd w:id="24"/>
@@ -2308,10 +1222,7 @@
     </w:p>
     <w:p>
       <w:pPr>
-        <w:numPr>
-          <w:ilvl w:val="0"/>
-          <w:numId w:val="1005"/>
-        </w:numPr>
+        <w:pStyle w:val="FirstParagraph"/>
       </w:pPr>
       <w:r>
         <w:t xml:space="preserve">NOAH: Marcus! How was it? Grace texted</w:t>
@@ -2328,11 +1239,117 @@
       <w:r>
         <w:t xml:space="preserve">”</w:t>
       </w:r>
-      <w:r>
-        <w:t xml:space="preserve"> </w:t>
-      </w:r>
-      <w:r>
-        <w:t xml:space="preserve">노아: 마커스! 어땠어? 그레이스가</w:t>
+    </w:p>
+    <w:p>
+      <w:pPr>
+        <w:pStyle w:val="BodyText"/>
+      </w:pPr>
+      <w:r>
+        <w:t xml:space="preserve">MARCUS: Slightly bent. Good news first. We have a partner. In principle.</w:t>
+      </w:r>
+    </w:p>
+    <w:p>
+      <w:pPr>
+        <w:pStyle w:val="BodyText"/>
+      </w:pPr>
+      <w:r>
+        <w:t xml:space="preserve">NOAH: And the bad news?</w:t>
+      </w:r>
+    </w:p>
+    <w:p>
+      <w:pPr>
+        <w:pStyle w:val="BodyText"/>
+      </w:pPr>
+      <w:r>
+        <w:t xml:space="preserve">MARCUS: Qualification takes ten months. Plus FDA. We launch with one source.</w:t>
+      </w:r>
+    </w:p>
+    <w:p>
+      <w:pPr>
+        <w:pStyle w:val="BodyText"/>
+      </w:pPr>
+      <w:r>
+        <w:t xml:space="preserve">NOAH: Two is one, one is none.</w:t>
+      </w:r>
+    </w:p>
+    <w:p>
+      <w:pPr>
+        <w:pStyle w:val="BodyText"/>
+      </w:pPr>
+      <w:r>
+        <w:t xml:space="preserve">MARCUS: Right now we’re one. For about a year. I don’t like it.</w:t>
+      </w:r>
+    </w:p>
+    <w:p>
+      <w:pPr>
+        <w:pStyle w:val="BodyText"/>
+      </w:pPr>
+      <w:r>
+        <w:t xml:space="preserve">NOAH: Can we build a safety stock? From Meridian?</w:t>
+      </w:r>
+    </w:p>
+    <w:p>
+      <w:pPr>
+        <w:pStyle w:val="BodyText"/>
+      </w:pPr>
+      <w:r>
+        <w:t xml:space="preserve">MARCUS: Maybe four months of buffer. It costs cash, because we pay Meridian now and sell later, and the bank will ask about it. We’ll argue at Go/No-Go.</w:t>
+      </w:r>
+    </w:p>
+    <w:p>
+      <w:pPr>
+        <w:pStyle w:val="BodyText"/>
+      </w:pPr>
+      <w:r>
+        <w:t xml:space="preserve">NOAH: Anything else?</w:t>
+      </w:r>
+    </w:p>
+    <w:p>
+      <w:pPr>
+        <w:pStyle w:val="BodyText"/>
+      </w:pPr>
+      <w:r>
+        <w:t xml:space="preserve">GRACE: One thing. Halvern walked away from them five years ago, with a one-line email. CEO Park hasn’t forgotten, and I think that’s why he trusted Marcus’s promise about phone calls.</w:t>
+      </w:r>
+    </w:p>
+    <w:p>
+      <w:pPr>
+        <w:pStyle w:val="BodyText"/>
+      </w:pPr>
+      <w:r>
+        <w:t xml:space="preserve">NOAH: That sounds familiar.</w:t>
+      </w:r>
+    </w:p>
+    <w:p>
+      <w:pPr>
+        <w:pStyle w:val="BodyText"/>
+      </w:pPr>
+      <w:r>
+        <w:t xml:space="preserve">GRACE: And CEO Park wants the first conversation about Asia. In writing.</w:t>
+      </w:r>
+    </w:p>
+    <w:p>
+      <w:pPr>
+        <w:pStyle w:val="BodyText"/>
+      </w:pPr>
+      <w:r>
+        <w:t xml:space="preserve">NOAH: Asia. We haven’t sold one syringe in Texas yet.</w:t>
+      </w:r>
+    </w:p>
+    <w:p>
+      <w:pPr>
+        <w:pStyle w:val="BodyText"/>
+      </w:pPr>
+      <w:r>
+        <w:t xml:space="preserve">MARCUS: He’s patient. He’s a cook. He knows things take time.</w:t>
+      </w:r>
+    </w:p>
+    <w:p>
+      <w:pPr>
+        <w:pStyle w:val="BodyText"/>
+      </w:pPr>
+      <w:r>
+        <w:t xml:space="preserve">GRACE: My mom just texted.</w:t>
       </w:r>
       <w:r>
         <w:t xml:space="preserve"> </w:t>
@@ -2341,287 +1358,16 @@
         <w:t xml:space="preserve">“</w:t>
       </w:r>
       <w:r>
-        <w:t xml:space="preserve">9번 규칙 깨짐</w:t>
+        <w:t xml:space="preserve">Did they use two hands?</w:t>
       </w:r>
       <w:r>
         <w:t xml:space="preserve">”</w:t>
       </w:r>
       <w:r>
-        <w:t xml:space="preserve">이라고 문자했던데.</w:t>
-      </w:r>
-    </w:p>
-    <w:p>
-      <w:pPr>
-        <w:numPr>
-          <w:ilvl w:val="0"/>
-          <w:numId w:val="1005"/>
-        </w:numPr>
-      </w:pPr>
-      <w:r>
-        <w:t xml:space="preserve">MARCUS: Slightly bent. Good news first. We have a partner. In principle.</w:t>
-      </w:r>
-      <w:r>
-        <w:t xml:space="preserve"> </w:t>
-      </w:r>
-      <w:r>
-        <w:t xml:space="preserve">마커스: 살짝 휘었지. 좋은 소식부터. 파트너가 생겼어. 원칙상.</w:t>
-      </w:r>
-    </w:p>
-    <w:p>
-      <w:pPr>
-        <w:numPr>
-          <w:ilvl w:val="0"/>
-          <w:numId w:val="1005"/>
-        </w:numPr>
-      </w:pPr>
-      <w:r>
-        <w:t xml:space="preserve">NOAH: And the bad news?</w:t>
-      </w:r>
-      <w:r>
-        <w:t xml:space="preserve"> </w:t>
-      </w:r>
-      <w:r>
-        <w:t xml:space="preserve">노아: 나쁜 소식은?</w:t>
-      </w:r>
-    </w:p>
-    <w:p>
-      <w:pPr>
-        <w:numPr>
-          <w:ilvl w:val="0"/>
-          <w:numId w:val="1005"/>
-        </w:numPr>
-      </w:pPr>
-      <w:r>
-        <w:t xml:space="preserve">MARCUS: Qualification takes ten months. Plus FDA. We launch with one source.</w:t>
-      </w:r>
-      <w:r>
-        <w:t xml:space="preserve"> </w:t>
-      </w:r>
-      <w:r>
-        <w:t xml:space="preserve">마커스: 적격 판정까지 10개월. 거기에 FDA. 공급처 하나로 출시해.</w:t>
-      </w:r>
-    </w:p>
-    <w:p>
-      <w:pPr>
-        <w:numPr>
-          <w:ilvl w:val="0"/>
-          <w:numId w:val="1005"/>
-        </w:numPr>
-      </w:pPr>
-      <w:r>
-        <w:t xml:space="preserve">NOAH: Two is one, one is none.</w:t>
-      </w:r>
-      <w:r>
-        <w:t xml:space="preserve"> </w:t>
-      </w:r>
-      <w:r>
-        <w:t xml:space="preserve">노아: 둘은 하나, 하나는 없음.</w:t>
-      </w:r>
-    </w:p>
-    <w:p>
-      <w:pPr>
-        <w:numPr>
-          <w:ilvl w:val="0"/>
-          <w:numId w:val="1005"/>
-        </w:numPr>
-      </w:pPr>
-      <w:r>
-        <w:t xml:space="preserve">MARCUS: Right now we’re one. For about a year. I don’t like it.</w:t>
-      </w:r>
-      <w:r>
-        <w:t xml:space="preserve"> </w:t>
-      </w:r>
-      <w:r>
-        <w:t xml:space="preserve">마커스: 지금 우린 하나야. 1년쯤. 맘에 안 들어.</w:t>
-      </w:r>
-    </w:p>
-    <w:p>
-      <w:pPr>
-        <w:numPr>
-          <w:ilvl w:val="0"/>
-          <w:numId w:val="1005"/>
-        </w:numPr>
-      </w:pPr>
-      <w:r>
-        <w:t xml:space="preserve">NOAH: Can we build a safety stock? From Meridian?</w:t>
-      </w:r>
-      <w:r>
-        <w:t xml:space="preserve"> </w:t>
-      </w:r>
-      <w:r>
-        <w:t xml:space="preserve">노아: 안전 재고를 쌓을 수 있을까? 메리디안에서?</w:t>
-      </w:r>
-    </w:p>
-    <w:p>
-      <w:pPr>
-        <w:numPr>
-          <w:ilvl w:val="0"/>
-          <w:numId w:val="1005"/>
-        </w:numPr>
-      </w:pPr>
-      <w:r>
-        <w:t xml:space="preserve">MARCUS: Maybe four months of buffer. It costs cash, because we pay Meridian now and sell later, and the bank will ask about it. We’ll argue at Go/No-Go.</w:t>
-      </w:r>
-      <w:r>
-        <w:t xml:space="preserve"> </w:t>
-      </w:r>
-      <w:r>
-        <w:t xml:space="preserve">마커스: 4개월치 버퍼 정도. 현금이 들어. 메리디안엔 지금 돈을 내고 판매는 나중에 하니까. 은행도 물어볼 거고. Go/No-Go 때 논쟁하자.</w:t>
-      </w:r>
-    </w:p>
-    <w:p>
-      <w:pPr>
-        <w:numPr>
-          <w:ilvl w:val="0"/>
-          <w:numId w:val="1005"/>
-        </w:numPr>
-      </w:pPr>
-      <w:r>
-        <w:t xml:space="preserve">NOAH: Anything else?</w:t>
-      </w:r>
-      <w:r>
-        <w:t xml:space="preserve"> </w:t>
-      </w:r>
-      <w:r>
-        <w:t xml:space="preserve">노아: 다른 건?</w:t>
-      </w:r>
-    </w:p>
-    <w:p>
-      <w:pPr>
-        <w:numPr>
-          <w:ilvl w:val="0"/>
-          <w:numId w:val="1005"/>
-        </w:numPr>
-      </w:pPr>
-      <w:r>
-        <w:t xml:space="preserve">GRACE: One thing. Halvern walked away from them five years ago, with a one-line email. CEO Park hasn’t forgotten, and I think that’s why he trusted Marcus’s promise about phone calls.</w:t>
-      </w:r>
-      <w:r>
-        <w:t xml:space="preserve"> </w:t>
-      </w:r>
-      <w:r>
-        <w:t xml:space="preserve">그레이스: 하나요. 할번이 5년 전에 한 줄짜리 이메일로 그들을 떠났대요. 박 대표님은 잊지 않으셨어요. 그래서 마커스의 전화 약속을 믿으신 것 같아요.</w:t>
-      </w:r>
-    </w:p>
-    <w:p>
-      <w:pPr>
-        <w:numPr>
-          <w:ilvl w:val="0"/>
-          <w:numId w:val="1005"/>
-        </w:numPr>
-      </w:pPr>
-      <w:r>
-        <w:t xml:space="preserve">NOAH: That sounds familiar.</w:t>
-      </w:r>
-      <w:r>
-        <w:t xml:space="preserve"> </w:t>
-      </w:r>
-      <w:r>
-        <w:t xml:space="preserve">노아: 익숙한 얘기네.</w:t>
-      </w:r>
-    </w:p>
-    <w:p>
-      <w:pPr>
-        <w:numPr>
-          <w:ilvl w:val="0"/>
-          <w:numId w:val="1005"/>
-        </w:numPr>
-      </w:pPr>
-      <w:r>
-        <w:t xml:space="preserve">GRACE: And CEO Park wants the first conversation about Asia. In writing.</w:t>
-      </w:r>
-      <w:r>
-        <w:t xml:space="preserve"> </w:t>
-      </w:r>
-      <w:r>
-        <w:t xml:space="preserve">그레이스: 그리고 박 대표님이 아시아에 대한 첫 대화를 원해요. 서면으로.</w:t>
-      </w:r>
-    </w:p>
-    <w:p>
-      <w:pPr>
-        <w:numPr>
-          <w:ilvl w:val="0"/>
-          <w:numId w:val="1005"/>
-        </w:numPr>
-      </w:pPr>
-      <w:r>
-        <w:t xml:space="preserve">NOAH: Asia. We haven’t sold one syringe in Texas yet.</w:t>
-      </w:r>
-      <w:r>
-        <w:t xml:space="preserve"> </w:t>
-      </w:r>
-      <w:r>
-        <w:t xml:space="preserve">노아: 아시아라. 아직 텍사스에서 주사기 하나도 안 팔았는데.</w:t>
-      </w:r>
-    </w:p>
-    <w:p>
-      <w:pPr>
-        <w:numPr>
-          <w:ilvl w:val="0"/>
-          <w:numId w:val="1005"/>
-        </w:numPr>
-      </w:pPr>
-      <w:r>
-        <w:t xml:space="preserve">MARCUS: He’s patient. He’s a cook. He knows things take time.</w:t>
-      </w:r>
-      <w:r>
-        <w:t xml:space="preserve"> </w:t>
-      </w:r>
-      <w:r>
-        <w:t xml:space="preserve">마커스: 그분은 인내심이 있어. 취사병이었거든. 시간 걸리는 걸 알아.</w:t>
-      </w:r>
-    </w:p>
-    <w:p>
-      <w:pPr>
-        <w:numPr>
-          <w:ilvl w:val="0"/>
-          <w:numId w:val="1005"/>
-        </w:numPr>
-      </w:pPr>
-      <w:r>
-        <w:t xml:space="preserve">GRACE: My mom just texted.</w:t>
-      </w:r>
-      <w:r>
-        <w:t xml:space="preserve"> </w:t>
-      </w:r>
-      <w:r>
-        <w:t xml:space="preserve">“</w:t>
-      </w:r>
-      <w:r>
-        <w:t xml:space="preserve">Did they use two hands?</w:t>
-      </w:r>
-      <w:r>
-        <w:t xml:space="preserve">”</w:t>
-      </w:r>
-      <w:r>
         <w:t xml:space="preserve"> </w:t>
       </w:r>
       <w:r>
         <w:t xml:space="preserve">I said yes. She’s proud.</w:t>
-      </w:r>
-      <w:r>
-        <w:t xml:space="preserve"> </w:t>
-      </w:r>
-      <w:r>
-        <w:t xml:space="preserve">그레이스: 엄마가 방금 문자했어요.</w:t>
-      </w:r>
-      <w:r>
-        <w:t xml:space="preserve"> </w:t>
-      </w:r>
-      <w:r>
-        <w:t xml:space="preserve">“</w:t>
-      </w:r>
-      <w:r>
-        <w:t xml:space="preserve">두 손 썼니?</w:t>
-      </w:r>
-      <w:r>
-        <w:t xml:space="preserve">”</w:t>
-      </w:r>
-      <w:r>
-        <w:t xml:space="preserve"> </w:t>
-      </w:r>
-      <w:r>
-        <w:t xml:space="preserve">그렇다고 했어요. 자랑스러워하세요.</w:t>
       </w:r>
     </w:p>
     <w:p>
@@ -2762,7 +1508,7 @@
               <w:jc w:val="left"/>
             </w:pPr>
             <w:r>
-              <w:t xml:space="preserve">17턴. 방문 미팅 첫인사의 기본.</w:t>
+              <w:t xml:space="preserve">장면1. 방문 미팅 첫인사의 기본.</w:t>
             </w:r>
           </w:p>
         </w:tc>
@@ -2812,7 +1558,7 @@
               <w:jc w:val="left"/>
             </w:pPr>
             <w:r>
-              <w:t xml:space="preserve">23턴. 상대가 과거 경험으로 경계심을 표현할 때.</w:t>
+              <w:t xml:space="preserve">장면1. 상대가 과거 경험으로 경계심을 표현할 때.</w:t>
             </w:r>
           </w:p>
         </w:tc>
@@ -2862,7 +1608,7 @@
               <w:jc w:val="left"/>
             </w:pPr>
             <w:r>
-              <w:t xml:space="preserve">33턴. 공급업체 실사에서 품질 이력을 요청하는 표현.</w:t>
+              <w:t xml:space="preserve">장면1. 공급업체 실사에서 품질 이력을 요청하는 표현.</w:t>
             </w:r>
           </w:p>
         </w:tc>
@@ -2912,7 +1658,7 @@
               <w:jc w:val="left"/>
             </w:pPr>
             <w:r>
-              <w:t xml:space="preserve">36턴. 투명성이 신뢰를 만든다는 원칙.</w:t>
+              <w:t xml:space="preserve">장면1. 투명성이 신뢰를 만든다는 원칙.</w:t>
             </w:r>
           </w:p>
         </w:tc>
@@ -2962,7 +1708,7 @@
               <w:jc w:val="left"/>
             </w:pPr>
             <w:r>
-              <w:t xml:space="preserve">49턴. 기술 결과를 과장 없이 보고할 때.</w:t>
+              <w:t xml:space="preserve">장면1. 기술 결과를 과장 없이 보고할 때.</w:t>
             </w:r>
           </w:p>
         </w:tc>
@@ -3012,7 +1758,7 @@
               <w:jc w:val="left"/>
             </w:pPr>
             <w:r>
-              <w:t xml:space="preserve">57턴. 낙관적 일정이 아닌 실제 일정을 물을 때.</w:t>
+              <w:t xml:space="preserve">장면2. 낙관적 일정이 아닌 실제 일정을 물을 때.</w:t>
             </w:r>
           </w:p>
         </w:tc>
@@ -3062,7 +1808,7 @@
               <w:jc w:val="left"/>
             </w:pPr>
             <w:r>
-              <w:t xml:space="preserve">69턴. 한국·일본식 간접 거절 표현.</w:t>
+              <w:t xml:space="preserve">장면2. 한국·일본식 간접 거절 표현.</w:t>
             </w:r>
             <w:r>
               <w:t xml:space="preserve"> </w:t>
@@ -3127,7 +1873,7 @@
               <w:jc w:val="left"/>
             </w:pPr>
             <w:r>
-              <w:t xml:space="preserve">71턴. 큰 요구를 거절하되 협상을 이어갈 때.</w:t>
+              <w:t xml:space="preserve">장면2. 큰 요구를 거절하되 협상을 이어갈 때.</w:t>
             </w:r>
           </w:p>
         </w:tc>
@@ -3177,7 +1923,7 @@
               <w:jc w:val="left"/>
             </w:pPr>
             <w:r>
-              <w:t xml:space="preserve">73턴. 독점권이 아닌</w:t>
+              <w:t xml:space="preserve">장면2. 독점권이 아닌</w:t>
             </w:r>
             <w:r>
               <w:t xml:space="preserve"> </w:t>
@@ -3242,7 +1988,7 @@
               <w:jc w:val="left"/>
             </w:pPr>
             <w:r>
-              <w:t xml:space="preserve">102턴. 세부 계약 전 핵심 조건에 대한 합의.</w:t>
+              <w:t xml:space="preserve">절정·전환. 세부 계약 전 핵심 조건에 대한 합의.</w:t>
             </w:r>
           </w:p>
         </w:tc>
@@ -3719,7 +2465,7 @@
           <w:bCs/>
           <w:b/>
         </w:rPr>
-        <w:t xml:space="preserve">73턴 MARCUS:</w:t>
+        <w:t xml:space="preserve">MARCUS (장면2):</w:t>
       </w:r>
       <w:r>
         <w:t xml:space="preserve"> </w:t>
@@ -4041,9 +2787,1210 @@
         <w:t xml:space="preserve">을 대신 제안하는 상황을 같은 구조로 30단어 안팎으로 말해 보기.</w:t>
       </w:r>
     </w:p>
+    <w:p>
+      <w:r>
+        <w:pict>
+          <v:rect style="width:0;height:1.5pt" o:hralign="center" o:hrstd="t" o:hr="t"/>
+        </w:pict>
+      </w:r>
+    </w:p>
     <w:bookmarkEnd w:id="30"/>
     <w:bookmarkEnd w:id="31"/>
+    <w:bookmarkStart w:id="37" w:name="한국어-번역"/>
+    <w:p>
+      <w:pPr>
+        <w:pStyle w:val="Heading2"/>
+      </w:pPr>
+      <w:r>
+        <w:t xml:space="preserve">한국어 번역</w:t>
+      </w:r>
+    </w:p>
+    <w:bookmarkStart w:id="32" w:name="도입-오송역에서-오창으로-가는-차-안-1"/>
+    <w:p>
+      <w:pPr>
+        <w:pStyle w:val="Heading3"/>
+      </w:pPr>
+      <w:r>
+        <w:t xml:space="preserve">도입 — 오송역에서 오창으로 가는 차 안</w:t>
+      </w:r>
+    </w:p>
+    <w:p>
+      <w:pPr>
+        <w:pStyle w:val="FirstParagraph"/>
+      </w:pPr>
+      <w:r>
+        <w:t xml:space="preserve">마커스: 그레이스, 어머니 규칙 다시 읽어 줘. 천천히.</w:t>
+      </w:r>
+    </w:p>
+    <w:p>
+      <w:pPr>
+        <w:pStyle w:val="BodyText"/>
+      </w:pPr>
+      <w:r>
+        <w:t xml:space="preserve">그레이스: 규칙 1. 명함은 두 손으로. 읽어 보고. 주머니에 바로 넣지 말 것.</w:t>
+      </w:r>
+    </w:p>
+    <w:p>
+      <w:pPr>
+        <w:pStyle w:val="BodyText"/>
+      </w:pPr>
+      <w:r>
+        <w:t xml:space="preserve">마커스: 그럼 어디 둬?</w:t>
+      </w:r>
+    </w:p>
+    <w:p>
+      <w:pPr>
+        <w:pStyle w:val="BodyText"/>
+      </w:pPr>
+      <w:r>
+        <w:t xml:space="preserve">그레이스: 테이블 위에. 앞에. 회의 끝날 때까지.</w:t>
+      </w:r>
+    </w:p>
+    <w:p>
+      <w:pPr>
+        <w:pStyle w:val="BodyText"/>
+      </w:pPr>
+      <w:r>
+        <w:t xml:space="preserve">마커스: 이름표처럼. 알았어. 규칙 2?</w:t>
+      </w:r>
+    </w:p>
+    <w:p>
+      <w:pPr>
+        <w:pStyle w:val="BodyText"/>
+      </w:pPr>
+      <w:r>
+        <w:t xml:space="preserve">그레이스:</w:t>
+      </w:r>
+      <w:r>
+        <w:t xml:space="preserve"> </w:t>
+      </w:r>
+      <w:r>
+        <w:t xml:space="preserve">“</w:t>
+      </w:r>
+      <w:r>
+        <w:t xml:space="preserve">박 대표님</w:t>
+      </w:r>
+      <w:r>
+        <w:t xml:space="preserve">”</w:t>
+      </w:r>
+      <w:r>
+        <w:t xml:space="preserve">이라고 부를 것. 아니면</w:t>
+      </w:r>
+      <w:r>
+        <w:t xml:space="preserve"> </w:t>
+      </w:r>
+      <w:r>
+        <w:t xml:space="preserve">“</w:t>
+      </w:r>
+      <w:r>
+        <w:t xml:space="preserve">대표님</w:t>
+      </w:r>
+      <w:r>
+        <w:t xml:space="preserve">”</w:t>
+      </w:r>
+      <w:r>
+        <w:t xml:space="preserve">. 절대</w:t>
+      </w:r>
+      <w:r>
+        <w:t xml:space="preserve"> </w:t>
+      </w:r>
+      <w:r>
+        <w:t xml:space="preserve">“</w:t>
+      </w:r>
+      <w:r>
+        <w:t xml:space="preserve">정호</w:t>
+      </w:r>
+      <w:r>
+        <w:t xml:space="preserve">”</w:t>
+      </w:r>
+      <w:r>
+        <w:t xml:space="preserve"> </w:t>
+      </w:r>
+      <w:r>
+        <w:t xml:space="preserve">말고.</w:t>
+      </w:r>
+    </w:p>
+    <w:p>
+      <w:pPr>
+        <w:pStyle w:val="BodyText"/>
+      </w:pPr>
+      <w:r>
+        <w:t xml:space="preserve">마커스: 오스틴에선 우리 CEO가 슬리퍼 신는데.</w:t>
+      </w:r>
+    </w:p>
+    <w:p>
+      <w:pPr>
+        <w:pStyle w:val="BodyText"/>
+      </w:pPr>
+      <w:r>
+        <w:t xml:space="preserve">그레이스: 그건 말하지 마세요. 규칙 3. 그분이 앉을 때까지 앉지 말 것.</w:t>
+      </w:r>
+    </w:p>
+    <w:p>
+      <w:pPr>
+        <w:pStyle w:val="BodyText"/>
+      </w:pPr>
+      <w:r>
+        <w:t xml:space="preserve">마커스: 군대 규칙이네. 쉽지. 또?</w:t>
+      </w:r>
+    </w:p>
+    <w:p>
+      <w:pPr>
+        <w:pStyle w:val="BodyText"/>
+      </w:pPr>
+      <w:r>
+        <w:t xml:space="preserve">그레이스:</w:t>
+      </w:r>
+      <w:r>
+        <w:t xml:space="preserve"> </w:t>
+      </w:r>
+      <w:r>
+        <w:t xml:space="preserve">“</w:t>
+      </w:r>
+      <w:r>
+        <w:t xml:space="preserve">긍정적으로 검토하겠습니다</w:t>
+      </w:r>
+      <w:r>
+        <w:t xml:space="preserve">”</w:t>
+      </w:r>
+      <w:r>
+        <w:t xml:space="preserve">라고 하면 거절일 수도 있어요.</w:t>
+      </w:r>
+    </w:p>
+    <w:p>
+      <w:pPr>
+        <w:pStyle w:val="BodyText"/>
+      </w:pPr>
+      <w:r>
+        <w:t xml:space="preserve">마커스: 긍정적이 거절이라고?</w:t>
+      </w:r>
+    </w:p>
+    <w:p>
+      <w:pPr>
+        <w:pStyle w:val="BodyText"/>
+      </w:pPr>
+      <w:r>
+        <w:t xml:space="preserve">그레이스: 긍정적이란 건 ’오늘은 아니다’예요. 한국 사람들은 특히 손님 앞에선 직접적인 거절을 피하는 경우가 많아요. 무례하게 느껴질 수 있으니까요. 그러니 말만 보지 말고 표정을 보세요. 표정이 먼저 알려 줘요.</w:t>
+      </w:r>
+    </w:p>
+    <w:p>
+      <w:pPr>
+        <w:pStyle w:val="BodyText"/>
+      </w:pPr>
+      <w:r>
+        <w:t xml:space="preserve">마커스: 그리고 9번? 비즈니스?</w:t>
+      </w:r>
+    </w:p>
+    <w:p>
+      <w:pPr>
+        <w:pStyle w:val="BodyText"/>
+      </w:pPr>
+      <w:r>
+        <w:t xml:space="preserve">그레이스: 9번은</w:t>
+      </w:r>
+      <w:r>
+        <w:t xml:space="preserve"> </w:t>
+      </w:r>
+      <w:r>
+        <w:t xml:space="preserve">“</w:t>
+      </w:r>
+      <w:r>
+        <w:t xml:space="preserve">미국 사람 너무 많이 마시게 하지 마라</w:t>
+      </w:r>
+      <w:r>
+        <w:t xml:space="preserve">”</w:t>
+      </w:r>
+      <w:r>
+        <w:t xml:space="preserve">예요.</w:t>
+      </w:r>
+    </w:p>
+    <w:p>
+      <w:pPr>
+        <w:pStyle w:val="BodyText"/>
+      </w:pPr>
+      <w:r>
+        <w:t xml:space="preserve">마커스: 어머니가 미국인을 만나 보셨구먼.</w:t>
+      </w:r>
+    </w:p>
     <w:bookmarkEnd w:id="32"/>
+    <w:bookmarkStart w:id="33" w:name="장면1-인사와-공장-견학-1"/>
+    <w:p>
+      <w:pPr>
+        <w:pStyle w:val="Heading3"/>
+      </w:pPr>
+      <w:r>
+        <w:t xml:space="preserve">장면1 — 인사와 공장 견학</w:t>
+      </w:r>
+    </w:p>
+    <w:p>
+      <w:pPr>
+        <w:pStyle w:val="FirstParagraph"/>
+      </w:pPr>
+      <w:r>
+        <w:t xml:space="preserve">박 대표: 서린바이오에 오신 걸 환영합니다. 박정호입니다. 먼 길 와 주셔서 감사합니다.</w:t>
+      </w:r>
+    </w:p>
+    <w:p>
+      <w:pPr>
+        <w:pStyle w:val="BodyText"/>
+      </w:pPr>
+      <w:r>
+        <w:t xml:space="preserve">마커스: 초대해 주셔서 감사합니다, 박 대표님. 베이라 COO 마커스 웹입니다.</w:t>
+      </w:r>
+    </w:p>
+    <w:p>
+      <w:pPr>
+        <w:pStyle w:val="BodyText"/>
+      </w:pPr>
+      <w:r>
+        <w:t xml:space="preserve">박 대표: 아, 두 손으로. 누가 잘 가르쳐 주셨네요.</w:t>
+      </w:r>
+    </w:p>
+    <w:p>
+      <w:pPr>
+        <w:pStyle w:val="BodyText"/>
+      </w:pPr>
+      <w:r>
+        <w:t xml:space="preserve">그레이스: 저희 어머니요, 대표님. LA에서 빵집을 하세요.</w:t>
+      </w:r>
+    </w:p>
+    <w:p>
+      <w:pPr>
+        <w:pStyle w:val="BodyText"/>
+      </w:pPr>
+      <w:r>
+        <w:t xml:space="preserve">박 대표: 그럼 어머님은 제 선생님이기도 하네요. 이쪽은 이수진. QA 팀장입니다.</w:t>
+      </w:r>
+    </w:p>
+    <w:p>
+      <w:pPr>
+        <w:pStyle w:val="BodyText"/>
+      </w:pPr>
+      <w:r>
+        <w:t xml:space="preserve">수진: 반갑습니다. 앉으세요. 물론 대표님 다음에요.</w:t>
+      </w:r>
+    </w:p>
+    <w:p>
+      <w:pPr>
+        <w:pStyle w:val="BodyText"/>
+      </w:pPr>
+      <w:r>
+        <w:t xml:space="preserve">마커스: 물론이죠.</w:t>
+      </w:r>
+    </w:p>
+    <w:p>
+      <w:pPr>
+        <w:pStyle w:val="BodyText"/>
+      </w:pPr>
+      <w:r>
+        <w:t xml:space="preserve">박 대표: 솔직히 말씀드리죠. 많은 미국 회사가 방문했습니다. 공장을 둘러보고, 사진을 찍고, 가격을 물었죠. 다시 온 곳은 적었어요. 그러니 오늘 제가 조심스럽더라도 이해해 주십시오.</w:t>
+      </w:r>
+    </w:p>
+    <w:p>
+      <w:pPr>
+        <w:pStyle w:val="BodyText"/>
+      </w:pPr>
+      <w:r>
+        <w:t xml:space="preserve">마커스: 왜 다시 안 왔나요?</w:t>
+      </w:r>
+    </w:p>
+    <w:p>
+      <w:pPr>
+        <w:pStyle w:val="BodyText"/>
+      </w:pPr>
+      <w:r>
+        <w:t xml:space="preserve">박 대표: 어떤 곳은 더 싼 파트너를 찾았고. 한 곳은 더 큰 곳을 찾았죠.</w:t>
+      </w:r>
+    </w:p>
+    <w:p>
+      <w:pPr>
+        <w:pStyle w:val="BodyText"/>
+      </w:pPr>
+      <w:r>
+        <w:t xml:space="preserve">그레이스: 어느 회사인지 여쭤도 될까요?</w:t>
+      </w:r>
+    </w:p>
+    <w:p>
+      <w:pPr>
+        <w:pStyle w:val="BodyText"/>
+      </w:pPr>
+      <w:r>
+        <w:t xml:space="preserve">박 대표: 나중에요. 먼저 공장. 수진 팀장이 안내할 겁니다.</w:t>
+      </w:r>
+    </w:p>
+    <w:p>
+      <w:pPr>
+        <w:pStyle w:val="BodyText"/>
+      </w:pPr>
+      <w:r>
+        <w:t xml:space="preserve">수진: 가운, 장갑, 마스크. 클린룸에는 두 명씩 들어갑니다.</w:t>
+      </w:r>
+    </w:p>
+    <w:p>
+      <w:pPr>
+        <w:pStyle w:val="BodyText"/>
+      </w:pPr>
+      <w:r>
+        <w:t xml:space="preserve">마커스: 충전 라인이 몇 개예요?</w:t>
+      </w:r>
+    </w:p>
+    <w:p>
+      <w:pPr>
+        <w:pStyle w:val="BodyText"/>
+      </w:pPr>
+      <w:r>
+        <w:t xml:space="preserve">수진: 두 개요. A 라인은 한국용. B 라인은 비어 있어요. 파트너를 기다리는 중이죠.</w:t>
+      </w:r>
+    </w:p>
+    <w:p>
+      <w:pPr>
+        <w:pStyle w:val="BodyText"/>
+      </w:pPr>
+      <w:r>
+        <w:t xml:space="preserve">그레이스: B 라인은 새것이네요. 밸리데이션은 됐나요?</w:t>
+      </w:r>
+    </w:p>
+    <w:p>
+      <w:pPr>
+        <w:pStyle w:val="BodyText"/>
+      </w:pPr>
+      <w:r>
+        <w:t xml:space="preserve">수진: 설치와 운전 적격성은 됐어요. 성능 적격성은 실제 제품이 필요해요. 어쩌면 당신들 거.</w:t>
+      </w:r>
+    </w:p>
+    <w:p>
+      <w:pPr>
+        <w:pStyle w:val="BodyText"/>
+      </w:pPr>
+      <w:r>
+        <w:t xml:space="preserve">마커스: 일탈 기록 볼 수 있을까요? 최근 12개월?</w:t>
+      </w:r>
+    </w:p>
+    <w:p>
+      <w:pPr>
+        <w:pStyle w:val="BodyText"/>
+      </w:pPr>
+      <w:r>
+        <w:t xml:space="preserve">수진: 물론이죠. 여기요. 일탈 41건. 그중 3건이 중대 일탈이었어요.</w:t>
+      </w:r>
+    </w:p>
+    <w:p>
+      <w:pPr>
+        <w:pStyle w:val="BodyText"/>
+      </w:pPr>
+      <w:r>
+        <w:t xml:space="preserve">그레이스: 중대 일탈을 보여 주시는 거예요? 첫날에?</w:t>
+      </w:r>
+    </w:p>
+    <w:p>
+      <w:pPr>
+        <w:pStyle w:val="BodyText"/>
+      </w:pPr>
+      <w:r>
+        <w:t xml:space="preserve">수진: 숨기면 실사 중에 나중에 찾으실 거예요. 그럼 제가 하는 말은 좋은 숫자까지 전부 믿지 않으시겠죠. 그래서 첫날 모든 걸 보여 드리는 거예요.</w:t>
+      </w:r>
+    </w:p>
+    <w:p>
+      <w:pPr>
+        <w:pStyle w:val="BodyText"/>
+      </w:pPr>
+      <w:r>
+        <w:t xml:space="preserve">마커스: 우리 아내가 당신을 좋아하겠네요.</w:t>
+      </w:r>
+      <w:r>
+        <w:t xml:space="preserve"> </w:t>
+      </w:r>
+      <w:r>
+        <w:t xml:space="preserve">“</w:t>
+      </w:r>
+      <w:r>
+        <w:t xml:space="preserve">풀이 과정을 보여 줘</w:t>
+      </w:r>
+      <w:r>
+        <w:t xml:space="preserve">”</w:t>
+      </w:r>
+      <w:r>
+        <w:t xml:space="preserve">가 아내 말이거든요.</w:t>
+      </w:r>
+    </w:p>
+    <w:p>
+      <w:pPr>
+        <w:pStyle w:val="BodyText"/>
+      </w:pPr>
+      <w:r>
+        <w:t xml:space="preserve">수진: 부인이 QA 매니저세요?</w:t>
+      </w:r>
+    </w:p>
+    <w:p>
+      <w:pPr>
+        <w:pStyle w:val="BodyText"/>
+      </w:pPr>
+      <w:r>
+        <w:t xml:space="preserve">마커스: 수학 선생님. 같은 거죠. 중대 일탈 세 건 얘기해 주세요.</w:t>
+      </w:r>
+    </w:p>
+    <w:p>
+      <w:pPr>
+        <w:pStyle w:val="BodyText"/>
+      </w:pPr>
+      <w:r>
+        <w:t xml:space="preserve">수진: 둘은 환경 경고. 하나는 상자 라벨 오류. 전부 종결. 근본 원인 확인.</w:t>
+      </w:r>
+    </w:p>
+    <w:p>
+      <w:pPr>
+        <w:pStyle w:val="BodyText"/>
+      </w:pPr>
+      <w:r>
+        <w:t xml:space="preserve">그레이스: 라벨 오류 종결에 얼마나 걸렸어요?</w:t>
+      </w:r>
+    </w:p>
+    <w:p>
+      <w:pPr>
+        <w:pStyle w:val="BodyText"/>
+      </w:pPr>
+      <w:r>
+        <w:t xml:space="preserve">수진: 11일이요. 라벨 프린터를 바꾸고 네 명을 재교육했어요.</w:t>
+      </w:r>
+    </w:p>
+    <w:p>
+      <w:pPr>
+        <w:pStyle w:val="BodyText"/>
+      </w:pPr>
+      <w:r>
+        <w:t xml:space="preserve">마커스: 11일이면 빠르네요. 메리디안은 같은 일에 한 달 걸렸어요.</w:t>
+      </w:r>
+    </w:p>
+    <w:p>
+      <w:pPr>
+        <w:pStyle w:val="BodyText"/>
+      </w:pPr>
+      <w:r>
+        <w:t xml:space="preserve">박 대표: 우린 작습니다. 작은 회사는 빨라야 해요. 아니면 사라지죠.</w:t>
+      </w:r>
+    </w:p>
+    <w:p>
+      <w:pPr>
+        <w:pStyle w:val="BodyText"/>
+      </w:pPr>
+      <w:r>
+        <w:t xml:space="preserve">마커스: 그 기분 아주 잘 압니다.</w:t>
+      </w:r>
+    </w:p>
+    <w:p>
+      <w:pPr>
+        <w:pStyle w:val="BodyText"/>
+      </w:pPr>
+      <w:r>
+        <w:t xml:space="preserve">그레이스: 가교 공정은 어떻게 되나요? 저희 화학 공정을 돌릴 수 있을까요?</w:t>
+      </w:r>
+    </w:p>
+    <w:p>
+      <w:pPr>
+        <w:pStyle w:val="BodyText"/>
+      </w:pPr>
+      <w:r>
+        <w:t xml:space="preserve">수진: 당신들 공정은 달라요. 두 단계. 지난달에 샘플을 테스트했어요.</w:t>
+      </w:r>
+    </w:p>
+    <w:p>
+      <w:pPr>
+        <w:pStyle w:val="BodyText"/>
+      </w:pPr>
+      <w:r>
+        <w:t xml:space="preserve">마커스: 그래서요?</w:t>
+      </w:r>
+    </w:p>
+    <w:p>
+      <w:pPr>
+        <w:pStyle w:val="BodyText"/>
+      </w:pPr>
+      <w:r>
+        <w:t xml:space="preserve">수진: 근접해요. 동일하진 않고요. 점도가 9퍼센트 높아서 주사기 안에서 젤 느낌이 다를 거예요. 두 번째 단계를 조정해야 할 것 같은데, 추측으로는 못 해요. 프리야가 필요해요.</w:t>
+      </w:r>
+    </w:p>
+    <w:p>
+      <w:pPr>
+        <w:pStyle w:val="BodyText"/>
+      </w:pPr>
+      <w:r>
+        <w:t xml:space="preserve">마커스: 정직한 답변이네요. 감사합니다. 회의실에서 얘기하죠.</w:t>
+      </w:r>
+    </w:p>
+    <w:bookmarkEnd w:id="33"/>
+    <w:bookmarkStart w:id="34" w:name="장면2-회의실-조건-협상-1"/>
+    <w:p>
+      <w:pPr>
+        <w:pStyle w:val="Heading3"/>
+      </w:pPr>
+      <w:r>
+        <w:t xml:space="preserve">장면2 — 회의실, 조건 협상</w:t>
+      </w:r>
+    </w:p>
+    <w:p>
+      <w:pPr>
+        <w:pStyle w:val="FirstParagraph"/>
+      </w:pPr>
+      <w:r>
+        <w:t xml:space="preserve">박 대표: 드세요. 커피, 녹차?</w:t>
+      </w:r>
+    </w:p>
+    <w:p>
+      <w:pPr>
+        <w:pStyle w:val="BodyText"/>
+      </w:pPr>
+      <w:r>
+        <w:t xml:space="preserve">마커스: 녹차요, 감사합니다. 그레이스가 저희가 필요한 걸 간단히 말씀드릴 거예요.</w:t>
+      </w:r>
+    </w:p>
+    <w:p>
+      <w:pPr>
+        <w:pStyle w:val="BodyText"/>
+      </w:pPr>
+      <w:r>
+        <w:t xml:space="preserve">그레이스: 제2 공급처. 같은 사양. 같은 품질. FDA 적격 승인.</w:t>
+      </w:r>
+    </w:p>
+    <w:p>
+      <w:pPr>
+        <w:pStyle w:val="BodyText"/>
+      </w:pPr>
+      <w:r>
+        <w:t xml:space="preserve">박 대표: 1년에 주사기 몇 개요?</w:t>
+      </w:r>
+    </w:p>
+    <w:p>
+      <w:pPr>
+        <w:pStyle w:val="BodyText"/>
+      </w:pPr>
+      <w:r>
+        <w:t xml:space="preserve">그레이스: 1년 차엔 여기서 약 5만 개. 3년 차엔 30만 개 정도.</w:t>
+      </w:r>
+    </w:p>
+    <w:p>
+      <w:pPr>
+        <w:pStyle w:val="BodyText"/>
+      </w:pPr>
+      <w:r>
+        <w:t xml:space="preserve">박 대표: B 라인은 100만 개까지 됩니다. 크면서 채우시면 되죠.</w:t>
+      </w:r>
+    </w:p>
+    <w:p>
+      <w:pPr>
+        <w:pStyle w:val="BodyText"/>
+      </w:pPr>
+      <w:r>
+        <w:t xml:space="preserve">마커스: 기술 이전은 얼마나 걸려요? 현실적으로.</w:t>
+      </w:r>
+    </w:p>
+    <w:p>
+      <w:pPr>
+        <w:pStyle w:val="BodyText"/>
+      </w:pPr>
+      <w:r>
+        <w:t xml:space="preserve">수진: 이전 3개월. 검증 배치 3회 4개월. 안정성 데이터 3개월 더.</w:t>
+      </w:r>
+    </w:p>
+    <w:p>
+      <w:pPr>
+        <w:pStyle w:val="BodyText"/>
+      </w:pPr>
+      <w:r>
+        <w:t xml:space="preserve">그레이스: 전부 합쳐 10개월이네요. 그다음에도 FDA 변경 신청을 내고 심사를 기다려야 하니까, 실제 날짜는 10개월보다 늦어요.</w:t>
+      </w:r>
+    </w:p>
+    <w:p>
+      <w:pPr>
+        <w:pStyle w:val="BodyText"/>
+      </w:pPr>
+      <w:r>
+        <w:t xml:space="preserve">마커스: 우리 출시는 5개월 뒤예요. 그러니 출시 후에 적격 판정이 나는 거네요.</w:t>
+      </w:r>
+    </w:p>
+    <w:p>
+      <w:pPr>
+        <w:pStyle w:val="BodyText"/>
+      </w:pPr>
+      <w:r>
+        <w:t xml:space="preserve">수진: 네. 더 빨리는 못 해요. 정직하게는요.</w:t>
+      </w:r>
+    </w:p>
+    <w:p>
+      <w:pPr>
+        <w:pStyle w:val="BodyText"/>
+      </w:pPr>
+      <w:r>
+        <w:t xml:space="preserve">마커스: 그럼 더 빠른 건 원치 않아요.</w:t>
+      </w:r>
+    </w:p>
+    <w:p>
+      <w:pPr>
+        <w:pStyle w:val="BodyText"/>
+      </w:pPr>
+      <w:r>
+        <w:t xml:space="preserve">박 대표: 가격. 주사기당 9달러를 제안합니다. 충전·멸균 포함.</w:t>
+      </w:r>
+    </w:p>
+    <w:p>
+      <w:pPr>
+        <w:pStyle w:val="BodyText"/>
+      </w:pPr>
+      <w:r>
+        <w:t xml:space="preserve">그레이스: 메리디안은 11달러예요. 아주 경쟁력 있네요.</w:t>
+      </w:r>
+    </w:p>
+    <w:p>
+      <w:pPr>
+        <w:pStyle w:val="BodyText"/>
+      </w:pPr>
+      <w:r>
+        <w:t xml:space="preserve">박 대표: 조건이 하나 있습니다.</w:t>
+      </w:r>
+    </w:p>
+    <w:p>
+      <w:pPr>
+        <w:pStyle w:val="BodyText"/>
+      </w:pPr>
+      <w:r>
+        <w:t xml:space="preserve">마커스: 말씀하세요.</w:t>
+      </w:r>
+    </w:p>
+    <w:p>
+      <w:pPr>
+        <w:pStyle w:val="BodyText"/>
+      </w:pPr>
+      <w:r>
+        <w:t xml:space="preserve">박 대표: 베이라가 아시아에 올 때, 서린이 유통에 관한 첫 대화를 원합니다. 우리는 한국 시장과 이곳 병원들을 압니다. 그리고 단지 공장이 아니라 파트너가 되고 싶습니다.</w:t>
+      </w:r>
+    </w:p>
+    <w:p>
+      <w:pPr>
+        <w:pStyle w:val="BodyText"/>
+      </w:pPr>
+      <w:r>
+        <w:t xml:space="preserve">마커스: 아시아 판권요? 오늘 약속은 못 해요. CEO와 이사회가 결정해요.</w:t>
+      </w:r>
+    </w:p>
+    <w:p>
+      <w:pPr>
+        <w:pStyle w:val="BodyText"/>
+      </w:pPr>
+      <w:r>
+        <w:t xml:space="preserve">박 대표: 알겠습니다. 입장을 긍정적으로 검토하겠습니다.</w:t>
+      </w:r>
+    </w:p>
+    <w:p>
+      <w:pPr>
+        <w:pStyle w:val="BodyText"/>
+      </w:pPr>
+      <w:r>
+        <w:t xml:space="preserve">그레이스: 마커스. 방금 그 표정이요. 규칙 10.</w:t>
+      </w:r>
+    </w:p>
+    <w:p>
+      <w:pPr>
+        <w:pStyle w:val="BodyText"/>
+      </w:pPr>
+      <w:r>
+        <w:t xml:space="preserve">마커스: 더 작지만 진짜인 걸 제안해도 될까요?</w:t>
+      </w:r>
+    </w:p>
+    <w:p>
+      <w:pPr>
+        <w:pStyle w:val="BodyText"/>
+      </w:pPr>
+      <w:r>
+        <w:t xml:space="preserve">박 대표: 말씀하세요.</w:t>
+      </w:r>
+    </w:p>
+    <w:p>
+      <w:pPr>
+        <w:pStyle w:val="BodyText"/>
+      </w:pPr>
+      <w:r>
+        <w:t xml:space="preserve">마커스: 우선 협상권. 판권 말고요. 우리가 아시아에 갈 준비가 되면, 다른 누구보다 먼저 첫 대화를 하시는 겁니다. 요청하신 것보다 작지만 진짜예요. 서면으로.</w:t>
+      </w:r>
+    </w:p>
+    <w:p>
+      <w:pPr>
+        <w:pStyle w:val="BodyText"/>
+      </w:pPr>
+      <w:r>
+        <w:t xml:space="preserve">박 대표: 서면으로. 대부분의 미국인과 다르네요.</w:t>
+      </w:r>
+    </w:p>
+    <w:p>
+      <w:pPr>
+        <w:pStyle w:val="BodyText"/>
+      </w:pPr>
+      <w:r>
+        <w:t xml:space="preserve">마커스: 우리 변호사 규칙이에요.</w:t>
+      </w:r>
+      <w:r>
+        <w:t xml:space="preserve"> </w:t>
+      </w:r>
+      <w:r>
+        <w:t xml:space="preserve">“</w:t>
+      </w:r>
+      <w:r>
+        <w:t xml:space="preserve">서면으로 받아라.</w:t>
+      </w:r>
+      <w:r>
+        <w:t xml:space="preserve">”</w:t>
+      </w:r>
+      <w:r>
+        <w:t xml:space="preserve"> </w:t>
+      </w:r>
+      <w:r>
+        <w:t xml:space="preserve">오늘 밤 전화할게요.</w:t>
+      </w:r>
+    </w:p>
+    <w:p>
+      <w:pPr>
+        <w:pStyle w:val="BodyText"/>
+      </w:pPr>
+      <w:r>
+        <w:t xml:space="preserve">수진: 대표님, 공정합니다. 작지만 진짜예요.</w:t>
+      </w:r>
+    </w:p>
+    <w:p>
+      <w:pPr>
+        <w:pStyle w:val="BodyText"/>
+      </w:pPr>
+      <w:r>
+        <w:t xml:space="preserve">박 대표: 그럼 오늘 저녁에 계속하죠. 저녁 먹으면서.</w:t>
+      </w:r>
+    </w:p>
+    <w:p>
+      <w:pPr>
+        <w:pStyle w:val="BodyText"/>
+      </w:pPr>
+      <w:r>
+        <w:t xml:space="preserve">그레이스: 저녁은 삼겹살이란 뜻이에요. 그리고 소주. 9번 규칙 적용.</w:t>
+      </w:r>
+    </w:p>
+    <w:p>
+      <w:pPr>
+        <w:pStyle w:val="BodyText"/>
+      </w:pPr>
+      <w:r>
+        <w:t xml:space="preserve">마커스: 더한 것도 살아남았어. 포트 브래그 출신이라고.</w:t>
+      </w:r>
+    </w:p>
+    <w:p>
+      <w:pPr>
+        <w:pStyle w:val="BodyText"/>
+      </w:pPr>
+      <w:r>
+        <w:t xml:space="preserve">박 대표: 포트 브래그요? 그럼 오늘 밤 재밌겠네요.</w:t>
+      </w:r>
+    </w:p>
+    <w:bookmarkEnd w:id="34"/>
+    <w:bookmarkStart w:id="35" w:name="절정전환-회식-삼겹살집-1"/>
+    <w:p>
+      <w:pPr>
+        <w:pStyle w:val="Heading3"/>
+      </w:pPr>
+      <w:r>
+        <w:t xml:space="preserve">절정·전환 — 회식, 삼겹살집</w:t>
+      </w:r>
+    </w:p>
+    <w:p>
+      <w:pPr>
+        <w:pStyle w:val="FirstParagraph"/>
+      </w:pPr>
+      <w:r>
+        <w:t xml:space="preserve">박 대표: 한국에선 어린 사람이 따릅니다. 그리고 고개를 돌려 마시죠.</w:t>
+      </w:r>
+    </w:p>
+    <w:p>
+      <w:pPr>
+        <w:pStyle w:val="BodyText"/>
+      </w:pPr>
+      <w:r>
+        <w:t xml:space="preserve">마커스: 이렇게요? 병에 두 손?</w:t>
+      </w:r>
+    </w:p>
+    <w:p>
+      <w:pPr>
+        <w:pStyle w:val="BodyText"/>
+      </w:pPr>
+      <w:r>
+        <w:t xml:space="preserve">박 대표: 완벽해요. 정말 군인이셨어요?</w:t>
+      </w:r>
+    </w:p>
+    <w:p>
+      <w:pPr>
+        <w:pStyle w:val="BodyText"/>
+      </w:pPr>
+      <w:r>
+        <w:t xml:space="preserve">마커스: 8년. 보급 장교. 늦으면 안 되는 물건들을 옮겼죠. 연료, 식량, 의약품 같은 거요. 제 트럭이 늦으면 사람들이 굶거나 버텨야 했어요. 그래서 제가 공급처를 걱정하는 겁니다.</w:t>
+      </w:r>
+    </w:p>
+    <w:p>
+      <w:pPr>
+        <w:pStyle w:val="BodyText"/>
+      </w:pPr>
+      <w:r>
+        <w:t xml:space="preserve">박 대표: 전 2년 복무했어요. 한국 남자는 다 하죠. 전 취사병이었어요.</w:t>
+      </w:r>
+    </w:p>
+    <w:p>
+      <w:pPr>
+        <w:pStyle w:val="BodyText"/>
+      </w:pPr>
+      <w:r>
+        <w:t xml:space="preserve">마커스: 취사병! 제일 중요한 군인이죠. 배고프면 아무도 못 싸워요.</w:t>
+      </w:r>
+    </w:p>
+    <w:p>
+      <w:pPr>
+        <w:pStyle w:val="BodyText"/>
+      </w:pPr>
+      <w:r>
+        <w:t xml:space="preserve">박 대표: 고맙습니다. 아무도 그런 말 해 준 적 없어요.</w:t>
+      </w:r>
+    </w:p>
+    <w:p>
+      <w:pPr>
+        <w:pStyle w:val="BodyText"/>
+      </w:pPr>
+      <w:r>
+        <w:t xml:space="preserve">그레이스: 대표님, 이제 여쭤봐도 될까요? 어느 회사가 더 큰 파트너를 찾았나요?</w:t>
+      </w:r>
+    </w:p>
+    <w:p>
+      <w:pPr>
+        <w:pStyle w:val="BodyText"/>
+      </w:pPr>
+      <w:r>
+        <w:t xml:space="preserve">박 대표: 5년 전. 실사, 6개월의 작업, 그리고 이 방에서의 악수. 그들을 맞을 준비를 하려고 열심히 일했죠. 그리고 침묵. 몇 주 동안 아무것도.</w:t>
+      </w:r>
+    </w:p>
+    <w:p>
+      <w:pPr>
+        <w:pStyle w:val="BodyText"/>
+      </w:pPr>
+      <w:r>
+        <w:t xml:space="preserve">마커스: 전화도 없이요? 편지도 없이?</w:t>
+      </w:r>
+    </w:p>
+    <w:p>
+      <w:pPr>
+        <w:pStyle w:val="BodyText"/>
+      </w:pPr>
+      <w:r>
+        <w:t xml:space="preserve">박 대표: 이메일. 한 줄.</w:t>
+      </w:r>
+      <w:r>
+        <w:t xml:space="preserve"> </w:t>
+      </w:r>
+      <w:r>
+        <w:t xml:space="preserve">“</w:t>
+      </w:r>
+      <w:r>
+        <w:t xml:space="preserve">다른 방향으로 가기로 결정했습니다.</w:t>
+      </w:r>
+      <w:r>
+        <w:t xml:space="preserve">”</w:t>
+      </w:r>
+    </w:p>
+    <w:p>
+      <w:pPr>
+        <w:pStyle w:val="BodyText"/>
+      </w:pPr>
+      <w:r>
+        <w:t xml:space="preserve">수진: 그 회사가 할번이었어요. 대신 대양바이오로 갔죠.</w:t>
+      </w:r>
+    </w:p>
+    <w:p>
+      <w:pPr>
+        <w:pStyle w:val="BodyText"/>
+      </w:pPr>
+      <w:r>
+        <w:t xml:space="preserve">그레이스: 대양이요? 서울에 있는 그 큰 회사?</w:t>
+      </w:r>
+    </w:p>
+    <w:p>
+      <w:pPr>
+        <w:pStyle w:val="BodyText"/>
+      </w:pPr>
+      <w:r>
+        <w:t xml:space="preserve">박 대표: 가장 크죠. 대표가 한서연. 아주 똑똑하고. 아주 강합니다.</w:t>
+      </w:r>
+    </w:p>
+    <w:p>
+      <w:pPr>
+        <w:pStyle w:val="BodyText"/>
+      </w:pPr>
+      <w:r>
+        <w:t xml:space="preserve">마커스: 할번은 우리도 다치게 했어요. 우리 CEO가 거기서 일했거든요.</w:t>
+      </w:r>
+    </w:p>
+    <w:p>
+      <w:pPr>
+        <w:pStyle w:val="BodyText"/>
+      </w:pPr>
+      <w:r>
+        <w:t xml:space="preserve">박 대표: 그럼 우린 같은 흉터가 있네요.</w:t>
+      </w:r>
+    </w:p>
+    <w:p>
+      <w:pPr>
+        <w:pStyle w:val="BodyText"/>
+      </w:pPr>
+      <w:r>
+        <w:t xml:space="preserve">마커스: 박 대표님, 아시아는 약속 못 해요. 제가 결정할 일이 아니거든요. 하지만 전화는 약속할 수 있어요. 언제나. 뭔가 바뀌면, 받은편지함이 아니라 사람에게서 듣게 되실 겁니다.</w:t>
+      </w:r>
+    </w:p>
+    <w:p>
+      <w:pPr>
+        <w:pStyle w:val="BodyText"/>
+      </w:pPr>
+      <w:r>
+        <w:t xml:space="preserve">박 대표: 나쁜 소식이라도요?</w:t>
+      </w:r>
+    </w:p>
+    <w:p>
+      <w:pPr>
+        <w:pStyle w:val="BodyText"/>
+      </w:pPr>
+      <w:r>
+        <w:t xml:space="preserve">마커스: 특히 나쁜 소식이라면요. 그게 우리 규칙이에요. 한 줄짜리 이메일은 없어요.</w:t>
+      </w:r>
+    </w:p>
+    <w:p>
+      <w:pPr>
+        <w:pStyle w:val="BodyText"/>
+      </w:pPr>
+      <w:r>
+        <w:t xml:space="preserve">박 대표: 그럼 제 대답입니다.</w:t>
+      </w:r>
+      <w:r>
+        <w:t xml:space="preserve"> </w:t>
+      </w:r>
+      <w:r>
+        <w:t xml:space="preserve">“</w:t>
+      </w:r>
+      <w:r>
+        <w:t xml:space="preserve">긍정적으로</w:t>
+      </w:r>
+      <w:r>
+        <w:t xml:space="preserve">”</w:t>
+      </w:r>
+      <w:r>
+        <w:t xml:space="preserve"> </w:t>
+      </w:r>
+      <w:r>
+        <w:t xml:space="preserve">말고. 그냥 예스.</w:t>
+      </w:r>
+    </w:p>
+    <w:p>
+      <w:pPr>
+        <w:pStyle w:val="BodyText"/>
+      </w:pPr>
+      <w:r>
+        <w:t xml:space="preserve">수진: 기술 이전은 다음 달 시작. 프리야가 2주 와야 해요.</w:t>
+      </w:r>
+    </w:p>
+    <w:p>
+      <w:pPr>
+        <w:pStyle w:val="BodyText"/>
+      </w:pPr>
+      <w:r>
+        <w:t xml:space="preserve">그레이스: 원칙 합의인가요?</w:t>
+      </w:r>
+    </w:p>
+    <w:p>
+      <w:pPr>
+        <w:pStyle w:val="BodyText"/>
+      </w:pPr>
+      <w:r>
+        <w:t xml:space="preserve">박 대표: 원칙상. 그리고 서면으로. 변호사님이 좋아하시겠네요.</w:t>
+      </w:r>
+    </w:p>
+    <w:p>
+      <w:pPr>
+        <w:pStyle w:val="BodyText"/>
+      </w:pPr>
+      <w:r>
+        <w:t xml:space="preserve">마커스: 그래도 15쪽은 보낼 거예요. 한 잔 더? 한 손, 두 손?</w:t>
+      </w:r>
+    </w:p>
+    <w:p>
+      <w:pPr>
+        <w:pStyle w:val="BodyText"/>
+      </w:pPr>
+      <w:r>
+        <w:t xml:space="preserve">박 대표: 두 손. 언제나 두 손. 하지만 이게 마지막. 9번 규칙.</w:t>
+      </w:r>
+    </w:p>
+    <w:bookmarkEnd w:id="35"/>
+    <w:bookmarkStart w:id="36" w:name="마무리-다음-날-아침-호텔-로비-오스틴은-전날-저녁-1"/>
+    <w:p>
+      <w:pPr>
+        <w:pStyle w:val="Heading3"/>
+      </w:pPr>
+      <w:r>
+        <w:t xml:space="preserve">마무리 — 다음 날 아침, 호텔 로비 (오스틴은 전날 저녁)</w:t>
+      </w:r>
+    </w:p>
+    <w:p>
+      <w:pPr>
+        <w:pStyle w:val="FirstParagraph"/>
+      </w:pPr>
+      <w:r>
+        <w:t xml:space="preserve">노아: 마커스! 어땠어? 그레이스가</w:t>
+      </w:r>
+      <w:r>
+        <w:t xml:space="preserve"> </w:t>
+      </w:r>
+      <w:r>
+        <w:t xml:space="preserve">“</w:t>
+      </w:r>
+      <w:r>
+        <w:t xml:space="preserve">9번 규칙 깨짐</w:t>
+      </w:r>
+      <w:r>
+        <w:t xml:space="preserve">”</w:t>
+      </w:r>
+      <w:r>
+        <w:t xml:space="preserve">이라고 문자했던데.</w:t>
+      </w:r>
+    </w:p>
+    <w:p>
+      <w:pPr>
+        <w:pStyle w:val="BodyText"/>
+      </w:pPr>
+      <w:r>
+        <w:t xml:space="preserve">마커스: 살짝 휘었지. 좋은 소식부터. 파트너가 생겼어. 원칙상.</w:t>
+      </w:r>
+    </w:p>
+    <w:p>
+      <w:pPr>
+        <w:pStyle w:val="BodyText"/>
+      </w:pPr>
+      <w:r>
+        <w:t xml:space="preserve">노아: 나쁜 소식은?</w:t>
+      </w:r>
+    </w:p>
+    <w:p>
+      <w:pPr>
+        <w:pStyle w:val="BodyText"/>
+      </w:pPr>
+      <w:r>
+        <w:t xml:space="preserve">마커스: 적격 판정까지 10개월. 거기에 FDA. 공급처 하나로 출시해.</w:t>
+      </w:r>
+    </w:p>
+    <w:p>
+      <w:pPr>
+        <w:pStyle w:val="BodyText"/>
+      </w:pPr>
+      <w:r>
+        <w:t xml:space="preserve">노아: 둘은 하나, 하나는 없음.</w:t>
+      </w:r>
+    </w:p>
+    <w:p>
+      <w:pPr>
+        <w:pStyle w:val="BodyText"/>
+      </w:pPr>
+      <w:r>
+        <w:t xml:space="preserve">마커스: 지금 우린 하나야. 1년쯤. 맘에 안 들어.</w:t>
+      </w:r>
+    </w:p>
+    <w:p>
+      <w:pPr>
+        <w:pStyle w:val="BodyText"/>
+      </w:pPr>
+      <w:r>
+        <w:t xml:space="preserve">노아: 안전 재고를 쌓을 수 있을까? 메리디안에서?</w:t>
+      </w:r>
+    </w:p>
+    <w:p>
+      <w:pPr>
+        <w:pStyle w:val="BodyText"/>
+      </w:pPr>
+      <w:r>
+        <w:t xml:space="preserve">마커스: 4개월치 버퍼 정도. 현금이 들어. 메리디안엔 지금 돈을 내고 판매는 나중에 하니까. 은행도 물어볼 거고. Go/No-Go 때 논쟁하자.</w:t>
+      </w:r>
+    </w:p>
+    <w:p>
+      <w:pPr>
+        <w:pStyle w:val="BodyText"/>
+      </w:pPr>
+      <w:r>
+        <w:t xml:space="preserve">노아: 다른 건?</w:t>
+      </w:r>
+    </w:p>
+    <w:p>
+      <w:pPr>
+        <w:pStyle w:val="BodyText"/>
+      </w:pPr>
+      <w:r>
+        <w:t xml:space="preserve">그레이스: 하나요. 할번이 5년 전에 한 줄짜리 이메일로 그들을 떠났대요. 박 대표님은 잊지 않으셨어요. 그래서 마커스의 전화 약속을 믿으신 것 같아요.</w:t>
+      </w:r>
+    </w:p>
+    <w:p>
+      <w:pPr>
+        <w:pStyle w:val="BodyText"/>
+      </w:pPr>
+      <w:r>
+        <w:t xml:space="preserve">노아: 익숙한 얘기네.</w:t>
+      </w:r>
+    </w:p>
+    <w:p>
+      <w:pPr>
+        <w:pStyle w:val="BodyText"/>
+      </w:pPr>
+      <w:r>
+        <w:t xml:space="preserve">그레이스: 그리고 박 대표님이 아시아에 대한 첫 대화를 원해요. 서면으로.</w:t>
+      </w:r>
+    </w:p>
+    <w:p>
+      <w:pPr>
+        <w:pStyle w:val="BodyText"/>
+      </w:pPr>
+      <w:r>
+        <w:t xml:space="preserve">노아: 아시아라. 아직 텍사스에서 주사기 하나도 안 팔았는데.</w:t>
+      </w:r>
+    </w:p>
+    <w:p>
+      <w:pPr>
+        <w:pStyle w:val="BodyText"/>
+      </w:pPr>
+      <w:r>
+        <w:t xml:space="preserve">마커스: 그분은 인내심이 있어. 취사병이었거든. 시간 걸리는 걸 알아.</w:t>
+      </w:r>
+    </w:p>
+    <w:p>
+      <w:pPr>
+        <w:pStyle w:val="BodyText"/>
+      </w:pPr>
+      <w:r>
+        <w:t xml:space="preserve">그레이스: 엄마가 방금 문자했어요.</w:t>
+      </w:r>
+      <w:r>
+        <w:t xml:space="preserve"> </w:t>
+      </w:r>
+      <w:r>
+        <w:t xml:space="preserve">“</w:t>
+      </w:r>
+      <w:r>
+        <w:t xml:space="preserve">두 손 썼니?</w:t>
+      </w:r>
+      <w:r>
+        <w:t xml:space="preserve">”</w:t>
+      </w:r>
+      <w:r>
+        <w:t xml:space="preserve"> </w:t>
+      </w:r>
+      <w:r>
+        <w:t xml:space="preserve">그렇다고 했어요. 자랑스러워하세요.</w:t>
+      </w:r>
+    </w:p>
+    <w:bookmarkEnd w:id="36"/>
+    <w:bookmarkEnd w:id="37"/>
+    <w:bookmarkEnd w:id="38"/>
     <w:sectPr/>
   </w:body>
 </w:document>
@@ -4150,583 +4097,8 @@
       </w:pPr>
     </w:lvl>
   </w:abstractNum>
-  <w:abstractNum w:abstractNumId="99411">
-    <w:nsid w:val="A99411"/>
-    <w:multiLevelType w:val="multilevel"/>
-    <w:lvl w:ilvl="0">
-      <w:start w:val="1"/>
-      <w:numFmt w:val="decimal"/>
-      <w:lvlText w:val="%1."/>
-      <w:lvlJc w:val="left"/>
-      <w:pPr>
-        <w:ind w:left="720" w:hanging="480"/>
-      </w:pPr>
-    </w:lvl>
-    <w:lvl w:ilvl="1">
-      <w:start w:val="1"/>
-      <w:numFmt w:val="decimal"/>
-      <w:lvlText w:val="%2."/>
-      <w:lvlJc w:val="left"/>
-      <w:pPr>
-        <w:ind w:left="1440" w:hanging="480"/>
-      </w:pPr>
-    </w:lvl>
-    <w:lvl w:ilvl="2">
-      <w:start w:val="1"/>
-      <w:numFmt w:val="decimal"/>
-      <w:lvlText w:val="%3."/>
-      <w:lvlJc w:val="left"/>
-      <w:pPr>
-        <w:ind w:left="2160" w:hanging="480"/>
-      </w:pPr>
-    </w:lvl>
-    <w:lvl w:ilvl="3">
-      <w:start w:val="1"/>
-      <w:numFmt w:val="decimal"/>
-      <w:lvlText w:val="%4."/>
-      <w:lvlJc w:val="left"/>
-      <w:pPr>
-        <w:ind w:left="2880" w:hanging="480"/>
-      </w:pPr>
-    </w:lvl>
-    <w:lvl w:ilvl="4">
-      <w:start w:val="1"/>
-      <w:numFmt w:val="decimal"/>
-      <w:lvlText w:val="%5."/>
-      <w:lvlJc w:val="left"/>
-      <w:pPr>
-        <w:ind w:left="3600" w:hanging="480"/>
-      </w:pPr>
-    </w:lvl>
-    <w:lvl w:ilvl="5">
-      <w:start w:val="1"/>
-      <w:numFmt w:val="decimal"/>
-      <w:lvlText w:val="%6."/>
-      <w:lvlJc w:val="left"/>
-      <w:pPr>
-        <w:ind w:left="4320" w:hanging="480"/>
-      </w:pPr>
-    </w:lvl>
-    <w:lvl w:ilvl="6">
-      <w:start w:val="1"/>
-      <w:numFmt w:val="decimal"/>
-      <w:lvlText w:val="%7."/>
-      <w:lvlJc w:val="left"/>
-      <w:pPr>
-        <w:ind w:left="5040" w:hanging="480"/>
-      </w:pPr>
-    </w:lvl>
-    <w:lvl w:ilvl="7">
-      <w:start w:val="1"/>
-      <w:numFmt w:val="decimal"/>
-      <w:lvlText w:val="%8."/>
-      <w:lvlJc w:val="left"/>
-      <w:pPr>
-        <w:ind w:left="5760" w:hanging="480"/>
-      </w:pPr>
-    </w:lvl>
-    <w:lvl w:ilvl="8">
-      <w:start w:val="1"/>
-      <w:numFmt w:val="decimal"/>
-      <w:lvlText w:val="%9."/>
-      <w:lvlJc w:val="left"/>
-      <w:pPr>
-        <w:ind w:left="6480" w:hanging="480"/>
-      </w:pPr>
-    </w:lvl>
-  </w:abstractNum>
-  <w:abstractNum w:abstractNumId="994116">
-    <w:nsid w:val="A994116"/>
-    <w:multiLevelType w:val="multilevel"/>
-    <w:lvl w:ilvl="0">
-      <w:start w:val="16"/>
-      <w:numFmt w:val="decimal"/>
-      <w:lvlText w:val="%1."/>
-      <w:lvlJc w:val="left"/>
-      <w:pPr>
-        <w:ind w:left="720" w:hanging="480"/>
-      </w:pPr>
-    </w:lvl>
-    <w:lvl w:ilvl="1">
-      <w:start w:val="16"/>
-      <w:numFmt w:val="decimal"/>
-      <w:lvlText w:val="%2."/>
-      <w:lvlJc w:val="left"/>
-      <w:pPr>
-        <w:ind w:left="1440" w:hanging="480"/>
-      </w:pPr>
-    </w:lvl>
-    <w:lvl w:ilvl="2">
-      <w:start w:val="16"/>
-      <w:numFmt w:val="decimal"/>
-      <w:lvlText w:val="%3."/>
-      <w:lvlJc w:val="left"/>
-      <w:pPr>
-        <w:ind w:left="2160" w:hanging="480"/>
-      </w:pPr>
-    </w:lvl>
-    <w:lvl w:ilvl="3">
-      <w:start w:val="16"/>
-      <w:numFmt w:val="decimal"/>
-      <w:lvlText w:val="%4."/>
-      <w:lvlJc w:val="left"/>
-      <w:pPr>
-        <w:ind w:left="2880" w:hanging="480"/>
-      </w:pPr>
-    </w:lvl>
-    <w:lvl w:ilvl="4">
-      <w:start w:val="16"/>
-      <w:numFmt w:val="decimal"/>
-      <w:lvlText w:val="%5."/>
-      <w:lvlJc w:val="left"/>
-      <w:pPr>
-        <w:ind w:left="3600" w:hanging="480"/>
-      </w:pPr>
-    </w:lvl>
-    <w:lvl w:ilvl="5">
-      <w:start w:val="16"/>
-      <w:numFmt w:val="decimal"/>
-      <w:lvlText w:val="%6."/>
-      <w:lvlJc w:val="left"/>
-      <w:pPr>
-        <w:ind w:left="4320" w:hanging="480"/>
-      </w:pPr>
-    </w:lvl>
-    <w:lvl w:ilvl="6">
-      <w:start w:val="16"/>
-      <w:numFmt w:val="decimal"/>
-      <w:lvlText w:val="%7."/>
-      <w:lvlJc w:val="left"/>
-      <w:pPr>
-        <w:ind w:left="5040" w:hanging="480"/>
-      </w:pPr>
-    </w:lvl>
-    <w:lvl w:ilvl="7">
-      <w:start w:val="16"/>
-      <w:numFmt w:val="decimal"/>
-      <w:lvlText w:val="%8."/>
-      <w:lvlJc w:val="left"/>
-      <w:pPr>
-        <w:ind w:left="5760" w:hanging="480"/>
-      </w:pPr>
-    </w:lvl>
-    <w:lvl w:ilvl="8">
-      <w:start w:val="16"/>
-      <w:numFmt w:val="decimal"/>
-      <w:lvlText w:val="%9."/>
-      <w:lvlJc w:val="left"/>
-      <w:pPr>
-        <w:ind w:left="6480" w:hanging="480"/>
-      </w:pPr>
-    </w:lvl>
-  </w:abstractNum>
-  <w:abstractNum w:abstractNumId="994151">
-    <w:nsid w:val="A994151"/>
-    <w:multiLevelType w:val="multilevel"/>
-    <w:lvl w:ilvl="0">
-      <w:start w:val="51"/>
-      <w:numFmt w:val="decimal"/>
-      <w:lvlText w:val="%1."/>
-      <w:lvlJc w:val="left"/>
-      <w:pPr>
-        <w:ind w:left="720" w:hanging="480"/>
-      </w:pPr>
-    </w:lvl>
-    <w:lvl w:ilvl="1">
-      <w:start w:val="51"/>
-      <w:numFmt w:val="decimal"/>
-      <w:lvlText w:val="%2."/>
-      <w:lvlJc w:val="left"/>
-      <w:pPr>
-        <w:ind w:left="1440" w:hanging="480"/>
-      </w:pPr>
-    </w:lvl>
-    <w:lvl w:ilvl="2">
-      <w:start w:val="51"/>
-      <w:numFmt w:val="decimal"/>
-      <w:lvlText w:val="%3."/>
-      <w:lvlJc w:val="left"/>
-      <w:pPr>
-        <w:ind w:left="2160" w:hanging="480"/>
-      </w:pPr>
-    </w:lvl>
-    <w:lvl w:ilvl="3">
-      <w:start w:val="51"/>
-      <w:numFmt w:val="decimal"/>
-      <w:lvlText w:val="%4."/>
-      <w:lvlJc w:val="left"/>
-      <w:pPr>
-        <w:ind w:left="2880" w:hanging="480"/>
-      </w:pPr>
-    </w:lvl>
-    <w:lvl w:ilvl="4">
-      <w:start w:val="51"/>
-      <w:numFmt w:val="decimal"/>
-      <w:lvlText w:val="%5."/>
-      <w:lvlJc w:val="left"/>
-      <w:pPr>
-        <w:ind w:left="3600" w:hanging="480"/>
-      </w:pPr>
-    </w:lvl>
-    <w:lvl w:ilvl="5">
-      <w:start w:val="51"/>
-      <w:numFmt w:val="decimal"/>
-      <w:lvlText w:val="%6."/>
-      <w:lvlJc w:val="left"/>
-      <w:pPr>
-        <w:ind w:left="4320" w:hanging="480"/>
-      </w:pPr>
-    </w:lvl>
-    <w:lvl w:ilvl="6">
-      <w:start w:val="51"/>
-      <w:numFmt w:val="decimal"/>
-      <w:lvlText w:val="%7."/>
-      <w:lvlJc w:val="left"/>
-      <w:pPr>
-        <w:ind w:left="5040" w:hanging="480"/>
-      </w:pPr>
-    </w:lvl>
-    <w:lvl w:ilvl="7">
-      <w:start w:val="51"/>
-      <w:numFmt w:val="decimal"/>
-      <w:lvlText w:val="%8."/>
-      <w:lvlJc w:val="left"/>
-      <w:pPr>
-        <w:ind w:left="5760" w:hanging="480"/>
-      </w:pPr>
-    </w:lvl>
-    <w:lvl w:ilvl="8">
-      <w:start w:val="51"/>
-      <w:numFmt w:val="decimal"/>
-      <w:lvlText w:val="%9."/>
-      <w:lvlJc w:val="left"/>
-      <w:pPr>
-        <w:ind w:left="6480" w:hanging="480"/>
-      </w:pPr>
-    </w:lvl>
-  </w:abstractNum>
-  <w:abstractNum w:abstractNumId="994181">
-    <w:nsid w:val="A994181"/>
-    <w:multiLevelType w:val="multilevel"/>
-    <w:lvl w:ilvl="0">
-      <w:start w:val="81"/>
-      <w:numFmt w:val="decimal"/>
-      <w:lvlText w:val="%1."/>
-      <w:lvlJc w:val="left"/>
-      <w:pPr>
-        <w:ind w:left="720" w:hanging="480"/>
-      </w:pPr>
-    </w:lvl>
-    <w:lvl w:ilvl="1">
-      <w:start w:val="81"/>
-      <w:numFmt w:val="decimal"/>
-      <w:lvlText w:val="%2."/>
-      <w:lvlJc w:val="left"/>
-      <w:pPr>
-        <w:ind w:left="1440" w:hanging="480"/>
-      </w:pPr>
-    </w:lvl>
-    <w:lvl w:ilvl="2">
-      <w:start w:val="81"/>
-      <w:numFmt w:val="decimal"/>
-      <w:lvlText w:val="%3."/>
-      <w:lvlJc w:val="left"/>
-      <w:pPr>
-        <w:ind w:left="2160" w:hanging="480"/>
-      </w:pPr>
-    </w:lvl>
-    <w:lvl w:ilvl="3">
-      <w:start w:val="81"/>
-      <w:numFmt w:val="decimal"/>
-      <w:lvlText w:val="%4."/>
-      <w:lvlJc w:val="left"/>
-      <w:pPr>
-        <w:ind w:left="2880" w:hanging="480"/>
-      </w:pPr>
-    </w:lvl>
-    <w:lvl w:ilvl="4">
-      <w:start w:val="81"/>
-      <w:numFmt w:val="decimal"/>
-      <w:lvlText w:val="%5."/>
-      <w:lvlJc w:val="left"/>
-      <w:pPr>
-        <w:ind w:left="3600" w:hanging="480"/>
-      </w:pPr>
-    </w:lvl>
-    <w:lvl w:ilvl="5">
-      <w:start w:val="81"/>
-      <w:numFmt w:val="decimal"/>
-      <w:lvlText w:val="%6."/>
-      <w:lvlJc w:val="left"/>
-      <w:pPr>
-        <w:ind w:left="4320" w:hanging="480"/>
-      </w:pPr>
-    </w:lvl>
-    <w:lvl w:ilvl="6">
-      <w:start w:val="81"/>
-      <w:numFmt w:val="decimal"/>
-      <w:lvlText w:val="%7."/>
-      <w:lvlJc w:val="left"/>
-      <w:pPr>
-        <w:ind w:left="5040" w:hanging="480"/>
-      </w:pPr>
-    </w:lvl>
-    <w:lvl w:ilvl="7">
-      <w:start w:val="81"/>
-      <w:numFmt w:val="decimal"/>
-      <w:lvlText w:val="%8."/>
-      <w:lvlJc w:val="left"/>
-      <w:pPr>
-        <w:ind w:left="5760" w:hanging="480"/>
-      </w:pPr>
-    </w:lvl>
-    <w:lvl w:ilvl="8">
-      <w:start w:val="81"/>
-      <w:numFmt w:val="decimal"/>
-      <w:lvlText w:val="%9."/>
-      <w:lvlJc w:val="left"/>
-      <w:pPr>
-        <w:ind w:left="6480" w:hanging="480"/>
-      </w:pPr>
-    </w:lvl>
-  </w:abstractNum>
-  <w:abstractNum w:abstractNumId="9941106">
-    <w:nsid w:val="A9941106"/>
-    <w:multiLevelType w:val="multilevel"/>
-    <w:lvl w:ilvl="0">
-      <w:start w:val="106"/>
-      <w:numFmt w:val="decimal"/>
-      <w:lvlText w:val="%1."/>
-      <w:lvlJc w:val="left"/>
-      <w:pPr>
-        <w:ind w:left="720" w:hanging="480"/>
-      </w:pPr>
-    </w:lvl>
-    <w:lvl w:ilvl="1">
-      <w:start w:val="106"/>
-      <w:numFmt w:val="decimal"/>
-      <w:lvlText w:val="%2."/>
-      <w:lvlJc w:val="left"/>
-      <w:pPr>
-        <w:ind w:left="1440" w:hanging="480"/>
-      </w:pPr>
-    </w:lvl>
-    <w:lvl w:ilvl="2">
-      <w:start w:val="106"/>
-      <w:numFmt w:val="decimal"/>
-      <w:lvlText w:val="%3."/>
-      <w:lvlJc w:val="left"/>
-      <w:pPr>
-        <w:ind w:left="2160" w:hanging="480"/>
-      </w:pPr>
-    </w:lvl>
-    <w:lvl w:ilvl="3">
-      <w:start w:val="106"/>
-      <w:numFmt w:val="decimal"/>
-      <w:lvlText w:val="%4."/>
-      <w:lvlJc w:val="left"/>
-      <w:pPr>
-        <w:ind w:left="2880" w:hanging="480"/>
-      </w:pPr>
-    </w:lvl>
-    <w:lvl w:ilvl="4">
-      <w:start w:val="106"/>
-      <w:numFmt w:val="decimal"/>
-      <w:lvlText w:val="%5."/>
-      <w:lvlJc w:val="left"/>
-      <w:pPr>
-        <w:ind w:left="3600" w:hanging="480"/>
-      </w:pPr>
-    </w:lvl>
-    <w:lvl w:ilvl="5">
-      <w:start w:val="106"/>
-      <w:numFmt w:val="decimal"/>
-      <w:lvlText w:val="%6."/>
-      <w:lvlJc w:val="left"/>
-      <w:pPr>
-        <w:ind w:left="4320" w:hanging="480"/>
-      </w:pPr>
-    </w:lvl>
-    <w:lvl w:ilvl="6">
-      <w:start w:val="106"/>
-      <w:numFmt w:val="decimal"/>
-      <w:lvlText w:val="%7."/>
-      <w:lvlJc w:val="left"/>
-      <w:pPr>
-        <w:ind w:left="5040" w:hanging="480"/>
-      </w:pPr>
-    </w:lvl>
-    <w:lvl w:ilvl="7">
-      <w:start w:val="106"/>
-      <w:numFmt w:val="decimal"/>
-      <w:lvlText w:val="%8."/>
-      <w:lvlJc w:val="left"/>
-      <w:pPr>
-        <w:ind w:left="5760" w:hanging="480"/>
-      </w:pPr>
-    </w:lvl>
-    <w:lvl w:ilvl="8">
-      <w:start w:val="106"/>
-      <w:numFmt w:val="decimal"/>
-      <w:lvlText w:val="%9."/>
-      <w:lvlJc w:val="left"/>
-      <w:pPr>
-        <w:ind w:left="6480" w:hanging="480"/>
-      </w:pPr>
-    </w:lvl>
-  </w:abstractNum>
   <w:num w:numId="1000">
     <w:abstractNumId w:val="990"/>
-  </w:num>
-  <w:num w:numId="1001">
-    <w:abstractNumId w:val="99411"/>
-    <w:lvlOverride w:ilvl="0">
-      <w:startOverride w:val="1"/>
-    </w:lvlOverride>
-    <w:lvlOverride w:ilvl="1">
-      <w:startOverride w:val="1"/>
-    </w:lvlOverride>
-    <w:lvlOverride w:ilvl="2">
-      <w:startOverride w:val="1"/>
-    </w:lvlOverride>
-    <w:lvlOverride w:ilvl="3">
-      <w:startOverride w:val="1"/>
-    </w:lvlOverride>
-    <w:lvlOverride w:ilvl="4">
-      <w:startOverride w:val="1"/>
-    </w:lvlOverride>
-    <w:lvlOverride w:ilvl="5">
-      <w:startOverride w:val="1"/>
-    </w:lvlOverride>
-    <w:lvlOverride w:ilvl="6">
-      <w:startOverride w:val="1"/>
-    </w:lvlOverride>
-    <w:lvlOverride w:ilvl="7">
-      <w:startOverride w:val="1"/>
-    </w:lvlOverride>
-    <w:lvlOverride w:ilvl="8">
-      <w:startOverride w:val="1"/>
-    </w:lvlOverride>
-  </w:num>
-  <w:num w:numId="1002">
-    <w:abstractNumId w:val="994116"/>
-    <w:lvlOverride w:ilvl="0">
-      <w:startOverride w:val="16"/>
-    </w:lvlOverride>
-    <w:lvlOverride w:ilvl="1">
-      <w:startOverride w:val="16"/>
-    </w:lvlOverride>
-    <w:lvlOverride w:ilvl="2">
-      <w:startOverride w:val="16"/>
-    </w:lvlOverride>
-    <w:lvlOverride w:ilvl="3">
-      <w:startOverride w:val="16"/>
-    </w:lvlOverride>
-    <w:lvlOverride w:ilvl="4">
-      <w:startOverride w:val="16"/>
-    </w:lvlOverride>
-    <w:lvlOverride w:ilvl="5">
-      <w:startOverride w:val="16"/>
-    </w:lvlOverride>
-    <w:lvlOverride w:ilvl="6">
-      <w:startOverride w:val="16"/>
-    </w:lvlOverride>
-    <w:lvlOverride w:ilvl="7">
-      <w:startOverride w:val="16"/>
-    </w:lvlOverride>
-    <w:lvlOverride w:ilvl="8">
-      <w:startOverride w:val="16"/>
-    </w:lvlOverride>
-  </w:num>
-  <w:num w:numId="1003">
-    <w:abstractNumId w:val="994151"/>
-    <w:lvlOverride w:ilvl="0">
-      <w:startOverride w:val="51"/>
-    </w:lvlOverride>
-    <w:lvlOverride w:ilvl="1">
-      <w:startOverride w:val="51"/>
-    </w:lvlOverride>
-    <w:lvlOverride w:ilvl="2">
-      <w:startOverride w:val="51"/>
-    </w:lvlOverride>
-    <w:lvlOverride w:ilvl="3">
-      <w:startOverride w:val="51"/>
-    </w:lvlOverride>
-    <w:lvlOverride w:ilvl="4">
-      <w:startOverride w:val="51"/>
-    </w:lvlOverride>
-    <w:lvlOverride w:ilvl="5">
-      <w:startOverride w:val="51"/>
-    </w:lvlOverride>
-    <w:lvlOverride w:ilvl="6">
-      <w:startOverride w:val="51"/>
-    </w:lvlOverride>
-    <w:lvlOverride w:ilvl="7">
-      <w:startOverride w:val="51"/>
-    </w:lvlOverride>
-    <w:lvlOverride w:ilvl="8">
-      <w:startOverride w:val="51"/>
-    </w:lvlOverride>
-  </w:num>
-  <w:num w:numId="1004">
-    <w:abstractNumId w:val="994181"/>
-    <w:lvlOverride w:ilvl="0">
-      <w:startOverride w:val="81"/>
-    </w:lvlOverride>
-    <w:lvlOverride w:ilvl="1">
-      <w:startOverride w:val="81"/>
-    </w:lvlOverride>
-    <w:lvlOverride w:ilvl="2">
-      <w:startOverride w:val="81"/>
-    </w:lvlOverride>
-    <w:lvlOverride w:ilvl="3">
-      <w:startOverride w:val="81"/>
-    </w:lvlOverride>
-    <w:lvlOverride w:ilvl="4">
-      <w:startOverride w:val="81"/>
-    </w:lvlOverride>
-    <w:lvlOverride w:ilvl="5">
-      <w:startOverride w:val="81"/>
-    </w:lvlOverride>
-    <w:lvlOverride w:ilvl="6">
-      <w:startOverride w:val="81"/>
-    </w:lvlOverride>
-    <w:lvlOverride w:ilvl="7">
-      <w:startOverride w:val="81"/>
-    </w:lvlOverride>
-    <w:lvlOverride w:ilvl="8">
-      <w:startOverride w:val="81"/>
-    </w:lvlOverride>
-  </w:num>
-  <w:num w:numId="1005">
-    <w:abstractNumId w:val="9941106"/>
-    <w:lvlOverride w:ilvl="0">
-      <w:startOverride w:val="106"/>
-    </w:lvlOverride>
-    <w:lvlOverride w:ilvl="1">
-      <w:startOverride w:val="106"/>
-    </w:lvlOverride>
-    <w:lvlOverride w:ilvl="2">
-      <w:startOverride w:val="106"/>
-    </w:lvlOverride>
-    <w:lvlOverride w:ilvl="3">
-      <w:startOverride w:val="106"/>
-    </w:lvlOverride>
-    <w:lvlOverride w:ilvl="4">
-      <w:startOverride w:val="106"/>
-    </w:lvlOverride>
-    <w:lvlOverride w:ilvl="5">
-      <w:startOverride w:val="106"/>
-    </w:lvlOverride>
-    <w:lvlOverride w:ilvl="6">
-      <w:startOverride w:val="106"/>
-    </w:lvlOverride>
-    <w:lvlOverride w:ilvl="7">
-      <w:startOverride w:val="106"/>
-    </w:lvlOverride>
-    <w:lvlOverride w:ilvl="8">
-      <w:startOverride w:val="106"/>
-    </w:lvlOverride>
   </w:num>
 </w:numbering>
 </file>
